--- a/src/Tests/Inputs/newsletters/04/input.docx
+++ b/src/Tests/Inputs/newsletters/04/input.docx
@@ -1,6 +1,6 @@
 
 <file path=word/document.xml><?xml version="1.0" encoding="utf-8"?>
-<w:document xmlns:wpc="http://schemas.microsoft.com/office/word/2010/wordprocessingCanvas" xmlns:cx="http://schemas.microsoft.com/office/drawing/2014/chartex" xmlns:cx1="http://schemas.microsoft.com/office/drawing/2015/9/8/chartex" xmlns:cx2="http://schemas.microsoft.com/office/drawing/2015/10/21/chartex" xmlns:cx3="http://schemas.microsoft.com/office/drawing/2016/5/9/chartex" xmlns:cx4="http://schemas.microsoft.com/office/drawing/2016/5/10/chartex" xmlns:cx5="http://schemas.microsoft.com/office/drawing/2016/5/11/chartex" xmlns:cx6="http://schemas.microsoft.com/office/drawing/2016/5/12/chartex" xmlns:cx7="http://schemas.microsoft.com/office/drawing/2016/5/13/chartex" xmlns:cx8="http://schemas.microsoft.com/office/drawing/2016/5/14/chartex" xmlns:mc="http://schemas.openxmlformats.org/markup-compatibility/2006" xmlns:aink="http://schemas.microsoft.com/office/drawing/2016/ink" xmlns:am3d="http://schemas.microsoft.com/office/drawing/2017/model3d" xmlns:o="urn:schemas-microsoft-com:office:office" xmlns:r="http://schemas.openxmlformats.org/officeDocument/2006/relationships" xmlns:m="http://schemas.openxmlformats.org/officeDocument/2006/math" xmlns:v="urn:schemas-microsoft-com:vml" xmlns:wp14="http://schemas.microsoft.com/office/word/2010/wordprocessingDrawing" xmlns:wp="http://schemas.openxmlformats.org/drawingml/2006/wordprocessingDrawing" xmlns:w10="urn:schemas-microsoft-com:office:word" xmlns:w="http://schemas.openxmlformats.org/wordprocessingml/2006/main" xmlns:w14="http://schemas.microsoft.com/office/word/2010/wordml" xmlns:w15="http://schemas.microsoft.com/office/word/2012/wordml" xmlns:w16cex="http://schemas.microsoft.com/office/word/2018/wordml/cex" xmlns:w16cid="http://schemas.microsoft.com/office/word/2016/wordml/cid" xmlns:w16="http://schemas.microsoft.com/office/word/2018/wordml" xmlns:w16se="http://schemas.microsoft.com/office/word/2015/wordml/symex" xmlns:wpg="http://schemas.microsoft.com/office/word/2010/wordprocessingGroup" xmlns:wpi="http://schemas.microsoft.com/office/word/2010/wordprocessingInk" xmlns:wne="http://schemas.microsoft.com/office/word/2006/wordml" xmlns:wps="http://schemas.microsoft.com/office/word/2010/wordprocessingShape" mc:Ignorable="w14 w15 w16se w16cid w16 w16cex wp14">
+<w:document xmlns:a="http://schemas.openxmlformats.org/drawingml/2006/main" xmlns:a16="http://schemas.microsoft.com/office/drawing/2014/main" xmlns:adec="http://schemas.microsoft.com/office/drawing/2017/decorative" xmlns:pic="http://schemas.openxmlformats.org/drawingml/2006/picture" xmlns:a14="http://schemas.microsoft.com/office/drawing/2010/main" xmlns:wpc="http://schemas.microsoft.com/office/word/2010/wordprocessingCanvas" xmlns:cx="http://schemas.microsoft.com/office/drawing/2014/chartex" xmlns:cx1="http://schemas.microsoft.com/office/drawing/2015/9/8/chartex" xmlns:cx2="http://schemas.microsoft.com/office/drawing/2015/10/21/chartex" xmlns:cx3="http://schemas.microsoft.com/office/drawing/2016/5/9/chartex" xmlns:cx4="http://schemas.microsoft.com/office/drawing/2016/5/10/chartex" xmlns:cx5="http://schemas.microsoft.com/office/drawing/2016/5/11/chartex" xmlns:cx6="http://schemas.microsoft.com/office/drawing/2016/5/12/chartex" xmlns:cx7="http://schemas.microsoft.com/office/drawing/2016/5/13/chartex" xmlns:cx8="http://schemas.microsoft.com/office/drawing/2016/5/14/chartex" xmlns:mc="http://schemas.openxmlformats.org/markup-compatibility/2006" xmlns:aink="http://schemas.microsoft.com/office/drawing/2016/ink" xmlns:am3d="http://schemas.microsoft.com/office/drawing/2017/model3d" xmlns:o="urn:schemas-microsoft-com:office:office" xmlns:r="http://schemas.openxmlformats.org/officeDocument/2006/relationships" xmlns:m="http://schemas.openxmlformats.org/officeDocument/2006/math" xmlns:v="urn:schemas-microsoft-com:vml" xmlns:wp14="http://schemas.microsoft.com/office/word/2010/wordprocessingDrawing" xmlns:wp="http://schemas.openxmlformats.org/drawingml/2006/wordprocessingDrawing" xmlns:w10="urn:schemas-microsoft-com:office:word" xmlns:w="http://schemas.openxmlformats.org/wordprocessingml/2006/main" xmlns:w14="http://schemas.microsoft.com/office/word/2010/wordml" xmlns:w15="http://schemas.microsoft.com/office/word/2012/wordml" xmlns:w16cex="http://schemas.microsoft.com/office/word/2018/wordml/cex" xmlns:w16cid="http://schemas.microsoft.com/office/word/2016/wordml/cid" xmlns:w16="http://schemas.microsoft.com/office/word/2018/wordml" xmlns:w16se="http://schemas.microsoft.com/office/word/2015/wordml/symex" xmlns:wpg="http://schemas.microsoft.com/office/word/2010/wordprocessingGroup" xmlns:wpi="http://schemas.microsoft.com/office/word/2010/wordprocessingInk" xmlns:wne="http://schemas.microsoft.com/office/word/2006/wordml" xmlns:wps="http://schemas.microsoft.com/office/word/2010/wordprocessingShape" mc:Ignorable="w14 w15 w16se w16cid w16 w16cex wp14">
   <w:body>
     <w:p>
       <w:pPr>
@@ -13,7 +13,7 @@
         <mc:AlternateContent>
           <mc:Choice Requires="wps">
             <w:drawing>
-              <wp:anchor distT="0" distB="0" distL="114300" distR="114300" simplePos="0" relativeHeight="251692032" behindDoc="1" locked="1" layoutInCell="1" allowOverlap="1" wp14:anchorId="38786E1A" wp14:editId="11583827">
+              <wp:anchor distT="0" distB="0" distL="114300" distR="114300" simplePos="0" relativeHeight="251692032" behindDoc="1" locked="1" layoutInCell="1" allowOverlap="1" wp14:editId="11583827" wp14:anchorId="38786E1A">
                 <wp:simplePos x="0" y="0"/>
                 <wp:positionH relativeFrom="column">
                   <wp:posOffset>1614170</wp:posOffset>
@@ -179,7 +179,7 @@
           </mc:Choice>
           <mc:Fallback>
             <w:pict>
-              <v:shape w14:anchorId="32EF0DF5" id="Freeform: Shape 16" o:spid="_x0000_s1026" alt="&quot;&quot;" style="position:absolute;margin-left:127.1pt;margin-top:-28.85pt;width:393.8pt;height:219.6pt;z-index:-251624448;visibility:visible;mso-wrap-style:square;mso-width-percent:0;mso-height-percent:0;mso-wrap-distance-left:9pt;mso-wrap-distance-top:0;mso-wrap-distance-right:9pt;mso-wrap-distance-bottom:0;mso-position-horizontal:absolute;mso-position-horizontal-relative:text;mso-position-vertical:absolute;mso-position-vertical-relative:text;mso-width-percent:0;mso-height-percent:0;mso-width-relative:margin;mso-height-relative:margin;v-text-anchor:middle" coordsize="5003799,2786544" o:gfxdata="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" path="m17318,l4986481,r4401,28839c4999423,112946,5003799,198284,5003799,284644v,1381761,-1120139,2501900,-2501900,2501900c1206498,2786544,141039,1802047,12916,540449l,284663r,-38l12916,28839,17318,xe" fillcolor="#e8e8e3 [1302]" stroked="f" strokeweight="1pt">
+              <v:shape id="Freeform: Shape 16" style="position:absolute;margin-left:127.1pt;margin-top:-28.85pt;width:393.8pt;height:219.6pt;z-index:-251624448;visibility:visible;mso-wrap-style:square;mso-width-percent:0;mso-height-percent:0;mso-wrap-distance-left:9pt;mso-wrap-distance-top:0;mso-wrap-distance-right:9pt;mso-wrap-distance-bottom:0;mso-position-horizontal:absolute;mso-position-horizontal-relative:text;mso-position-vertical:absolute;mso-position-vertical-relative:text;mso-width-percent:0;mso-height-percent:0;mso-width-relative:margin;mso-height-relative:margin;v-text-anchor:middle" alt="&quot;&quot;" coordsize="5003799,2786544" o:spid="_x0000_s1026" fillcolor="#e8e8e3 [1302]" stroked="f" strokeweight="1pt" path="m17318,l4986481,r4401,28839c4999423,112946,5003799,198284,5003799,284644v,1381761,-1120139,2501900,-2501900,2501900c1206498,2786544,141039,1802047,12916,540449l,284663r,-38l12916,28839,17318,xe" o:gfxdata="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" w14:anchorId="32EF0DF5">
                 <v:stroke joinstyle="miter"/>
                 <v:path arrowok="t" o:connecttype="custom" o:connectlocs="17309,0;4983951,0;4988350,28864;5001260,284887;2500630,2788920;12909,540910;0,284906;0,284868;12909,28864" o:connectangles="0,0,0,0,0,0,0,0,0"/>
                 <w10:anchorlock/>
@@ -358,7 +358,7 @@
             <w:tcBorders>
               <w:top w:val="nil"/>
               <w:left w:val="nil"/>
-              <w:bottom w:val="single" w:sz="4" w:space="0" w:color="5F645C" w:themeColor="accent2" w:themeShade="BF"/>
+              <w:bottom w:val="single" w:color="5F645C" w:themeColor="accent2" w:themeShade="BF" w:sz="4" w:space="0"/>
               <w:right w:val="nil"/>
             </w:tcBorders>
             <w:tcMar>
@@ -423,7 +423,7 @@
             <w:tcBorders>
               <w:top w:val="nil"/>
               <w:left w:val="nil"/>
-              <w:bottom w:val="single" w:sz="4" w:space="0" w:color="5F645C" w:themeColor="accent2" w:themeShade="BF"/>
+              <w:bottom w:val="single" w:color="5F645C" w:themeColor="accent2" w:themeShade="BF" w:sz="4" w:space="0"/>
               <w:right w:val="nil"/>
             </w:tcBorders>
             <w:vAlign w:val="center"/>
@@ -449,7 +449,7 @@
           <w:tcPr>
             <w:tcW w:w="3960" w:type="dxa"/>
             <w:tcBorders>
-              <w:top w:val="single" w:sz="4" w:space="0" w:color="5F645C" w:themeColor="accent2" w:themeShade="BF"/>
+              <w:top w:val="single" w:color="5F645C" w:themeColor="accent2" w:themeShade="BF" w:sz="4" w:space="0"/>
               <w:left w:val="nil"/>
               <w:bottom w:val="nil"/>
               <w:right w:val="nil"/>
@@ -478,7 +478,7 @@
             <w:gridSpan w:val="4"/>
             <w:vMerge/>
             <w:tcBorders>
-              <w:top w:val="single" w:sz="4" w:space="0" w:color="5F645C" w:themeColor="accent2" w:themeShade="BF"/>
+              <w:top w:val="single" w:color="5F645C" w:themeColor="accent2" w:themeShade="BF" w:sz="4" w:space="0"/>
               <w:left w:val="nil"/>
               <w:bottom w:val="nil"/>
               <w:right w:val="nil"/>
@@ -501,7 +501,7 @@
           <w:tcPr>
             <w:tcW w:w="3939" w:type="dxa"/>
             <w:tcBorders>
-              <w:top w:val="single" w:sz="4" w:space="0" w:color="5F645C" w:themeColor="accent2" w:themeShade="BF"/>
+              <w:top w:val="single" w:color="5F645C" w:themeColor="accent2" w:themeShade="BF" w:sz="4" w:space="0"/>
               <w:left w:val="nil"/>
               <w:bottom w:val="nil"/>
               <w:right w:val="nil"/>
@@ -945,8 +945,8 @@
                 </mc:Choice>
                 <mc:Fallback>
                   <w:pict>
-                    <v:oval w14:anchorId="2F87056D" id="Oval 44" o:spid="_x0000_s1026" alt="Green celery smoothie" style="width:145.2pt;height:145.2pt;visibility:visible;mso-wrap-style:square;mso-left-percent:-10001;mso-top-percent:-10001;mso-position-horizontal:absolute;mso-position-horizontal-relative:char;mso-position-vertical:absolute;mso-position-vertical-relative:line;mso-left-percent:-10001;mso-top-percent:-10001;v-text-anchor:middle" o:gfxdata="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" stroked="f" strokeweight="1pt">
-                      <v:fill r:id="rId13" o:title="Green celery smoothie" recolor="t" rotate="t" type="frame"/>
+                    <v:oval id="Oval 44" style="width:145.2pt;height:145.2pt;visibility:visible;mso-wrap-style:square;mso-left-percent:-10001;mso-top-percent:-10001;mso-position-horizontal:absolute;mso-position-horizontal-relative:char;mso-position-vertical:absolute;mso-position-vertical-relative:line;mso-left-percent:-10001;mso-top-percent:-10001;v-text-anchor:middle" alt="Green celery smoothie" o:spid="_x0000_s1026" stroked="f" strokeweight="1pt" o:gfxdata="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" w14:anchorId="2F87056D">
+                      <v:fill type="frame" o:title="Green celery smoothie" recolor="t" rotate="t" r:id="rId13"/>
                       <v:stroke joinstyle="miter"/>
                       <w10:anchorlock/>
                     </v:oval>
@@ -999,7 +999,7 @@
             <w:tcBorders>
               <w:top w:val="nil"/>
               <w:left w:val="nil"/>
-              <w:bottom w:val="single" w:sz="4" w:space="0" w:color="8A7760" w:themeColor="accent1" w:themeShade="BF"/>
+              <w:bottom w:val="single" w:color="8A7760" w:themeColor="accent1" w:themeShade="BF" w:sz="4" w:space="0"/>
               <w:right w:val="nil"/>
             </w:tcBorders>
             <w:tcMar>
@@ -1098,7 +1098,7 @@
             <w:tcW w:w="8523" w:type="dxa"/>
             <w:gridSpan w:val="3"/>
             <w:tcBorders>
-              <w:top w:val="single" w:sz="4" w:space="0" w:color="8A7760" w:themeColor="accent1" w:themeShade="BF"/>
+              <w:top w:val="single" w:color="8A7760" w:themeColor="accent1" w:themeShade="BF" w:sz="4" w:space="0"/>
               <w:left w:val="nil"/>
               <w:bottom w:val="nil"/>
               <w:right w:val="nil"/>
@@ -1537,7 +1537,7 @@
         <mc:AlternateContent>
           <mc:Choice Requires="wps">
             <w:drawing>
-              <wp:anchor distT="0" distB="0" distL="114300" distR="114300" simplePos="0" relativeHeight="251685888" behindDoc="1" locked="1" layoutInCell="1" allowOverlap="1" wp14:anchorId="2AC6A0E7" wp14:editId="459F74FF">
+              <wp:anchor distT="0" distB="0" distL="114300" distR="114300" simplePos="0" relativeHeight="251685888" behindDoc="1" locked="1" layoutInCell="1" allowOverlap="1" wp14:editId="459F74FF" wp14:anchorId="2AC6A0E7">
                 <wp:simplePos x="0" y="0"/>
                 <wp:positionH relativeFrom="column">
                   <wp:posOffset>2735580</wp:posOffset>
@@ -1669,7 +1669,7 @@
           </mc:Choice>
           <mc:Fallback>
             <w:pict>
-              <v:shape w14:anchorId="10D2AFBF" id="Freeform: Shape 12" o:spid="_x0000_s1026" alt="&quot;&quot;" style="position:absolute;margin-left:215.4pt;margin-top:-18pt;width:216.7pt;height:56.15pt;z-index:-251630592;visibility:visible;mso-wrap-style:square;mso-width-percent:0;mso-height-percent:0;mso-wrap-distance-left:9pt;mso-wrap-distance-top:0;mso-wrap-distance-right:9pt;mso-wrap-distance-bottom:0;mso-position-horizontal:absolute;mso-position-horizontal-relative:text;mso-position-vertical:absolute;mso-position-vertical-relative:text;mso-width-percent:0;mso-height-percent:0;mso-width-relative:margin;mso-height-relative:margin;v-text-anchor:middle" coordsize="2748917,713105" o:gfxdata="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" path="m,l2748917,r-74987,100278c2365056,474547,1897616,713105,1374458,713105,851300,713105,383860,474547,74986,100278l,xe" fillcolor="#e8e8e3 [1302]" stroked="f" strokeweight="1pt">
+              <v:shape id="Freeform: Shape 12" style="position:absolute;margin-left:215.4pt;margin-top:-18pt;width:216.7pt;height:56.15pt;z-index:-251630592;visibility:visible;mso-wrap-style:square;mso-width-percent:0;mso-height-percent:0;mso-wrap-distance-left:9pt;mso-wrap-distance-top:0;mso-wrap-distance-right:9pt;mso-wrap-distance-bottom:0;mso-position-horizontal:absolute;mso-position-horizontal-relative:text;mso-position-vertical:absolute;mso-position-vertical-relative:text;mso-width-percent:0;mso-height-percent:0;mso-width-relative:margin;mso-height-relative:margin;v-text-anchor:middle" alt="&quot;&quot;" coordsize="2748917,713105" o:spid="_x0000_s1026" fillcolor="#e8e8e3 [1302]" stroked="f" strokeweight="1pt" path="m,l2748917,r-74987,100278c2365056,474547,1897616,713105,1374458,713105,851300,713105,383860,474547,74986,100278l,xe" o:gfxdata="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" w14:anchorId="10D2AFBF">
                 <v:stroke joinstyle="miter"/>
                 <v:path arrowok="t" o:connecttype="custom" o:connectlocs="0,0;2752344,0;2677264,100296;1376171,713232;75079,100296" o:connectangles="0,0,0,0,0"/>
                 <w10:anchorlock/>
@@ -1705,7 +1705,7 @@
             <w:tcBorders>
               <w:top w:val="nil"/>
               <w:left w:val="nil"/>
-              <w:bottom w:val="single" w:sz="4" w:space="0" w:color="8A7760" w:themeColor="accent1" w:themeShade="BF"/>
+              <w:bottom w:val="single" w:color="8A7760" w:themeColor="accent1" w:themeShade="BF" w:sz="4" w:space="0"/>
               <w:right w:val="nil"/>
             </w:tcBorders>
             <w:shd w:val="clear" w:color="auto" w:fill="auto"/>
@@ -1714,7 +1714,7 @@
               <w:right w:w="0" w:type="dxa"/>
             </w:tcMar>
           </w:tcPr>
-          <w:bookmarkStart w:id="0" w:name="_Hlk55863192"/>
+          <w:bookmarkStart w:name="_Hlk55863192" w:id="0"/>
           <w:p>
             <w:pPr>
               <w:pStyle w:val="Header"/>
@@ -1751,7 +1751,7 @@
             <w:tcW w:w="8630" w:type="dxa"/>
             <w:gridSpan w:val="3"/>
             <w:tcBorders>
-              <w:top w:val="single" w:sz="4" w:space="0" w:color="8A7760" w:themeColor="accent1" w:themeShade="BF"/>
+              <w:top w:val="single" w:color="8A7760" w:themeColor="accent1" w:themeShade="BF" w:sz="4" w:space="0"/>
               <w:left w:val="nil"/>
               <w:bottom w:val="nil"/>
               <w:right w:val="nil"/>
@@ -1822,7 +1822,7 @@
           <w:tcPr>
             <w:tcW w:w="240" w:type="dxa"/>
             <w:tcBorders>
-              <w:top w:val="single" w:sz="4" w:space="0" w:color="8A7760" w:themeColor="accent1" w:themeShade="BF"/>
+              <w:top w:val="single" w:color="8A7760" w:themeColor="accent1" w:themeShade="BF" w:sz="4" w:space="0"/>
               <w:left w:val="nil"/>
               <w:bottom w:val="nil"/>
               <w:right w:val="nil"/>
@@ -1836,7 +1836,7 @@
             <w:gridSpan w:val="2"/>
             <w:vMerge w:val="restart"/>
             <w:tcBorders>
-              <w:top w:val="single" w:sz="4" w:space="0" w:color="8A7760" w:themeColor="accent1" w:themeShade="BF"/>
+              <w:top w:val="single" w:color="8A7760" w:themeColor="accent1" w:themeShade="BF" w:sz="4" w:space="0"/>
               <w:left w:val="nil"/>
               <w:right w:val="nil"/>
             </w:tcBorders>
@@ -2117,8 +2117,8 @@
                 </mc:Choice>
                 <mc:Fallback>
                   <w:pict>
-                    <v:oval w14:anchorId="07A7A696" id="Oval 46" o:spid="_x0000_s1026" alt="Still life wooden spoons in pitcher on kitchen counter" style="width:145.2pt;height:145.2pt;visibility:visible;mso-wrap-style:square;mso-left-percent:-10001;mso-top-percent:-10001;mso-position-horizontal:absolute;mso-position-horizontal-relative:char;mso-position-vertical:absolute;mso-position-vertical-relative:line;mso-left-percent:-10001;mso-top-percent:-10001;v-text-anchor:middle" o:gfxdata="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" stroked="f" strokeweight="1pt">
-                      <v:fill r:id="rId16" o:title="Still life wooden spoons in pitcher on kitchen counter" recolor="t" rotate="t" type="frame"/>
+                    <v:oval id="Oval 46" style="width:145.2pt;height:145.2pt;visibility:visible;mso-wrap-style:square;mso-left-percent:-10001;mso-top-percent:-10001;mso-position-horizontal:absolute;mso-position-horizontal-relative:char;mso-position-vertical:absolute;mso-position-vertical-relative:line;mso-left-percent:-10001;mso-top-percent:-10001;v-text-anchor:middle" alt="Still life wooden spoons in pitcher on kitchen counter" o:spid="_x0000_s1026" stroked="f" strokeweight="1pt" o:gfxdata="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" w14:anchorId="07A7A696">
+                      <v:fill type="frame" o:title="Still life wooden spoons in pitcher on kitchen counter" recolor="t" rotate="t" r:id="rId16"/>
                       <v:stroke joinstyle="miter"/>
                       <w10:anchorlock/>
                     </v:oval>
@@ -2165,7 +2165,7 @@
             <w:tcBorders>
               <w:top w:val="nil"/>
               <w:left w:val="nil"/>
-              <w:bottom w:val="single" w:sz="4" w:space="0" w:color="8A7760" w:themeColor="accent1" w:themeShade="BF"/>
+              <w:bottom w:val="single" w:color="8A7760" w:themeColor="accent1" w:themeShade="BF" w:sz="4" w:space="0"/>
               <w:right w:val="nil"/>
             </w:tcBorders>
             <w:shd w:val="clear" w:color="auto" w:fill="auto"/>
@@ -2231,7 +2231,7 @@
             <w:tcW w:w="8630" w:type="dxa"/>
             <w:gridSpan w:val="3"/>
             <w:tcBorders>
-              <w:top w:val="single" w:sz="4" w:space="0" w:color="8A7760" w:themeColor="accent1" w:themeShade="BF"/>
+              <w:top w:val="single" w:color="8A7760" w:themeColor="accent1" w:themeShade="BF" w:sz="4" w:space="0"/>
               <w:left w:val="nil"/>
               <w:bottom w:val="nil"/>
               <w:right w:val="nil"/>
@@ -2354,7 +2354,7 @@
             <w:tcBorders>
               <w:top w:val="nil"/>
               <w:left w:val="nil"/>
-              <w:bottom w:val="single" w:sz="4" w:space="0" w:color="8A7760" w:themeColor="accent1" w:themeShade="BF"/>
+              <w:bottom w:val="single" w:color="8A7760" w:themeColor="accent1" w:themeShade="BF" w:sz="4" w:space="0"/>
               <w:right w:val="nil"/>
             </w:tcBorders>
             <w:tcMar>
@@ -2472,7 +2472,7 @@
             <w:tcBorders>
               <w:top w:val="nil"/>
               <w:left w:val="nil"/>
-              <w:bottom w:val="single" w:sz="4" w:space="0" w:color="8A7760" w:themeColor="accent1" w:themeShade="BF"/>
+              <w:bottom w:val="single" w:color="8A7760" w:themeColor="accent1" w:themeShade="BF" w:sz="4" w:space="0"/>
               <w:right w:val="nil"/>
             </w:tcBorders>
             <w:tcMar>
@@ -2538,7 +2538,7 @@
             <w:tcBorders>
               <w:top w:val="nil"/>
               <w:left w:val="nil"/>
-              <w:bottom w:val="single" w:sz="4" w:space="0" w:color="8A7760" w:themeColor="accent1" w:themeShade="BF"/>
+              <w:bottom w:val="single" w:color="8A7760" w:themeColor="accent1" w:themeShade="BF" w:sz="4" w:space="0"/>
               <w:right w:val="nil"/>
             </w:tcBorders>
           </w:tcPr>
@@ -2551,7 +2551,7 @@
             <w:vMerge/>
             <w:tcBorders>
               <w:left w:val="nil"/>
-              <w:bottom w:val="single" w:sz="4" w:space="0" w:color="8A7760" w:themeColor="accent1" w:themeShade="BF"/>
+              <w:bottom w:val="single" w:color="8A7760" w:themeColor="accent1" w:themeShade="BF" w:sz="4" w:space="0"/>
               <w:right w:val="nil"/>
             </w:tcBorders>
             <w:shd w:val="clear" w:color="auto" w:fill="E5DDD7" w:themeFill="accent4" w:themeFillTint="99"/>
@@ -2568,7 +2568,7 @@
             <w:tcW w:w="12960" w:type="dxa"/>
             <w:gridSpan w:val="6"/>
             <w:tcBorders>
-              <w:top w:val="single" w:sz="4" w:space="0" w:color="8A7760" w:themeColor="accent1" w:themeShade="BF"/>
+              <w:top w:val="single" w:color="8A7760" w:themeColor="accent1" w:themeShade="BF" w:sz="4" w:space="0"/>
               <w:left w:val="nil"/>
               <w:bottom w:val="nil"/>
               <w:right w:val="nil"/>
@@ -2747,8 +2747,8 @@
                 </mc:Choice>
                 <mc:Fallback>
                   <w:pict>
-                    <v:rect w14:anchorId="7CAC199E" id="Rectangle 1" o:spid="_x0000_s1026" alt="headshot of a woman" style="width:111.3pt;height:108.8pt;visibility:visible;mso-wrap-style:square;mso-left-percent:-10001;mso-top-percent:-10001;mso-position-horizontal:absolute;mso-position-horizontal-relative:char;mso-position-vertical:absolute;mso-position-vertical-relative:line;mso-left-percent:-10001;mso-top-percent:-10001;v-text-anchor:middle" o:gfxdata="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" stroked="f" strokeweight="1pt">
-                      <v:fill r:id="rId18" o:title="headshot of a woman" recolor="t" rotate="t" type="frame"/>
+                    <v:rect id="Rectangle 1" style="width:111.3pt;height:108.8pt;visibility:visible;mso-wrap-style:square;mso-left-percent:-10001;mso-top-percent:-10001;mso-position-horizontal:absolute;mso-position-horizontal-relative:char;mso-position-vertical:absolute;mso-position-vertical-relative:line;mso-left-percent:-10001;mso-top-percent:-10001;v-text-anchor:middle" alt="headshot of a woman" o:spid="_x0000_s1026" stroked="f" strokeweight="1pt" o:gfxdata="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" w14:anchorId="7CAC199E">
+                      <v:fill type="frame" o:title="headshot of a woman" recolor="t" rotate="t" r:id="rId18"/>
                       <w10:anchorlock/>
                     </v:rect>
                   </w:pict>
@@ -3023,7 +3023,7 @@
           </w:p>
         </w:tc>
       </w:tr>
-      <w:bookmarkStart w:id="1" w:name="_Hlk55863135"/>
+      <w:bookmarkStart w:name="_Hlk55863135" w:id="1"/>
       <w:tr>
         <w:trPr>
           <w:trHeight w:val="144"/>
@@ -3086,7 +3086,7 @@
             <w:tcBorders>
               <w:top w:val="nil"/>
               <w:left w:val="nil"/>
-              <w:bottom w:val="single" w:sz="8" w:space="0" w:color="5F645C" w:themeColor="accent2" w:themeShade="BF"/>
+              <w:bottom w:val="single" w:color="5F645C" w:themeColor="accent2" w:themeShade="BF" w:sz="8" w:space="0"/>
               <w:right w:val="nil"/>
             </w:tcBorders>
           </w:tcPr>
@@ -3161,7 +3161,7 @@
             <w:tcW w:w="11340" w:type="dxa"/>
             <w:gridSpan w:val="4"/>
             <w:tcBorders>
-              <w:top w:val="single" w:sz="8" w:space="0" w:color="5F645C" w:themeColor="accent2" w:themeShade="BF"/>
+              <w:top w:val="single" w:color="5F645C" w:themeColor="accent2" w:themeShade="BF" w:sz="8" w:space="0"/>
               <w:left w:val="nil"/>
               <w:bottom w:val="nil"/>
               <w:right w:val="nil"/>
@@ -3215,7 +3215,7 @@
         <mc:AlternateContent>
           <mc:Choice Requires="wps">
             <w:drawing>
-              <wp:anchor distT="0" distB="0" distL="114300" distR="114300" simplePos="0" relativeHeight="251694080" behindDoc="1" locked="1" layoutInCell="1" allowOverlap="1" wp14:anchorId="554ACEF2" wp14:editId="6903348B">
+              <wp:anchor distT="0" distB="0" distL="114300" distR="114300" simplePos="0" relativeHeight="251694080" behindDoc="1" locked="1" layoutInCell="1" allowOverlap="1" wp14:editId="6903348B" wp14:anchorId="554ACEF2">
                 <wp:simplePos x="0" y="0"/>
                 <wp:positionH relativeFrom="column">
                   <wp:posOffset>2738755</wp:posOffset>
@@ -3344,7 +3344,7 @@
           </mc:Choice>
           <mc:Fallback>
             <w:pict>
-              <v:shape w14:anchorId="579519C6" id="Freeform: Shape 12" o:spid="_x0000_s1026" alt="&quot;&quot;" style="position:absolute;margin-left:215.65pt;margin-top:-18pt;width:216.7pt;height:56.15pt;z-index:-251622400;visibility:visible;mso-wrap-style:square;mso-width-percent:0;mso-height-percent:0;mso-wrap-distance-left:9pt;mso-wrap-distance-top:0;mso-wrap-distance-right:9pt;mso-wrap-distance-bottom:0;mso-position-horizontal:absolute;mso-position-horizontal-relative:text;mso-position-vertical:absolute;mso-position-vertical-relative:text;mso-width-percent:0;mso-height-percent:0;mso-width-relative:margin;mso-height-relative:margin;v-text-anchor:middle" coordsize="2748917,713105" o:gfxdata="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" path="m,l2748917,r-74987,100278c2365056,474547,1897616,713105,1374458,713105,851300,713105,383860,474547,74986,100278l,xe" fillcolor="#e8e8e3 [1302]" stroked="f" strokeweight="1pt">
+              <v:shape id="Freeform: Shape 12" style="position:absolute;margin-left:215.65pt;margin-top:-18pt;width:216.7pt;height:56.15pt;z-index:-251622400;visibility:visible;mso-wrap-style:square;mso-width-percent:0;mso-height-percent:0;mso-wrap-distance-left:9pt;mso-wrap-distance-top:0;mso-wrap-distance-right:9pt;mso-wrap-distance-bottom:0;mso-position-horizontal:absolute;mso-position-horizontal-relative:text;mso-position-vertical:absolute;mso-position-vertical-relative:text;mso-width-percent:0;mso-height-percent:0;mso-width-relative:margin;mso-height-relative:margin;v-text-anchor:middle" alt="&quot;&quot;" coordsize="2748917,713105" o:spid="_x0000_s1026" fillcolor="#e8e8e3 [1302]" stroked="f" strokeweight="1pt" path="m,l2748917,r-74987,100278c2365056,474547,1897616,713105,1374458,713105,851300,713105,383860,474547,74986,100278l,xe" o:gfxdata="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" w14:anchorId="579519C6">
                 <v:stroke joinstyle="miter"/>
                 <v:path arrowok="t" o:connecttype="custom" o:connectlocs="0,0;2752344,0;2677264,100296;1376171,713232;75079,100296" o:connectangles="0,0,0,0,0"/>
                 <w10:anchorlock/>
@@ -3380,7 +3380,7 @@
             <w:tcBorders>
               <w:top w:val="nil"/>
               <w:left w:val="nil"/>
-              <w:bottom w:val="single" w:sz="4" w:space="0" w:color="8A7760" w:themeColor="accent1" w:themeShade="BF"/>
+              <w:bottom w:val="single" w:color="8A7760" w:themeColor="accent1" w:themeShade="BF" w:sz="4" w:space="0"/>
               <w:right w:val="nil"/>
             </w:tcBorders>
             <w:shd w:val="clear" w:color="auto" w:fill="auto"/>
@@ -3415,12 +3415,12 @@
       <w:tr>
         <w:tblPrEx>
           <w:tblBorders>
-            <w:top w:val="none" w:sz="0" w:space="0" w:color="auto"/>
-            <w:left w:val="none" w:sz="0" w:space="0" w:color="auto"/>
-            <w:bottom w:val="none" w:sz="0" w:space="0" w:color="auto"/>
-            <w:right w:val="none" w:sz="0" w:space="0" w:color="auto"/>
-            <w:insideH w:val="none" w:sz="0" w:space="0" w:color="auto"/>
-            <w:insideV w:val="none" w:sz="0" w:space="0" w:color="auto"/>
+            <w:top w:val="none" w:color="auto" w:sz="0" w:space="0"/>
+            <w:left w:val="none" w:color="auto" w:sz="0" w:space="0"/>
+            <w:bottom w:val="none" w:color="auto" w:sz="0" w:space="0"/>
+            <w:right w:val="none" w:color="auto" w:sz="0" w:space="0"/>
+            <w:insideH w:val="none" w:color="auto" w:sz="0" w:space="0"/>
+            <w:insideV w:val="none" w:color="auto" w:sz="0" w:space="0"/>
           </w:tblBorders>
         </w:tblPrEx>
         <w:trPr>
@@ -3495,12 +3495,12 @@
       <w:tr>
         <w:tblPrEx>
           <w:tblBorders>
-            <w:top w:val="none" w:sz="0" w:space="0" w:color="auto"/>
-            <w:left w:val="none" w:sz="0" w:space="0" w:color="auto"/>
-            <w:bottom w:val="none" w:sz="0" w:space="0" w:color="auto"/>
-            <w:right w:val="none" w:sz="0" w:space="0" w:color="auto"/>
-            <w:insideH w:val="none" w:sz="0" w:space="0" w:color="auto"/>
-            <w:insideV w:val="none" w:sz="0" w:space="0" w:color="auto"/>
+            <w:top w:val="none" w:color="auto" w:sz="0" w:space="0"/>
+            <w:left w:val="none" w:color="auto" w:sz="0" w:space="0"/>
+            <w:bottom w:val="none" w:color="auto" w:sz="0" w:space="0"/>
+            <w:right w:val="none" w:color="auto" w:sz="0" w:space="0"/>
+            <w:insideH w:val="none" w:color="auto" w:sz="0" w:space="0"/>
+            <w:insideV w:val="none" w:color="auto" w:sz="0" w:space="0"/>
           </w:tblBorders>
         </w:tblPrEx>
         <w:trPr>
@@ -3511,7 +3511,7 @@
             <w:tcW w:w="12960" w:type="dxa"/>
             <w:gridSpan w:val="6"/>
             <w:tcBorders>
-              <w:bottom w:val="single" w:sz="4" w:space="0" w:color="8A7760" w:themeColor="accent1" w:themeShade="BF"/>
+              <w:bottom w:val="single" w:color="8A7760" w:themeColor="accent1" w:themeShade="BF" w:sz="4" w:space="0"/>
             </w:tcBorders>
             <w:tcMar>
               <w:left w:w="115" w:type="dxa"/>
@@ -3557,12 +3557,12 @@
       <w:tr>
         <w:tblPrEx>
           <w:tblBorders>
-            <w:top w:val="none" w:sz="0" w:space="0" w:color="auto"/>
-            <w:left w:val="none" w:sz="0" w:space="0" w:color="auto"/>
-            <w:bottom w:val="none" w:sz="0" w:space="0" w:color="auto"/>
-            <w:right w:val="none" w:sz="0" w:space="0" w:color="auto"/>
-            <w:insideH w:val="none" w:sz="0" w:space="0" w:color="auto"/>
-            <w:insideV w:val="none" w:sz="0" w:space="0" w:color="auto"/>
+            <w:top w:val="none" w:color="auto" w:sz="0" w:space="0"/>
+            <w:left w:val="none" w:color="auto" w:sz="0" w:space="0"/>
+            <w:bottom w:val="none" w:color="auto" w:sz="0" w:space="0"/>
+            <w:right w:val="none" w:color="auto" w:sz="0" w:space="0"/>
+            <w:insideH w:val="none" w:color="auto" w:sz="0" w:space="0"/>
+            <w:insideV w:val="none" w:color="auto" w:sz="0" w:space="0"/>
           </w:tblBorders>
         </w:tblPrEx>
         <w:trPr>
@@ -3573,7 +3573,7 @@
             <w:tcW w:w="12960" w:type="dxa"/>
             <w:gridSpan w:val="6"/>
             <w:tcBorders>
-              <w:top w:val="single" w:sz="4" w:space="0" w:color="8A7760" w:themeColor="accent1" w:themeShade="BF"/>
+              <w:top w:val="single" w:color="8A7760" w:themeColor="accent1" w:themeShade="BF" w:sz="4" w:space="0"/>
             </w:tcBorders>
             <w:shd w:val="clear" w:color="auto" w:fill="auto"/>
             <w:tcMar>
@@ -3661,12 +3661,12 @@
       <w:tr>
         <w:tblPrEx>
           <w:tblBorders>
-            <w:top w:val="none" w:sz="0" w:space="0" w:color="auto"/>
-            <w:left w:val="none" w:sz="0" w:space="0" w:color="auto"/>
-            <w:bottom w:val="none" w:sz="0" w:space="0" w:color="auto"/>
-            <w:right w:val="none" w:sz="0" w:space="0" w:color="auto"/>
-            <w:insideH w:val="none" w:sz="0" w:space="0" w:color="auto"/>
-            <w:insideV w:val="none" w:sz="0" w:space="0" w:color="auto"/>
+            <w:top w:val="none" w:color="auto" w:sz="0" w:space="0"/>
+            <w:left w:val="none" w:color="auto" w:sz="0" w:space="0"/>
+            <w:bottom w:val="none" w:color="auto" w:sz="0" w:space="0"/>
+            <w:right w:val="none" w:color="auto" w:sz="0" w:space="0"/>
+            <w:insideH w:val="none" w:color="auto" w:sz="0" w:space="0"/>
+            <w:insideV w:val="none" w:color="auto" w:sz="0" w:space="0"/>
           </w:tblBorders>
         </w:tblPrEx>
         <w:trPr>
@@ -3694,7 +3694,7 @@
               </w:rPr>
               <w:t>--------------</w:t>
             </w:r>
-            <w:bookmarkStart w:id="2" w:name="_Hlk51676496"/>
+            <w:bookmarkStart w:name="_Hlk51676496" w:id="2"/>
             <w:r>
               <w:rPr>
                 <w:rStyle w:val="BrownAuthorName"/>
@@ -3856,12 +3856,12 @@
       <w:tr>
         <w:tblPrEx>
           <w:tblBorders>
-            <w:top w:val="none" w:sz="0" w:space="0" w:color="auto"/>
-            <w:left w:val="none" w:sz="0" w:space="0" w:color="auto"/>
-            <w:bottom w:val="none" w:sz="0" w:space="0" w:color="auto"/>
-            <w:right w:val="none" w:sz="0" w:space="0" w:color="auto"/>
-            <w:insideH w:val="none" w:sz="0" w:space="0" w:color="auto"/>
-            <w:insideV w:val="none" w:sz="0" w:space="0" w:color="auto"/>
+            <w:top w:val="none" w:color="auto" w:sz="0" w:space="0"/>
+            <w:left w:val="none" w:color="auto" w:sz="0" w:space="0"/>
+            <w:bottom w:val="none" w:color="auto" w:sz="0" w:space="0"/>
+            <w:right w:val="none" w:color="auto" w:sz="0" w:space="0"/>
+            <w:insideH w:val="none" w:color="auto" w:sz="0" w:space="0"/>
+            <w:insideV w:val="none" w:color="auto" w:sz="0" w:space="0"/>
           </w:tblBorders>
         </w:tblPrEx>
         <w:trPr>
@@ -3936,12 +3936,12 @@
       <w:tr>
         <w:tblPrEx>
           <w:tblBorders>
-            <w:top w:val="none" w:sz="0" w:space="0" w:color="auto"/>
-            <w:left w:val="none" w:sz="0" w:space="0" w:color="auto"/>
-            <w:bottom w:val="none" w:sz="0" w:space="0" w:color="auto"/>
-            <w:right w:val="none" w:sz="0" w:space="0" w:color="auto"/>
-            <w:insideH w:val="none" w:sz="0" w:space="0" w:color="auto"/>
-            <w:insideV w:val="none" w:sz="0" w:space="0" w:color="auto"/>
+            <w:top w:val="none" w:color="auto" w:sz="0" w:space="0"/>
+            <w:left w:val="none" w:color="auto" w:sz="0" w:space="0"/>
+            <w:bottom w:val="none" w:color="auto" w:sz="0" w:space="0"/>
+            <w:right w:val="none" w:color="auto" w:sz="0" w:space="0"/>
+            <w:insideH w:val="none" w:color="auto" w:sz="0" w:space="0"/>
+            <w:insideV w:val="none" w:color="auto" w:sz="0" w:space="0"/>
           </w:tblBorders>
         </w:tblPrEx>
         <w:trPr>
@@ -4031,8 +4031,8 @@
                 </mc:Choice>
                 <mc:Fallback>
                   <w:pict>
-                    <v:oval w14:anchorId="17AC1C9C" id="Oval 50" o:spid="_x0000_s1026" alt="Farmer holding bunch of fresh green mint" style="width:145.2pt;height:145.2pt;visibility:visible;mso-wrap-style:square;mso-left-percent:-10001;mso-top-percent:-10001;mso-position-horizontal:absolute;mso-position-horizontal-relative:char;mso-position-vertical:absolute;mso-position-vertical-relative:line;mso-left-percent:-10001;mso-top-percent:-10001;v-text-anchor:middle" o:gfxdata="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" stroked="f" strokeweight="1pt">
-                      <v:fill r:id="rId21" o:title="Farmer holding bunch of fresh green mint" recolor="t" rotate="t" type="frame"/>
+                    <v:oval id="Oval 50" style="width:145.2pt;height:145.2pt;visibility:visible;mso-wrap-style:square;mso-left-percent:-10001;mso-top-percent:-10001;mso-position-horizontal:absolute;mso-position-horizontal-relative:char;mso-position-vertical:absolute;mso-position-vertical-relative:line;mso-left-percent:-10001;mso-top-percent:-10001;v-text-anchor:middle" alt="Farmer holding bunch of fresh green mint" o:spid="_x0000_s1026" stroked="f" strokeweight="1pt" o:gfxdata="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" w14:anchorId="17AC1C9C">
+                      <v:fill type="frame" o:title="Farmer holding bunch of fresh green mint" recolor="t" rotate="t" r:id="rId21"/>
                       <v:stroke joinstyle="miter"/>
                       <w10:anchorlock/>
                     </v:oval>
@@ -4231,12 +4231,12 @@
       <w:tr>
         <w:tblPrEx>
           <w:tblBorders>
-            <w:top w:val="none" w:sz="0" w:space="0" w:color="auto"/>
-            <w:left w:val="none" w:sz="0" w:space="0" w:color="auto"/>
-            <w:bottom w:val="none" w:sz="0" w:space="0" w:color="auto"/>
-            <w:right w:val="none" w:sz="0" w:space="0" w:color="auto"/>
-            <w:insideH w:val="none" w:sz="0" w:space="0" w:color="auto"/>
-            <w:insideV w:val="none" w:sz="0" w:space="0" w:color="auto"/>
+            <w:top w:val="none" w:color="auto" w:sz="0" w:space="0"/>
+            <w:left w:val="none" w:color="auto" w:sz="0" w:space="0"/>
+            <w:bottom w:val="none" w:color="auto" w:sz="0" w:space="0"/>
+            <w:right w:val="none" w:color="auto" w:sz="0" w:space="0"/>
+            <w:insideH w:val="none" w:color="auto" w:sz="0" w:space="0"/>
+            <w:insideV w:val="none" w:color="auto" w:sz="0" w:space="0"/>
           </w:tblBorders>
         </w:tblPrEx>
         <w:trPr>
@@ -4323,12 +4323,12 @@
       <w:tr>
         <w:tblPrEx>
           <w:tblBorders>
-            <w:top w:val="none" w:sz="0" w:space="0" w:color="auto"/>
-            <w:left w:val="none" w:sz="0" w:space="0" w:color="auto"/>
-            <w:bottom w:val="none" w:sz="0" w:space="0" w:color="auto"/>
-            <w:right w:val="none" w:sz="0" w:space="0" w:color="auto"/>
-            <w:insideH w:val="none" w:sz="0" w:space="0" w:color="auto"/>
-            <w:insideV w:val="none" w:sz="0" w:space="0" w:color="auto"/>
+            <w:top w:val="none" w:color="auto" w:sz="0" w:space="0"/>
+            <w:left w:val="none" w:color="auto" w:sz="0" w:space="0"/>
+            <w:bottom w:val="none" w:color="auto" w:sz="0" w:space="0"/>
+            <w:right w:val="none" w:color="auto" w:sz="0" w:space="0"/>
+            <w:insideH w:val="none" w:color="auto" w:sz="0" w:space="0"/>
+            <w:insideV w:val="none" w:color="auto" w:sz="0" w:space="0"/>
           </w:tblBorders>
         </w:tblPrEx>
         <w:trPr>
@@ -4397,12 +4397,12 @@
       <w:tr>
         <w:tblPrEx>
           <w:tblBorders>
-            <w:top w:val="none" w:sz="0" w:space="0" w:color="auto"/>
-            <w:left w:val="none" w:sz="0" w:space="0" w:color="auto"/>
-            <w:bottom w:val="none" w:sz="0" w:space="0" w:color="auto"/>
-            <w:right w:val="none" w:sz="0" w:space="0" w:color="auto"/>
-            <w:insideH w:val="none" w:sz="0" w:space="0" w:color="auto"/>
-            <w:insideV w:val="none" w:sz="0" w:space="0" w:color="auto"/>
+            <w:top w:val="none" w:color="auto" w:sz="0" w:space="0"/>
+            <w:left w:val="none" w:color="auto" w:sz="0" w:space="0"/>
+            <w:bottom w:val="none" w:color="auto" w:sz="0" w:space="0"/>
+            <w:right w:val="none" w:color="auto" w:sz="0" w:space="0"/>
+            <w:insideH w:val="none" w:color="auto" w:sz="0" w:space="0"/>
+            <w:insideV w:val="none" w:color="auto" w:sz="0" w:space="0"/>
           </w:tblBorders>
         </w:tblPrEx>
         <w:trPr>
@@ -4656,7 +4656,7 @@
             <w:tcBorders>
               <w:top w:val="nil"/>
               <w:left w:val="nil"/>
-              <w:bottom w:val="single" w:sz="8" w:space="0" w:color="5F645C" w:themeColor="accent2" w:themeShade="BF"/>
+              <w:bottom w:val="single" w:color="5F645C" w:themeColor="accent2" w:themeShade="BF" w:sz="8" w:space="0"/>
               <w:right w:val="nil"/>
             </w:tcBorders>
           </w:tcPr>
@@ -4733,7 +4733,7 @@
             <w:tcW w:w="11340" w:type="dxa"/>
             <w:gridSpan w:val="4"/>
             <w:tcBorders>
-              <w:top w:val="single" w:sz="8" w:space="0" w:color="5F645C" w:themeColor="accent2" w:themeShade="BF"/>
+              <w:top w:val="single" w:color="5F645C" w:themeColor="accent2" w:themeShade="BF" w:sz="8" w:space="0"/>
               <w:left w:val="nil"/>
               <w:bottom w:val="nil"/>
               <w:right w:val="nil"/>
@@ -4788,7 +4788,7 @@
         <mc:AlternateContent>
           <mc:Choice Requires="wps">
             <w:drawing>
-              <wp:anchor distT="0" distB="0" distL="114300" distR="114300" simplePos="0" relativeHeight="251722752" behindDoc="1" locked="1" layoutInCell="1" allowOverlap="1" wp14:anchorId="46E0B526" wp14:editId="01676338">
+              <wp:anchor distT="0" distB="0" distL="114300" distR="114300" simplePos="0" relativeHeight="251722752" behindDoc="1" locked="1" layoutInCell="1" allowOverlap="1" wp14:editId="01676338" wp14:anchorId="46E0B526">
                 <wp:simplePos x="0" y="0"/>
                 <wp:positionH relativeFrom="margin">
                   <wp:posOffset>4701540</wp:posOffset>
@@ -4865,7 +4865,7 @@
           </mc:Choice>
           <mc:Fallback>
             <w:pict>
-              <v:oval w14:anchorId="057ED4F7" id="Oval 52" o:spid="_x0000_s1026" alt="&quot;&quot;" style="position:absolute;margin-left:370.2pt;margin-top:769.2pt;width:236.85pt;height:236.85pt;z-index:-251593728;visibility:visible;mso-wrap-style:square;mso-width-percent:0;mso-height-percent:0;mso-wrap-distance-left:9pt;mso-wrap-distance-top:0;mso-wrap-distance-right:9pt;mso-wrap-distance-bottom:0;mso-position-horizontal:absolute;mso-position-horizontal-relative:margin;mso-position-vertical:absolute;mso-position-vertical-relative:text;mso-width-percent:0;mso-height-percent:0;mso-width-relative:margin;mso-height-relative:margin;v-text-anchor:middle" o:gfxdata="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" fillcolor="#e5ddd7 [1943]" stroked="f" strokeweight="1pt">
+              <v:oval id="Oval 52" style="position:absolute;margin-left:370.2pt;margin-top:769.2pt;width:236.85pt;height:236.85pt;z-index:-251593728;visibility:visible;mso-wrap-style:square;mso-width-percent:0;mso-height-percent:0;mso-wrap-distance-left:9pt;mso-wrap-distance-top:0;mso-wrap-distance-right:9pt;mso-wrap-distance-bottom:0;mso-position-horizontal:absolute;mso-position-horizontal-relative:margin;mso-position-vertical:absolute;mso-position-vertical-relative:text;mso-width-percent:0;mso-height-percent:0;mso-width-relative:margin;mso-height-relative:margin;v-text-anchor:middle" alt="&quot;&quot;" o:spid="_x0000_s1026" fillcolor="#e5ddd7 [1943]" stroked="f" strokeweight="1pt" o:gfxdata="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" w14:anchorId="057ED4F7">
                 <v:stroke joinstyle="miter"/>
                 <w10:wrap anchorx="margin"/>
                 <w10:anchorlock/>
@@ -4881,7 +4881,7 @@
         <mc:AlternateContent>
           <mc:Choice Requires="wps">
             <w:drawing>
-              <wp:anchor distT="0" distB="0" distL="114300" distR="114300" simplePos="0" relativeHeight="251689984" behindDoc="1" locked="1" layoutInCell="1" allowOverlap="1" wp14:anchorId="347631FF" wp14:editId="13E683BC">
+              <wp:anchor distT="0" distB="0" distL="114300" distR="114300" simplePos="0" relativeHeight="251689984" behindDoc="1" locked="1" layoutInCell="1" allowOverlap="1" wp14:editId="13E683BC" wp14:anchorId="347631FF">
                 <wp:simplePos x="0" y="0"/>
                 <wp:positionH relativeFrom="column">
                   <wp:posOffset>2741930</wp:posOffset>
@@ -5010,7 +5010,7 @@
           </mc:Choice>
           <mc:Fallback>
             <w:pict>
-              <v:shape w14:anchorId="10CB2236" id="Freeform: Shape 12" o:spid="_x0000_s1026" alt="&quot;&quot;" style="position:absolute;margin-left:215.9pt;margin-top:-18pt;width:216.7pt;height:56.15pt;z-index:-251626496;visibility:visible;mso-wrap-style:square;mso-width-percent:0;mso-height-percent:0;mso-wrap-distance-left:9pt;mso-wrap-distance-top:0;mso-wrap-distance-right:9pt;mso-wrap-distance-bottom:0;mso-position-horizontal:absolute;mso-position-horizontal-relative:text;mso-position-vertical:absolute;mso-position-vertical-relative:margin;mso-width-percent:0;mso-height-percent:0;mso-width-relative:margin;mso-height-relative:margin;v-text-anchor:middle" coordsize="2748917,713105" o:gfxdata="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" path="m,l2748917,r-74987,100278c2365056,474547,1897616,713105,1374458,713105,851300,713105,383860,474547,74986,100278l,xe" fillcolor="#e8e8e3 [1302]" stroked="f" strokeweight="1pt">
+              <v:shape id="Freeform: Shape 12" style="position:absolute;margin-left:215.9pt;margin-top:-18pt;width:216.7pt;height:56.15pt;z-index:-251626496;visibility:visible;mso-wrap-style:square;mso-width-percent:0;mso-height-percent:0;mso-wrap-distance-left:9pt;mso-wrap-distance-top:0;mso-wrap-distance-right:9pt;mso-wrap-distance-bottom:0;mso-position-horizontal:absolute;mso-position-horizontal-relative:text;mso-position-vertical:absolute;mso-position-vertical-relative:margin;mso-width-percent:0;mso-height-percent:0;mso-width-relative:margin;mso-height-relative:margin;v-text-anchor:middle" alt="&quot;&quot;" coordsize="2748917,713105" o:spid="_x0000_s1026" fillcolor="#e8e8e3 [1302]" stroked="f" strokeweight="1pt" path="m,l2748917,r-74987,100278c2365056,474547,1897616,713105,1374458,713105,851300,713105,383860,474547,74986,100278l,xe" o:gfxdata="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" w14:anchorId="10CB2236">
                 <v:stroke joinstyle="miter"/>
                 <v:path arrowok="t" o:connecttype="custom" o:connectlocs="0,0;2752344,0;2677264,100296;1376171,713232;75079,100296" o:connectangles="0,0,0,0,0"/>
                 <w10:wrap anchory="margin"/>
@@ -5045,7 +5045,7 @@
             <w:tcBorders>
               <w:top w:val="nil"/>
               <w:left w:val="nil"/>
-              <w:bottom w:val="single" w:sz="4" w:space="0" w:color="8A7760" w:themeColor="accent1" w:themeShade="BF"/>
+              <w:bottom w:val="single" w:color="8A7760" w:themeColor="accent1" w:themeShade="BF" w:sz="4" w:space="0"/>
               <w:right w:val="nil"/>
             </w:tcBorders>
             <w:shd w:val="clear" w:color="auto" w:fill="auto"/>
@@ -5080,12 +5080,12 @@
       <w:tr>
         <w:tblPrEx>
           <w:tblBorders>
-            <w:top w:val="none" w:sz="0" w:space="0" w:color="auto"/>
-            <w:left w:val="none" w:sz="0" w:space="0" w:color="auto"/>
-            <w:bottom w:val="none" w:sz="0" w:space="0" w:color="auto"/>
-            <w:right w:val="none" w:sz="0" w:space="0" w:color="auto"/>
-            <w:insideH w:val="none" w:sz="0" w:space="0" w:color="auto"/>
-            <w:insideV w:val="none" w:sz="0" w:space="0" w:color="auto"/>
+            <w:top w:val="none" w:color="auto" w:sz="0" w:space="0"/>
+            <w:left w:val="none" w:color="auto" w:sz="0" w:space="0"/>
+            <w:bottom w:val="none" w:color="auto" w:sz="0" w:space="0"/>
+            <w:right w:val="none" w:color="auto" w:sz="0" w:space="0"/>
+            <w:insideH w:val="none" w:color="auto" w:sz="0" w:space="0"/>
+            <w:insideV w:val="none" w:color="auto" w:sz="0" w:space="0"/>
           </w:tblBorders>
         </w:tblPrEx>
         <w:trPr>
@@ -5163,12 +5163,12 @@
       <w:tr>
         <w:tblPrEx>
           <w:tblBorders>
-            <w:top w:val="none" w:sz="0" w:space="0" w:color="auto"/>
-            <w:left w:val="none" w:sz="0" w:space="0" w:color="auto"/>
-            <w:bottom w:val="none" w:sz="0" w:space="0" w:color="auto"/>
-            <w:right w:val="none" w:sz="0" w:space="0" w:color="auto"/>
-            <w:insideH w:val="none" w:sz="0" w:space="0" w:color="auto"/>
-            <w:insideV w:val="none" w:sz="0" w:space="0" w:color="auto"/>
+            <w:top w:val="none" w:color="auto" w:sz="0" w:space="0"/>
+            <w:left w:val="none" w:color="auto" w:sz="0" w:space="0"/>
+            <w:bottom w:val="none" w:color="auto" w:sz="0" w:space="0"/>
+            <w:right w:val="none" w:color="auto" w:sz="0" w:space="0"/>
+            <w:insideH w:val="none" w:color="auto" w:sz="0" w:space="0"/>
+            <w:insideV w:val="none" w:color="auto" w:sz="0" w:space="0"/>
           </w:tblBorders>
         </w:tblPrEx>
         <w:trPr>
@@ -5179,7 +5179,7 @@
             <w:tcW w:w="12960" w:type="dxa"/>
             <w:gridSpan w:val="4"/>
             <w:tcBorders>
-              <w:bottom w:val="single" w:sz="4" w:space="0" w:color="8A7760" w:themeColor="accent1" w:themeShade="BF"/>
+              <w:bottom w:val="single" w:color="8A7760" w:themeColor="accent1" w:themeShade="BF" w:sz="4" w:space="0"/>
             </w:tcBorders>
             <w:vAlign w:val="center"/>
           </w:tcPr>
@@ -5221,12 +5221,12 @@
       <w:tr>
         <w:tblPrEx>
           <w:tblBorders>
-            <w:top w:val="none" w:sz="0" w:space="0" w:color="auto"/>
-            <w:left w:val="none" w:sz="0" w:space="0" w:color="auto"/>
-            <w:bottom w:val="none" w:sz="0" w:space="0" w:color="auto"/>
-            <w:right w:val="none" w:sz="0" w:space="0" w:color="auto"/>
-            <w:insideH w:val="none" w:sz="0" w:space="0" w:color="auto"/>
-            <w:insideV w:val="none" w:sz="0" w:space="0" w:color="auto"/>
+            <w:top w:val="none" w:color="auto" w:sz="0" w:space="0"/>
+            <w:left w:val="none" w:color="auto" w:sz="0" w:space="0"/>
+            <w:bottom w:val="none" w:color="auto" w:sz="0" w:space="0"/>
+            <w:right w:val="none" w:color="auto" w:sz="0" w:space="0"/>
+            <w:insideH w:val="none" w:color="auto" w:sz="0" w:space="0"/>
+            <w:insideV w:val="none" w:color="auto" w:sz="0" w:space="0"/>
           </w:tblBorders>
         </w:tblPrEx>
         <w:trPr>
@@ -5237,7 +5237,7 @@
             <w:tcW w:w="12960" w:type="dxa"/>
             <w:gridSpan w:val="4"/>
             <w:tcBorders>
-              <w:top w:val="single" w:sz="4" w:space="0" w:color="8A7760" w:themeColor="accent1" w:themeShade="BF"/>
+              <w:top w:val="single" w:color="8A7760" w:themeColor="accent1" w:themeShade="BF" w:sz="4" w:space="0"/>
             </w:tcBorders>
             <w:tcMar>
               <w:left w:w="115" w:type="dxa"/>
@@ -5323,12 +5323,12 @@
       <w:tr>
         <w:tblPrEx>
           <w:tblBorders>
-            <w:top w:val="none" w:sz="0" w:space="0" w:color="auto"/>
-            <w:left w:val="none" w:sz="0" w:space="0" w:color="auto"/>
-            <w:bottom w:val="none" w:sz="0" w:space="0" w:color="auto"/>
-            <w:right w:val="none" w:sz="0" w:space="0" w:color="auto"/>
-            <w:insideH w:val="none" w:sz="0" w:space="0" w:color="auto"/>
-            <w:insideV w:val="none" w:sz="0" w:space="0" w:color="auto"/>
+            <w:top w:val="none" w:color="auto" w:sz="0" w:space="0"/>
+            <w:left w:val="none" w:color="auto" w:sz="0" w:space="0"/>
+            <w:bottom w:val="none" w:color="auto" w:sz="0" w:space="0"/>
+            <w:right w:val="none" w:color="auto" w:sz="0" w:space="0"/>
+            <w:insideH w:val="none" w:color="auto" w:sz="0" w:space="0"/>
+            <w:insideV w:val="none" w:color="auto" w:sz="0" w:space="0"/>
           </w:tblBorders>
         </w:tblPrEx>
         <w:trPr>
@@ -5536,12 +5536,12 @@
       <w:tr>
         <w:tblPrEx>
           <w:tblBorders>
-            <w:top w:val="none" w:sz="0" w:space="0" w:color="auto"/>
-            <w:left w:val="none" w:sz="0" w:space="0" w:color="auto"/>
-            <w:bottom w:val="none" w:sz="0" w:space="0" w:color="auto"/>
-            <w:right w:val="none" w:sz="0" w:space="0" w:color="auto"/>
-            <w:insideH w:val="none" w:sz="0" w:space="0" w:color="auto"/>
-            <w:insideV w:val="none" w:sz="0" w:space="0" w:color="auto"/>
+            <w:top w:val="none" w:color="auto" w:sz="0" w:space="0"/>
+            <w:left w:val="none" w:color="auto" w:sz="0" w:space="0"/>
+            <w:bottom w:val="none" w:color="auto" w:sz="0" w:space="0"/>
+            <w:right w:val="none" w:color="auto" w:sz="0" w:space="0"/>
+            <w:insideH w:val="none" w:color="auto" w:sz="0" w:space="0"/>
+            <w:insideV w:val="none" w:color="auto" w:sz="0" w:space="0"/>
           </w:tblBorders>
         </w:tblPrEx>
         <w:trPr>
@@ -5642,12 +5642,12 @@
       <w:tr>
         <w:tblPrEx>
           <w:tblBorders>
-            <w:top w:val="none" w:sz="0" w:space="0" w:color="auto"/>
-            <w:left w:val="none" w:sz="0" w:space="0" w:color="auto"/>
-            <w:bottom w:val="none" w:sz="0" w:space="0" w:color="auto"/>
-            <w:right w:val="none" w:sz="0" w:space="0" w:color="auto"/>
-            <w:insideH w:val="none" w:sz="0" w:space="0" w:color="auto"/>
-            <w:insideV w:val="none" w:sz="0" w:space="0" w:color="auto"/>
+            <w:top w:val="none" w:color="auto" w:sz="0" w:space="0"/>
+            <w:left w:val="none" w:color="auto" w:sz="0" w:space="0"/>
+            <w:bottom w:val="none" w:color="auto" w:sz="0" w:space="0"/>
+            <w:right w:val="none" w:color="auto" w:sz="0" w:space="0"/>
+            <w:insideH w:val="none" w:color="auto" w:sz="0" w:space="0"/>
+            <w:insideV w:val="none" w:color="auto" w:sz="0" w:space="0"/>
           </w:tblBorders>
         </w:tblPrEx>
         <w:trPr>
@@ -5781,7 +5781,7 @@
             <w:tcBorders>
               <w:top w:val="nil"/>
               <w:left w:val="nil"/>
-              <w:bottom w:val="single" w:sz="8" w:space="0" w:color="5F645C" w:themeColor="accent2" w:themeShade="BF"/>
+              <w:bottom w:val="single" w:color="5F645C" w:themeColor="accent2" w:themeShade="BF" w:sz="8" w:space="0"/>
               <w:right w:val="nil"/>
             </w:tcBorders>
           </w:tcPr>
@@ -5858,7 +5858,7 @@
             <w:tcW w:w="11340" w:type="dxa"/>
             <w:gridSpan w:val="2"/>
             <w:tcBorders>
-              <w:top w:val="single" w:sz="8" w:space="0" w:color="5F645C" w:themeColor="accent2" w:themeShade="BF"/>
+              <w:top w:val="single" w:color="5F645C" w:themeColor="accent2" w:themeShade="BF" w:sz="8" w:space="0"/>
               <w:left w:val="nil"/>
               <w:bottom w:val="nil"/>
               <w:right w:val="nil"/>

--- a/src/Tests/Inputs/newsletters/04/input.docx
+++ b/src/Tests/Inputs/newsletters/04/input.docx
@@ -7046,3139 +7046,6 @@
 </w:styles>
 </file>
 
-<file path=word/glossary/document.xml><?xml version="1.0" encoding="utf-8"?>
-<w:glossaryDocument xmlns:wpc="http://schemas.microsoft.com/office/word/2010/wordprocessingCanvas" xmlns:cx="http://schemas.microsoft.com/office/drawing/2014/chartex" xmlns:cx1="http://schemas.microsoft.com/office/drawing/2015/9/8/chartex" xmlns:cx2="http://schemas.microsoft.com/office/drawing/2015/10/21/chartex" xmlns:cx3="http://schemas.microsoft.com/office/drawing/2016/5/9/chartex" xmlns:cx4="http://schemas.microsoft.com/office/drawing/2016/5/10/chartex" xmlns:cx5="http://schemas.microsoft.com/office/drawing/2016/5/11/chartex" xmlns:cx6="http://schemas.microsoft.com/office/drawing/2016/5/12/chartex" xmlns:cx7="http://schemas.microsoft.com/office/drawing/2016/5/13/chartex" xmlns:cx8="http://schemas.microsoft.com/office/drawing/2016/5/14/chartex" xmlns:mc="http://schemas.openxmlformats.org/markup-compatibility/2006" xmlns:aink="http://schemas.microsoft.com/office/drawing/2016/ink" xmlns:am3d="http://schemas.microsoft.com/office/drawing/2017/model3d" xmlns:o="urn:schemas-microsoft-com:office:office" xmlns:r="http://schemas.openxmlformats.org/officeDocument/2006/relationships" xmlns:m="http://schemas.openxmlformats.org/officeDocument/2006/math" xmlns:v="urn:schemas-microsoft-com:vml" xmlns:wp14="http://schemas.microsoft.com/office/word/2010/wordprocessingDrawing" xmlns:wp="http://schemas.openxmlformats.org/drawingml/2006/wordprocessingDrawing" xmlns:w10="urn:schemas-microsoft-com:office:word" xmlns:w="http://schemas.openxmlformats.org/wordprocessingml/2006/main" xmlns:w14="http://schemas.microsoft.com/office/word/2010/wordml" xmlns:w15="http://schemas.microsoft.com/office/word/2012/wordml" xmlns:w16cex="http://schemas.microsoft.com/office/word/2018/wordml/cex" xmlns:w16cid="http://schemas.microsoft.com/office/word/2016/wordml/cid" xmlns:w16="http://schemas.microsoft.com/office/word/2018/wordml" xmlns:w16se="http://schemas.microsoft.com/office/word/2015/wordml/symex" xmlns:wpg="http://schemas.microsoft.com/office/word/2010/wordprocessingGroup" xmlns:wpi="http://schemas.microsoft.com/office/word/2010/wordprocessingInk" xmlns:wne="http://schemas.microsoft.com/office/word/2006/wordml" xmlns:wps="http://schemas.microsoft.com/office/word/2010/wordprocessingShape" mc:Ignorable="w14 w15 w16se w16cid w16 w16cex wp14">
-  <w:docParts>
-    <w:docPart>
-      <w:docPartPr>
-        <w:name w:val="11D270C3B1EE4567A3FA56D5E4643218"/>
-        <w:category>
-          <w:name w:val="General"/>
-          <w:gallery w:val="placeholder"/>
-        </w:category>
-        <w:types>
-          <w:type w:val="bbPlcHdr"/>
-        </w:types>
-        <w:behaviors>
-          <w:behavior w:val="content"/>
-        </w:behaviors>
-        <w:guid w:val="{3E69AC39-BBC1-43D8-89C7-AFBF03C5F666}"/>
-      </w:docPartPr>
-      <w:docPartBody>
-        <w:p>
-          <w:r>
-            <w:t>THE NEWS TODAY</w:t>
-          </w:r>
-        </w:p>
-      </w:docPartBody>
-    </w:docPart>
-    <w:docPart>
-      <w:docPartPr>
-        <w:name w:val="199F09C30C3E4204A0F275CF161845A1"/>
-        <w:category>
-          <w:name w:val="General"/>
-          <w:gallery w:val="placeholder"/>
-        </w:category>
-        <w:types>
-          <w:type w:val="bbPlcHdr"/>
-        </w:types>
-        <w:behaviors>
-          <w:behavior w:val="content"/>
-        </w:behaviors>
-        <w:guid w:val="{7D07F184-FE74-46E3-95F8-5E8F45530D02}"/>
-      </w:docPartPr>
-      <w:docPartBody>
-        <w:p>
-          <w:r>
-            <w:t>THE DIGITAL NEWSPAPER</w:t>
-          </w:r>
-        </w:p>
-      </w:docPartBody>
-    </w:docPart>
-    <w:docPart>
-      <w:docPartPr>
-        <w:name w:val="67799E68452446BD90027435ED86C57C"/>
-        <w:category>
-          <w:name w:val="General"/>
-          <w:gallery w:val="placeholder"/>
-        </w:category>
-        <w:types>
-          <w:type w:val="bbPlcHdr"/>
-        </w:types>
-        <w:behaviors>
-          <w:behavior w:val="content"/>
-        </w:behaviors>
-        <w:guid w:val="{F787C5B7-ACFA-4051-9D1D-0DCF97E65901}"/>
-      </w:docPartPr>
-      <w:docPartBody>
-        <w:p>
-          <w:r>
-            <w:t>Picture Caption: To make your document look professionally produced, Word provides header, footer, cover page, and text box designs that complement each other.</w:t>
-          </w:r>
-        </w:p>
-      </w:docPartBody>
-    </w:docPart>
-    <w:docPart>
-      <w:docPartPr>
-        <w:name w:val="ECD7278ABF9340C893C79B4CE035F637"/>
-        <w:category>
-          <w:name w:val="General"/>
-          <w:gallery w:val="placeholder"/>
-        </w:category>
-        <w:types>
-          <w:type w:val="bbPlcHdr"/>
-        </w:types>
-        <w:behaviors>
-          <w:behavior w:val="content"/>
-        </w:behaviors>
-        <w:guid w:val="{D717E51A-CBB4-4A1A-A976-36DBFD1E9F8E}"/>
-      </w:docPartPr>
-      <w:docPartBody>
-        <w:p>
-          <w:r>
-            <w:t>Breaking news</w:t>
-          </w:r>
-        </w:p>
-      </w:docPartBody>
-    </w:docPart>
-    <w:docPart>
-      <w:docPartPr>
-        <w:name w:val="0F45EFD868EF47B18F72DB91C0FA54CC"/>
-        <w:category>
-          <w:name w:val="General"/>
-          <w:gallery w:val="placeholder"/>
-        </w:category>
-        <w:types>
-          <w:type w:val="bbPlcHdr"/>
-        </w:types>
-        <w:behaviors>
-          <w:behavior w:val="content"/>
-        </w:behaviors>
-        <w:guid w:val="{646449BA-2F44-40BA-9F81-D47E72E8DC96}"/>
-      </w:docPartPr>
-      <w:docPartBody>
-        <w:p>
-          <w:pPr>
-            <w:pStyle w:val="0F45EFD868EF47B18F72DB91C0FA54CC9"/>
-          </w:pPr>
-          <w:r>
-            <w:rPr>
-              <w:rStyle w:val="OliveArticleSubtitle"/>
-            </w:rPr>
-            <w:t>The latest local news</w:t>
-          </w:r>
-        </w:p>
-      </w:docPartBody>
-    </w:docPart>
-    <w:docPart>
-      <w:docPartPr>
-        <w:name w:val="29C0EC59DAA94E66B5F9ED522359FF61"/>
-        <w:category>
-          <w:name w:val="General"/>
-          <w:gallery w:val="placeholder"/>
-        </w:category>
-        <w:types>
-          <w:type w:val="bbPlcHdr"/>
-        </w:types>
-        <w:behaviors>
-          <w:behavior w:val="content"/>
-        </w:behaviors>
-        <w:guid w:val="{E817C8A0-600B-4917-ABA2-0C1D938EA2A3}"/>
-      </w:docPartPr>
-      <w:docPartBody>
-        <w:p>
-          <w:pPr>
-            <w:pStyle w:val="29C0EC59DAA94E66B5F9ED522359FF619"/>
-          </w:pPr>
-          <w:r>
-            <w:rPr>
-              <w:rStyle w:val="OliveAuthorName"/>
-            </w:rPr>
-            <w:t>MIRJAM NILSSON</w:t>
-          </w:r>
-        </w:p>
-      </w:docPartBody>
-    </w:docPart>
-    <w:docPart>
-      <w:docPartPr>
-        <w:name w:val="EE0AED2BD8634A0581DCA3A3E48A2FC6"/>
-        <w:category>
-          <w:name w:val="General"/>
-          <w:gallery w:val="placeholder"/>
-        </w:category>
-        <w:types>
-          <w:type w:val="bbPlcHdr"/>
-        </w:types>
-        <w:behaviors>
-          <w:behavior w:val="content"/>
-        </w:behaviors>
-        <w:guid w:val="{125C4F63-2DEB-43B9-A9BF-0D1E02A510E2}"/>
-      </w:docPartPr>
-      <w:docPartBody>
-        <w:p>
-          <w:pPr>
-            <w:pStyle w:val="OliveBodyCopy"/>
-          </w:pPr>
-          <w:r>
-            <w:t xml:space="preserve">Video provides a powerful way to help you prove your point. When you click Online Video, you can paste in the embed code for the video you want to add. </w:t>
-          </w:r>
-        </w:p>
-        <w:p>
-          <w:pPr>
-            <w:pStyle w:val="OliveBodyCopy"/>
-          </w:pPr>
-        </w:p>
-        <w:p>
-          <w:pPr>
-            <w:pStyle w:val="OliveBodyCopy"/>
-          </w:pPr>
-          <w:r>
-            <w:t xml:space="preserve">To make your document look professionally produced, Word provides header, footer, cover page, and text box designs that complement each other. </w:t>
-          </w:r>
-        </w:p>
-        <w:p>
-          <w:pPr>
-            <w:pStyle w:val="OliveBodyCopy"/>
-          </w:pPr>
-        </w:p>
-        <w:p>
-          <w:pPr>
-            <w:pStyle w:val="OliveBodyCopy"/>
-          </w:pPr>
-          <w:r>
-            <w:t>For example, you can add a matching cover page, header, and sidebar. Click Insert and then choose the elements you want from the different galleries. Themes and styles also help keep your document coordinated. When you click Design and choose a new Theme.</w:t>
-          </w:r>
-        </w:p>
-        <w:p>
-          <w:pPr>
-            <w:pStyle w:val="OliveBodyCopy"/>
-          </w:pPr>
-        </w:p>
-        <w:p>
-          <w:pPr>
-            <w:pStyle w:val="OliveBodyCopy"/>
-          </w:pPr>
-          <w:r>
-            <w:t xml:space="preserve">Save time in Word with new buttons that show up where you need them. To change the way a picture fits in your document, click it and a button for layout options appears next to it. </w:t>
-          </w:r>
-        </w:p>
-        <w:p>
-          <w:pPr>
-            <w:pStyle w:val="OliveBodyCopy"/>
-          </w:pPr>
-        </w:p>
-        <w:p>
-          <w:r>
-            <w:t>When you work on a table, click where you want to add a row or a column, and then click the plus sign.You can also type a keyword to search online for the video that best fits your document.</w:t>
-          </w:r>
-        </w:p>
-      </w:docPartBody>
-    </w:docPart>
-    <w:docPart>
-      <w:docPartPr>
-        <w:name w:val="F7D54C0066374C129A05C9CF5E969383"/>
-        <w:category>
-          <w:name w:val="General"/>
-          <w:gallery w:val="placeholder"/>
-        </w:category>
-        <w:types>
-          <w:type w:val="bbPlcHdr"/>
-        </w:types>
-        <w:behaviors>
-          <w:behavior w:val="content"/>
-        </w:behaviors>
-        <w:guid w:val="{752D3B32-5180-457C-B407-DECD4C58DCAA}"/>
-      </w:docPartPr>
-      <w:docPartBody>
-        <w:p>
-          <w:r>
-            <w:t>Picture Caption: To make your document look professionally produced, Word provides header, footer, cover page, and text box designs that complement each other.</w:t>
-          </w:r>
-        </w:p>
-      </w:docPartBody>
-    </w:docPart>
-    <w:docPart>
-      <w:docPartPr>
-        <w:name w:val="A69310E611B248DFA31AA531E1ADDF6D"/>
-        <w:category>
-          <w:name w:val="General"/>
-          <w:gallery w:val="placeholder"/>
-        </w:category>
-        <w:types>
-          <w:type w:val="bbPlcHdr"/>
-        </w:types>
-        <w:behaviors>
-          <w:behavior w:val="content"/>
-        </w:behaviors>
-        <w:guid w:val="{1A80A8D0-0CC9-4FD5-BCCA-BCC31E5F8A0D}"/>
-      </w:docPartPr>
-      <w:docPartBody>
-        <w:p>
-          <w:pPr>
-            <w:pStyle w:val="A69310E611B248DFA31AA531E1ADDF6D9"/>
-          </w:pPr>
-          <w:r>
-            <w:rPr>
-              <w:rStyle w:val="BrownArticleTitle"/>
-            </w:rPr>
-            <w:t>The scoop of the year</w:t>
-          </w:r>
-        </w:p>
-      </w:docPartBody>
-    </w:docPart>
-    <w:docPart>
-      <w:docPartPr>
-        <w:name w:val="A93461C57CBD4FD6A3D298E27278E90A"/>
-        <w:category>
-          <w:name w:val="General"/>
-          <w:gallery w:val="placeholder"/>
-        </w:category>
-        <w:types>
-          <w:type w:val="bbPlcHdr"/>
-        </w:types>
-        <w:behaviors>
-          <w:behavior w:val="content"/>
-        </w:behaviors>
-        <w:guid w:val="{25BC5E55-CF35-43AF-BC3D-A4BF345FB30B}"/>
-      </w:docPartPr>
-      <w:docPartBody>
-        <w:p>
-          <w:pPr>
-            <w:pStyle w:val="A93461C57CBD4FD6A3D298E27278E90A9"/>
-          </w:pPr>
-          <w:r>
-            <w:rPr>
-              <w:rStyle w:val="BrownArticleSubtitle"/>
-            </w:rPr>
-            <w:t>The latest local news</w:t>
-          </w:r>
-        </w:p>
-      </w:docPartBody>
-    </w:docPart>
-    <w:docPart>
-      <w:docPartPr>
-        <w:name w:val="0AF037D2B6534D13B62DDC2014D26EFA"/>
-        <w:category>
-          <w:name w:val="General"/>
-          <w:gallery w:val="placeholder"/>
-        </w:category>
-        <w:types>
-          <w:type w:val="bbPlcHdr"/>
-        </w:types>
-        <w:behaviors>
-          <w:behavior w:val="content"/>
-        </w:behaviors>
-        <w:guid w:val="{7F78CF48-1D52-4B1A-AA33-AC152BB79DE9}"/>
-      </w:docPartPr>
-      <w:docPartBody>
-        <w:p>
-          <w:pPr>
-            <w:pStyle w:val="0AF037D2B6534D13B62DDC2014D26EFA9"/>
-          </w:pPr>
-          <w:r>
-            <w:rPr>
-              <w:rStyle w:val="BrownAuthorName"/>
-            </w:rPr>
-            <w:t>MIRJAM NILSSON</w:t>
-          </w:r>
-        </w:p>
-      </w:docPartBody>
-    </w:docPart>
-    <w:docPart>
-      <w:docPartPr>
-        <w:name w:val="9528E81027DD4E8EADEE6C8A89EC4A54"/>
-        <w:category>
-          <w:name w:val="General"/>
-          <w:gallery w:val="placeholder"/>
-        </w:category>
-        <w:types>
-          <w:type w:val="bbPlcHdr"/>
-        </w:types>
-        <w:behaviors>
-          <w:behavior w:val="content"/>
-        </w:behaviors>
-        <w:guid w:val="{5293E429-87AF-4C0E-8412-7F5A7A04989F}"/>
-      </w:docPartPr>
-      <w:docPartBody>
-        <w:p>
-          <w:r>
-            <w:t>Tuesday</w:t>
-          </w:r>
-        </w:p>
-      </w:docPartBody>
-    </w:docPart>
-    <w:docPart>
-      <w:docPartPr>
-        <w:name w:val="E7EE315D872A42418C7A71D4A73D6AF3"/>
-        <w:category>
-          <w:name w:val="General"/>
-          <w:gallery w:val="placeholder"/>
-        </w:category>
-        <w:types>
-          <w:type w:val="bbPlcHdr"/>
-        </w:types>
-        <w:behaviors>
-          <w:behavior w:val="content"/>
-        </w:behaviors>
-        <w:guid w:val="{794CFAD9-3773-4934-A391-7E6EE52E455B}"/>
-      </w:docPartPr>
-      <w:docPartBody>
-        <w:p>
-          <w:r>
-            <w:t>September 21, 20XX</w:t>
-          </w:r>
-        </w:p>
-      </w:docPartBody>
-    </w:docPart>
-    <w:docPart>
-      <w:docPartPr>
-        <w:name w:val="BD8B3BA532764479846BC62B1F54896C"/>
-        <w:category>
-          <w:name w:val="General"/>
-          <w:gallery w:val="placeholder"/>
-        </w:category>
-        <w:types>
-          <w:type w:val="bbPlcHdr"/>
-        </w:types>
-        <w:behaviors>
-          <w:behavior w:val="content"/>
-        </w:behaviors>
-        <w:guid w:val="{BE6DBDE4-5106-4020-8AF5-BC25399171A9}"/>
-      </w:docPartPr>
-      <w:docPartBody>
-        <w:p>
-          <w:r>
-            <w:t>Issue 10</w:t>
-          </w:r>
-        </w:p>
-      </w:docPartBody>
-    </w:docPart>
-    <w:docPart>
-      <w:docPartPr>
-        <w:name w:val="2A4F211C74A7423F90D79BD3FEE37B5E"/>
-        <w:category>
-          <w:name w:val="General"/>
-          <w:gallery w:val="placeholder"/>
-        </w:category>
-        <w:types>
-          <w:type w:val="bbPlcHdr"/>
-        </w:types>
-        <w:behaviors>
-          <w:behavior w:val="content"/>
-        </w:behaviors>
-        <w:guid w:val="{5B5F7D0E-93EA-4C51-82AD-C6568855A4C2}"/>
-      </w:docPartPr>
-      <w:docPartBody>
-        <w:p>
-          <w:r>
-            <w:t>Breaking news</w:t>
-          </w:r>
-        </w:p>
-      </w:docPartBody>
-    </w:docPart>
-    <w:docPart>
-      <w:docPartPr>
-        <w:name w:val="883B0FF4B67845068589C0602C43DA0A"/>
-        <w:category>
-          <w:name w:val="General"/>
-          <w:gallery w:val="placeholder"/>
-        </w:category>
-        <w:types>
-          <w:type w:val="bbPlcHdr"/>
-        </w:types>
-        <w:behaviors>
-          <w:behavior w:val="content"/>
-        </w:behaviors>
-        <w:guid w:val="{6DB4987D-385E-4CB2-8E7A-160B2705063E}"/>
-      </w:docPartPr>
-      <w:docPartBody>
-        <w:p>
-          <w:pPr>
-            <w:pStyle w:val="883B0FF4B67845068589C0602C43DA0A9"/>
-          </w:pPr>
-          <w:r>
-            <w:rPr>
-              <w:rStyle w:val="OliveArticleSubtitle"/>
-            </w:rPr>
-            <w:t>The latest local news</w:t>
-          </w:r>
-        </w:p>
-      </w:docPartBody>
-    </w:docPart>
-    <w:docPart>
-      <w:docPartPr>
-        <w:name w:val="A0AF1C4B4F1A4DFB9BEA77689C42032D"/>
-        <w:category>
-          <w:name w:val="General"/>
-          <w:gallery w:val="placeholder"/>
-        </w:category>
-        <w:types>
-          <w:type w:val="bbPlcHdr"/>
-        </w:types>
-        <w:behaviors>
-          <w:behavior w:val="content"/>
-        </w:behaviors>
-        <w:guid w:val="{C66FC237-6197-41F2-9993-B2704F18BFEC}"/>
-      </w:docPartPr>
-      <w:docPartBody>
-        <w:p>
-          <w:pPr>
-            <w:pStyle w:val="A0AF1C4B4F1A4DFB9BEA77689C42032D9"/>
-          </w:pPr>
-          <w:r>
-            <w:rPr>
-              <w:rStyle w:val="OliveAuthorName"/>
-            </w:rPr>
-            <w:t>MIRJAM NILSSON</w:t>
-          </w:r>
-        </w:p>
-      </w:docPartBody>
-    </w:docPart>
-    <w:docPart>
-      <w:docPartPr>
-        <w:name w:val="0186245CB92942E7A8273EDDD84C57AB"/>
-        <w:category>
-          <w:name w:val="General"/>
-          <w:gallery w:val="placeholder"/>
-        </w:category>
-        <w:types>
-          <w:type w:val="bbPlcHdr"/>
-        </w:types>
-        <w:behaviors>
-          <w:behavior w:val="content"/>
-        </w:behaviors>
-        <w:guid w:val="{CBB05B15-92C3-4ADB-AE68-F65E3590589A}"/>
-      </w:docPartPr>
-      <w:docPartBody>
-        <w:p>
-          <w:pPr>
-            <w:pStyle w:val="OliveBodyCopy"/>
-          </w:pPr>
-          <w:r>
-            <w:t xml:space="preserve">Reading is easier, too, in the new Reading view. You can collapse parts of the document and focus on the text you want. If you need to stop reading before you reach the end, Word remembers where you left off - even on another device. </w:t>
-          </w:r>
-        </w:p>
-        <w:p>
-          <w:pPr>
-            <w:pStyle w:val="OliveBodyCopy"/>
-          </w:pPr>
-        </w:p>
-        <w:p>
-          <w:pPr>
-            <w:pStyle w:val="OliveBodyCopy"/>
-          </w:pPr>
-          <w:r>
-            <w:t xml:space="preserve">To make your document look professionally produced, Word provides header, footer, cover page, and text box designs that complement each other. </w:t>
-          </w:r>
-        </w:p>
-        <w:p>
-          <w:pPr>
-            <w:pStyle w:val="OliveBodyCopy"/>
-          </w:pPr>
-        </w:p>
-        <w:p>
-          <w:r>
-            <w:t xml:space="preserve">Video provides a powerful way to help you prove your point. When you click Online Video, you can paste in the embed code for the video you want to add. You can also type a keyword to search online for the video that best fits your document. </w:t>
-          </w:r>
-        </w:p>
-      </w:docPartBody>
-    </w:docPart>
-    <w:docPart>
-      <w:docPartPr>
-        <w:name w:val="0B83DBF02C7B4B21A8BA3D31C73D789D"/>
-        <w:category>
-          <w:name w:val="General"/>
-          <w:gallery w:val="placeholder"/>
-        </w:category>
-        <w:types>
-          <w:type w:val="bbPlcHdr"/>
-        </w:types>
-        <w:behaviors>
-          <w:behavior w:val="content"/>
-        </w:behaviors>
-        <w:guid w:val="{17674EA9-DF0B-4F26-8424-9E3CD735F415}"/>
-      </w:docPartPr>
-      <w:docPartBody>
-        <w:p>
-          <w:r>
-            <w:t>Picture Caption: To make your document look professionally produced, Word provides header, footer, cover page, and text box designs that complement each other.</w:t>
-          </w:r>
-        </w:p>
-      </w:docPartBody>
-    </w:docPart>
-    <w:docPart>
-      <w:docPartPr>
-        <w:name w:val="9B290EFADDB042749F44A5A27126A115"/>
-        <w:category>
-          <w:name w:val="General"/>
-          <w:gallery w:val="placeholder"/>
-        </w:category>
-        <w:types>
-          <w:type w:val="bbPlcHdr"/>
-        </w:types>
-        <w:behaviors>
-          <w:behavior w:val="content"/>
-        </w:behaviors>
-        <w:guid w:val="{F3D7658A-2709-45CF-B7F4-3AF34BA79680}"/>
-      </w:docPartPr>
-      <w:docPartBody>
-        <w:p>
-          <w:r>
-            <w:t>Picture Caption: To make your document look professionally produced, Word provides header, footer, cover page, and text box designs that complement each other.</w:t>
-          </w:r>
-        </w:p>
-      </w:docPartBody>
-    </w:docPart>
-    <w:docPart>
-      <w:docPartPr>
-        <w:name w:val="D37E944F564A489CA9E5519F75EB5781"/>
-        <w:category>
-          <w:name w:val="General"/>
-          <w:gallery w:val="placeholder"/>
-        </w:category>
-        <w:types>
-          <w:type w:val="bbPlcHdr"/>
-        </w:types>
-        <w:behaviors>
-          <w:behavior w:val="content"/>
-        </w:behaviors>
-        <w:guid w:val="{E9C7CFC1-7B8C-4D11-8D57-8F9419D0E5BE}"/>
-      </w:docPartPr>
-      <w:docPartBody>
-        <w:p>
-          <w:pPr>
-            <w:pStyle w:val="D37E944F564A489CA9E5519F75EB57819"/>
-          </w:pPr>
-          <w:r>
-            <w:rPr>
-              <w:rStyle w:val="BrownArticleTitle"/>
-            </w:rPr>
-            <w:t>The scoop of the year</w:t>
-          </w:r>
-        </w:p>
-      </w:docPartBody>
-    </w:docPart>
-    <w:docPart>
-      <w:docPartPr>
-        <w:name w:val="DC9D654F890D4F508DD9A79D3F68DEC0"/>
-        <w:category>
-          <w:name w:val="General"/>
-          <w:gallery w:val="placeholder"/>
-        </w:category>
-        <w:types>
-          <w:type w:val="bbPlcHdr"/>
-        </w:types>
-        <w:behaviors>
-          <w:behavior w:val="content"/>
-        </w:behaviors>
-        <w:guid w:val="{8F32C389-9E59-427C-A332-718B14F57B7A}"/>
-      </w:docPartPr>
-      <w:docPartBody>
-        <w:p>
-          <w:pPr>
-            <w:pStyle w:val="DC9D654F890D4F508DD9A79D3F68DEC09"/>
-          </w:pPr>
-          <w:r>
-            <w:rPr>
-              <w:rStyle w:val="BrownArticleSubtitle"/>
-            </w:rPr>
-            <w:t>The latest local news</w:t>
-          </w:r>
-        </w:p>
-      </w:docPartBody>
-    </w:docPart>
-    <w:docPart>
-      <w:docPartPr>
-        <w:name w:val="1361437632ED4F729C3189FD115AF671"/>
-        <w:category>
-          <w:name w:val="General"/>
-          <w:gallery w:val="placeholder"/>
-        </w:category>
-        <w:types>
-          <w:type w:val="bbPlcHdr"/>
-        </w:types>
-        <w:behaviors>
-          <w:behavior w:val="content"/>
-        </w:behaviors>
-        <w:guid w:val="{9919E8CF-58D0-44E5-9832-729B3EC79F32}"/>
-      </w:docPartPr>
-      <w:docPartBody>
-        <w:p>
-          <w:pPr>
-            <w:pStyle w:val="1361437632ED4F729C3189FD115AF6719"/>
-          </w:pPr>
-          <w:r>
-            <w:rPr>
-              <w:rStyle w:val="BrownAuthorName"/>
-            </w:rPr>
-            <w:t>MIRJAM NILSSON</w:t>
-          </w:r>
-        </w:p>
-      </w:docPartBody>
-    </w:docPart>
-    <w:docPart>
-      <w:docPartPr>
-        <w:name w:val="FA8A57426FC240D496BA425A617CB879"/>
-        <w:category>
-          <w:name w:val="General"/>
-          <w:gallery w:val="placeholder"/>
-        </w:category>
-        <w:types>
-          <w:type w:val="bbPlcHdr"/>
-        </w:types>
-        <w:behaviors>
-          <w:behavior w:val="content"/>
-        </w:behaviors>
-        <w:guid w:val="{8B556341-F669-4FDB-9D68-44E9D3F954C7}"/>
-      </w:docPartPr>
-      <w:docPartBody>
-        <w:p>
-          <w:pPr>
-            <w:pStyle w:val="BrownBodyCopy"/>
-            <w:rPr>
-              <w:rStyle w:val="PlaceholderText"/>
-            </w:rPr>
-          </w:pPr>
-          <w:r>
-            <w:rPr>
-              <w:rStyle w:val="PlaceholderText"/>
-            </w:rPr>
-            <w:t xml:space="preserve">Video provides a powerful way to help you prove your point. When you click Online Video, you can paste in the embed code for the video you want to add. You can also type a keyword to search online for the video that best fits your document. </w:t>
-          </w:r>
-        </w:p>
-        <w:p>
-          <w:pPr>
-            <w:pStyle w:val="BrownBodyCopy"/>
-            <w:rPr>
-              <w:rStyle w:val="PlaceholderText"/>
-            </w:rPr>
-          </w:pPr>
-        </w:p>
-        <w:p>
-          <w:pPr>
-            <w:pStyle w:val="FA8A57426FC240D496BA425A617CB8799"/>
-          </w:pPr>
-          <w:r>
-            <w:rPr>
-              <w:rStyle w:val="PlaceholderText"/>
-            </w:rPr>
-            <w:t>To make your document look professionally produced, Word provides header, footer, cover page, and text box designs that complement each other. For example, you can add a matching cover page, header, and sidebar. Click Insert and then choose the elements you want from the different galleries.</w:t>
-          </w:r>
-        </w:p>
-      </w:docPartBody>
-    </w:docPart>
-    <w:docPart>
-      <w:docPartPr>
-        <w:name w:val="BC662AECC92048F9A4993AEE5DAC4A69"/>
-        <w:category>
-          <w:name w:val="General"/>
-          <w:gallery w:val="placeholder"/>
-        </w:category>
-        <w:types>
-          <w:type w:val="bbPlcHdr"/>
-        </w:types>
-        <w:behaviors>
-          <w:behavior w:val="content"/>
-        </w:behaviors>
-        <w:guid w:val="{852422FE-AC2A-472C-9D6E-BA23521AC3AA}"/>
-      </w:docPartPr>
-      <w:docPartBody>
-        <w:p>
-          <w:pPr>
-            <w:pStyle w:val="BC662AECC92048F9A4993AEE5DAC4A699"/>
-          </w:pPr>
-          <w:r>
-            <w:rPr>
-              <w:rStyle w:val="BrownArticleTitle"/>
-            </w:rPr>
-            <w:t>The next hot and upcoming news story</w:t>
-          </w:r>
-        </w:p>
-      </w:docPartBody>
-    </w:docPart>
-    <w:docPart>
-      <w:docPartPr>
-        <w:name w:val="02E67418B67C4F93A3C955A60CBBA683"/>
-        <w:category>
-          <w:name w:val="General"/>
-          <w:gallery w:val="placeholder"/>
-        </w:category>
-        <w:types>
-          <w:type w:val="bbPlcHdr"/>
-        </w:types>
-        <w:behaviors>
-          <w:behavior w:val="content"/>
-        </w:behaviors>
-        <w:guid w:val="{F32ACA41-72E2-44AD-A4E3-78A23EF85350}"/>
-      </w:docPartPr>
-      <w:docPartBody>
-        <w:p>
-          <w:pPr>
-            <w:pStyle w:val="02E67418B67C4F93A3C955A60CBBA6839"/>
-          </w:pPr>
-          <w:r>
-            <w:rPr>
-              <w:rStyle w:val="BrownArticleSubtitle"/>
-            </w:rPr>
-            <w:t>Breaking news from your local trusted source</w:t>
-          </w:r>
-        </w:p>
-      </w:docPartBody>
-    </w:docPart>
-    <w:docPart>
-      <w:docPartPr>
-        <w:name w:val="251EEC018E6345D8AC7BA9274910FEAE"/>
-        <w:category>
-          <w:name w:val="General"/>
-          <w:gallery w:val="placeholder"/>
-        </w:category>
-        <w:types>
-          <w:type w:val="bbPlcHdr"/>
-        </w:types>
-        <w:behaviors>
-          <w:behavior w:val="content"/>
-        </w:behaviors>
-        <w:guid w:val="{DF317640-F1EC-4731-B918-0F45809B19D3}"/>
-      </w:docPartPr>
-      <w:docPartBody>
-        <w:p>
-          <w:pPr>
-            <w:pStyle w:val="251EEC018E6345D8AC7BA9274910FEAE9"/>
-          </w:pPr>
-          <w:r>
-            <w:rPr>
-              <w:rStyle w:val="BrownAuthorName"/>
-            </w:rPr>
-            <w:t>MIRJAM NILSSON</w:t>
-          </w:r>
-        </w:p>
-      </w:docPartBody>
-    </w:docPart>
-    <w:docPart>
-      <w:docPartPr>
-        <w:name w:val="5489237864874D5BB23AB0191B6C5699"/>
-        <w:category>
-          <w:name w:val="General"/>
-          <w:gallery w:val="placeholder"/>
-        </w:category>
-        <w:types>
-          <w:type w:val="bbPlcHdr"/>
-        </w:types>
-        <w:behaviors>
-          <w:behavior w:val="content"/>
-        </w:behaviors>
-        <w:guid w:val="{97B0DF09-A08A-4AB5-908E-B1E6A11424A3}"/>
-      </w:docPartPr>
-      <w:docPartBody>
-        <w:p>
-          <w:pPr>
-            <w:pStyle w:val="5489237864874D5BB23AB0191B6C5699"/>
-          </w:pPr>
-          <w:r>
-            <w:t>Issue 10</w:t>
-          </w:r>
-        </w:p>
-      </w:docPartBody>
-    </w:docPart>
-    <w:docPart>
-      <w:docPartPr>
-        <w:name w:val="6E1103A16FDB44A883045B3739E6A2B7"/>
-        <w:category>
-          <w:name w:val="General"/>
-          <w:gallery w:val="placeholder"/>
-        </w:category>
-        <w:types>
-          <w:type w:val="bbPlcHdr"/>
-        </w:types>
-        <w:behaviors>
-          <w:behavior w:val="content"/>
-        </w:behaviors>
-        <w:guid w:val="{0EB3A6A9-C08F-467F-981F-8D6FCF8D4491}"/>
-      </w:docPartPr>
-      <w:docPartBody>
-        <w:p>
-          <w:r>
-            <w:t>Picture Caption: To make your document look professionally produced, Word provides header, footer, cover page, and text box designs that complement each other.</w:t>
-          </w:r>
-        </w:p>
-      </w:docPartBody>
-    </w:docPart>
-    <w:docPart>
-      <w:docPartPr>
-        <w:name w:val="7FF75B73BAB344CCA4976C3B7680B6B2"/>
-        <w:category>
-          <w:name w:val="General"/>
-          <w:gallery w:val="placeholder"/>
-        </w:category>
-        <w:types>
-          <w:type w:val="bbPlcHdr"/>
-        </w:types>
-        <w:behaviors>
-          <w:behavior w:val="content"/>
-        </w:behaviors>
-        <w:guid w:val="{6E00E059-39D1-4EBF-942D-3F3BC549DB54}"/>
-      </w:docPartPr>
-      <w:docPartBody>
-        <w:p>
-          <w:pPr>
-            <w:pStyle w:val="7FF75B73BAB344CCA4976C3B7680B6B29"/>
-          </w:pPr>
-          <w:r>
-            <w:rPr>
-              <w:rStyle w:val="BrownArticleTitle"/>
-            </w:rPr>
-            <w:t>The next hot and upcoming news story</w:t>
-          </w:r>
-        </w:p>
-      </w:docPartBody>
-    </w:docPart>
-    <w:docPart>
-      <w:docPartPr>
-        <w:name w:val="9548B3B2E5C0440B9FBACA70EE743B5F"/>
-        <w:category>
-          <w:name w:val="General"/>
-          <w:gallery w:val="placeholder"/>
-        </w:category>
-        <w:types>
-          <w:type w:val="bbPlcHdr"/>
-        </w:types>
-        <w:behaviors>
-          <w:behavior w:val="content"/>
-        </w:behaviors>
-        <w:guid w:val="{AE6AADB8-1480-4778-932E-1FB887F855F8}"/>
-      </w:docPartPr>
-      <w:docPartBody>
-        <w:p>
-          <w:pPr>
-            <w:pStyle w:val="9548B3B2E5C0440B9FBACA70EE743B5F9"/>
-          </w:pPr>
-          <w:r>
-            <w:rPr>
-              <w:rStyle w:val="BrownArticleSubtitle"/>
-            </w:rPr>
-            <w:t>Breaking news from your local trusted source</w:t>
-          </w:r>
-        </w:p>
-      </w:docPartBody>
-    </w:docPart>
-    <w:docPart>
-      <w:docPartPr>
-        <w:name w:val="DB7BF96A01E740A4AFD5EEF366368981"/>
-        <w:category>
-          <w:name w:val="General"/>
-          <w:gallery w:val="placeholder"/>
-        </w:category>
-        <w:types>
-          <w:type w:val="bbPlcHdr"/>
-        </w:types>
-        <w:behaviors>
-          <w:behavior w:val="content"/>
-        </w:behaviors>
-        <w:guid w:val="{DF315FDB-F75A-4DA2-8FCE-21163A20010F}"/>
-      </w:docPartPr>
-      <w:docPartBody>
-        <w:p>
-          <w:pPr>
-            <w:pStyle w:val="DB7BF96A01E740A4AFD5EEF3663689819"/>
-          </w:pPr>
-          <w:r>
-            <w:rPr>
-              <w:rStyle w:val="BrownAuthorName"/>
-            </w:rPr>
-            <w:t>MIRJAM NILSSON</w:t>
-          </w:r>
-        </w:p>
-      </w:docPartBody>
-    </w:docPart>
-    <w:docPart>
-      <w:docPartPr>
-        <w:name w:val="D4488250BBCE49E6A66BE66AC9A0200B"/>
-        <w:category>
-          <w:name w:val="General"/>
-          <w:gallery w:val="placeholder"/>
-        </w:category>
-        <w:types>
-          <w:type w:val="bbPlcHdr"/>
-        </w:types>
-        <w:behaviors>
-          <w:behavior w:val="content"/>
-        </w:behaviors>
-        <w:guid w:val="{6C320D85-F17C-4FCB-9DD2-F1832B12113F}"/>
-      </w:docPartPr>
-      <w:docPartBody>
-        <w:p>
-          <w:pPr>
-            <w:pStyle w:val="BrownBodyCopy"/>
-            <w:rPr>
-              <w:rStyle w:val="PlaceholderText"/>
-            </w:rPr>
-          </w:pPr>
-          <w:r>
-            <w:rPr>
-              <w:rStyle w:val="PlaceholderText"/>
-            </w:rPr>
-            <w:t xml:space="preserve">Video provides a powerful way to help you prove your point. When you click Online Video, you can paste in the embed code for the video you want to add. You can also type a keyword to search online for the video that best fits your document. </w:t>
-          </w:r>
-        </w:p>
-        <w:p>
-          <w:pPr>
-            <w:pStyle w:val="BrownBodyCopy"/>
-            <w:rPr>
-              <w:rStyle w:val="PlaceholderText"/>
-            </w:rPr>
-          </w:pPr>
-        </w:p>
-        <w:p>
-          <w:pPr>
-            <w:pStyle w:val="D4488250BBCE49E6A66BE66AC9A0200B9"/>
-          </w:pPr>
-          <w:r>
-            <w:rPr>
-              <w:rStyle w:val="PlaceholderText"/>
-            </w:rPr>
-            <w:t>To make your document look professionally produced, Word provides header, footer, cover page, and text box designs that complement each other. For example, you can add a matching cover page, header, and sidebar.</w:t>
-          </w:r>
-        </w:p>
-      </w:docPartBody>
-    </w:docPart>
-    <w:docPart>
-      <w:docPartPr>
-        <w:name w:val="0EFB6BE8447443ED92D77CA208DF6031"/>
-        <w:category>
-          <w:name w:val="General"/>
-          <w:gallery w:val="placeholder"/>
-        </w:category>
-        <w:types>
-          <w:type w:val="bbPlcHdr"/>
-        </w:types>
-        <w:behaviors>
-          <w:behavior w:val="content"/>
-        </w:behaviors>
-        <w:guid w:val="{237550AB-45EE-4561-8F57-32F08935E0B6}"/>
-      </w:docPartPr>
-      <w:docPartBody>
-        <w:p>
-          <w:pPr>
-            <w:pStyle w:val="BrownBodyCopy"/>
-          </w:pPr>
-          <w:r>
-            <w:t>Click Insert and then choose the elements you want from the different galleries. Themes and styles also help keep your document coordinated. When you click Design and choose a new Theme.</w:t>
-          </w:r>
-        </w:p>
-        <w:p>
-          <w:pPr>
-            <w:pStyle w:val="BrownBodyCopy"/>
-          </w:pPr>
-        </w:p>
-        <w:p>
-          <w:pPr>
-            <w:pStyle w:val="0EFB6BE8447443ED92D77CA208DF6031"/>
-          </w:pPr>
-          <w:r>
-            <w:t>Reading is easier, too, in the new Reading view. You can collapse parts of the document and focus on the text you want. If you need to stop reading before you reach the end, Word remembers where you left off - even on another device. Themes and styles also help keep your document coordinated.</w:t>
-          </w:r>
-        </w:p>
-      </w:docPartBody>
-    </w:docPart>
-    <w:docPart>
-      <w:docPartPr>
-        <w:name w:val="F6FEA16099E34154A0E6E15B62308BF7"/>
-        <w:category>
-          <w:name w:val="General"/>
-          <w:gallery w:val="placeholder"/>
-        </w:category>
-        <w:types>
-          <w:type w:val="bbPlcHdr"/>
-        </w:types>
-        <w:behaviors>
-          <w:behavior w:val="content"/>
-        </w:behaviors>
-        <w:guid w:val="{0539DC13-8114-4AAC-AF57-96D4308AC09D}"/>
-      </w:docPartPr>
-      <w:docPartBody>
-        <w:p>
-          <w:pPr>
-            <w:pStyle w:val="F6FEA16099E34154A0E6E15B62308BF7"/>
-          </w:pPr>
-          <w:r>
-            <w:t>Issue 10</w:t>
-          </w:r>
-        </w:p>
-      </w:docPartBody>
-    </w:docPart>
-    <w:docPart>
-      <w:docPartPr>
-        <w:name w:val="2FF9B5FB6519462384347742D4DEA1BE"/>
-        <w:category>
-          <w:name w:val="General"/>
-          <w:gallery w:val="placeholder"/>
-        </w:category>
-        <w:types>
-          <w:type w:val="bbPlcHdr"/>
-        </w:types>
-        <w:behaviors>
-          <w:behavior w:val="content"/>
-        </w:behaviors>
-        <w:guid w:val="{593B782A-5655-444C-9C02-B2C7E3FBA1B7}"/>
-      </w:docPartPr>
-      <w:docPartBody>
-        <w:p>
-          <w:pPr>
-            <w:pStyle w:val="OliveBodyCopy"/>
-            <w:rPr>
-              <w:rStyle w:val="PlaceholderText"/>
-            </w:rPr>
-          </w:pPr>
-          <w:r>
-            <w:rPr>
-              <w:rStyle w:val="PlaceholderText"/>
-            </w:rPr>
-            <w:t xml:space="preserve">keyword to search online for the video that best fits your document. When you work on a table, click where you want to add a row or a column, and then click the plus sign. Video provides a powerful way to help you prove your point. When you click Online Video, you can paste in the embed code for the video you want to add. You can also type a keyword to search online for the video that best fits your document. </w:t>
-          </w:r>
-        </w:p>
-        <w:p>
-          <w:pPr>
-            <w:pStyle w:val="OliveBodyCopy"/>
-            <w:rPr>
-              <w:rStyle w:val="PlaceholderText"/>
-            </w:rPr>
-          </w:pPr>
-        </w:p>
-        <w:p>
-          <w:pPr>
-            <w:pStyle w:val="OliveBodyCopy"/>
-            <w:rPr>
-              <w:rStyle w:val="PlaceholderText"/>
-            </w:rPr>
-          </w:pPr>
-          <w:r>
-            <w:rPr>
-              <w:rStyle w:val="PlaceholderText"/>
-            </w:rPr>
-            <w:t xml:space="preserve">To make your document look professionally produced, Word provides header, footer, cover page, and text box designs that complement each other. For example, you can add a matching cover page, header, and sidebar. Click Insert and then choose the elements you want from the different galleries. Themes and styles also help keep your document coordinated. </w:t>
-          </w:r>
-        </w:p>
-        <w:p>
-          <w:pPr>
-            <w:pStyle w:val="OliveBodyCopy"/>
-            <w:rPr>
-              <w:rStyle w:val="PlaceholderText"/>
-            </w:rPr>
-          </w:pPr>
-        </w:p>
-        <w:p>
-          <w:pPr>
-            <w:pStyle w:val="2FF9B5FB6519462384347742D4DEA1BE9"/>
-          </w:pPr>
-          <w:r>
-            <w:rPr>
-              <w:rStyle w:val="PlaceholderText"/>
-            </w:rPr>
-            <w:t>When you click Design and choose a new Theme. Save time in Word with new buttons that show up where you need them. To change the way a</w:t>
-          </w:r>
-        </w:p>
-      </w:docPartBody>
-    </w:docPart>
-    <w:docPart>
-      <w:docPartPr>
-        <w:name w:val="DA5FC68694C94BB19E09752A2A094E1A"/>
-        <w:category>
-          <w:name w:val="General"/>
-          <w:gallery w:val="placeholder"/>
-        </w:category>
-        <w:types>
-          <w:type w:val="bbPlcHdr"/>
-        </w:types>
-        <w:behaviors>
-          <w:behavior w:val="content"/>
-        </w:behaviors>
-        <w:guid w:val="{BE6415F4-9372-4CDC-9235-FC27629DA6D6}"/>
-      </w:docPartPr>
-      <w:docPartBody>
-        <w:p>
-          <w:pPr>
-            <w:pStyle w:val="OliveBodyCopy"/>
-            <w:rPr>
-              <w:rStyle w:val="PlaceholderText"/>
-            </w:rPr>
-          </w:pPr>
-          <w:r>
-            <w:rPr>
-              <w:rStyle w:val="PlaceholderText"/>
-            </w:rPr>
-            <w:t xml:space="preserve">picture fits in your document, click it and a button for layout options appears next to it. Reading is easier, too, in the new </w:t>
-          </w:r>
-        </w:p>
-        <w:p>
-          <w:pPr>
-            <w:pStyle w:val="OliveBodyCopy"/>
-            <w:rPr>
-              <w:rStyle w:val="PlaceholderText"/>
-            </w:rPr>
-          </w:pPr>
-          <w:r>
-            <w:rPr>
-              <w:rStyle w:val="PlaceholderText"/>
-            </w:rPr>
-            <w:t>Reading view. You can collapse parts of the document and focus</w:t>
-          </w:r>
-        </w:p>
-        <w:p>
-          <w:pPr>
-            <w:pStyle w:val="OliveBodyCopy"/>
-            <w:rPr>
-              <w:rStyle w:val="PlaceholderText"/>
-            </w:rPr>
-          </w:pPr>
-          <w:r>
-            <w:rPr>
-              <w:rStyle w:val="PlaceholderText"/>
-            </w:rPr>
-            <w:t xml:space="preserve">on the text you want. If you need to stop reading before you reach the end, Word remembers where you left off - even on another device. Themes and styles also help keep your document coordinated. </w:t>
-          </w:r>
-        </w:p>
-        <w:p>
-          <w:pPr>
-            <w:pStyle w:val="OliveBodyCopy"/>
-            <w:rPr>
-              <w:rStyle w:val="PlaceholderText"/>
-            </w:rPr>
-          </w:pPr>
-        </w:p>
-        <w:p>
-          <w:pPr>
-            <w:pStyle w:val="DA5FC68694C94BB19E09752A2A094E1A9"/>
-          </w:pPr>
-          <w:r>
-            <w:rPr>
-              <w:rStyle w:val="PlaceholderText"/>
-            </w:rPr>
-            <w:t>Video provides a powerful way to help you prove your point. When you click Online Video, you can paste in the embed code for the video you want to add. You can also type a keyword to search online for the video that best fits your document. When you work on a table, click where you want to add a row or a column, and then click the plus sign. When you work on a table, click where you want to add a row or a column, and then click the plus sign. Video provides a powerful way to help you prove your point.</w:t>
-          </w:r>
-        </w:p>
-      </w:docPartBody>
-    </w:docPart>
-    <w:docPart>
-      <w:docPartPr>
-        <w:name w:val="A78C1103873742629F97224679D41233"/>
-        <w:category>
-          <w:name w:val="General"/>
-          <w:gallery w:val="placeholder"/>
-        </w:category>
-        <w:types>
-          <w:type w:val="bbPlcHdr"/>
-        </w:types>
-        <w:behaviors>
-          <w:behavior w:val="content"/>
-        </w:behaviors>
-        <w:guid w:val="{282E8F2B-5354-4A34-BCA8-4475C05C56E4}"/>
-      </w:docPartPr>
-      <w:docPartBody>
-        <w:p>
-          <w:pPr>
-            <w:pStyle w:val="A78C1103873742629F97224679D41233"/>
-          </w:pPr>
-          <w:r>
-            <w:t>Picture caption: To make your document look professionally produced, Word provides header, footer, cover page, and text box designs that complement each other.</w:t>
-          </w:r>
-        </w:p>
-      </w:docPartBody>
-    </w:docPart>
-    <w:docPart>
-      <w:docPartPr>
-        <w:name w:val="9B3A3C8333444C0C80571CD3F8748170"/>
-        <w:category>
-          <w:name w:val="General"/>
-          <w:gallery w:val="placeholder"/>
-        </w:category>
-        <w:types>
-          <w:type w:val="bbPlcHdr"/>
-        </w:types>
-        <w:behaviors>
-          <w:behavior w:val="content"/>
-        </w:behaviors>
-        <w:guid w:val="{7007A19F-7756-4906-90B3-37A4B220C842}"/>
-      </w:docPartPr>
-      <w:docPartBody>
-        <w:p>
-          <w:pPr>
-            <w:pStyle w:val="9B3A3C8333444C0C80571CD3F8748170"/>
-          </w:pPr>
-          <w:r>
-            <w:t>Breaking news</w:t>
-          </w:r>
-        </w:p>
-      </w:docPartBody>
-    </w:docPart>
-    <w:docPart>
-      <w:docPartPr>
-        <w:name w:val="8FBFAB261021462E87496606F56BB87F"/>
-        <w:category>
-          <w:name w:val="General"/>
-          <w:gallery w:val="placeholder"/>
-        </w:category>
-        <w:types>
-          <w:type w:val="bbPlcHdr"/>
-        </w:types>
-        <w:behaviors>
-          <w:behavior w:val="content"/>
-        </w:behaviors>
-        <w:guid w:val="{7053F31E-F680-48BA-821B-9EC82A93BA3E}"/>
-      </w:docPartPr>
-      <w:docPartBody>
-        <w:p>
-          <w:pPr>
-            <w:pStyle w:val="8FBFAB261021462E87496606F56BB87F9"/>
-          </w:pPr>
-          <w:r>
-            <w:rPr>
-              <w:rStyle w:val="OliveArticleSubtitle"/>
-            </w:rPr>
-            <w:t>The latest local news</w:t>
-          </w:r>
-        </w:p>
-      </w:docPartBody>
-    </w:docPart>
-    <w:docPart>
-      <w:docPartPr>
-        <w:name w:val="B9AD9DE8EF3247638F53645093144AA8"/>
-        <w:category>
-          <w:name w:val="General"/>
-          <w:gallery w:val="placeholder"/>
-        </w:category>
-        <w:types>
-          <w:type w:val="bbPlcHdr"/>
-        </w:types>
-        <w:behaviors>
-          <w:behavior w:val="content"/>
-        </w:behaviors>
-        <w:guid w:val="{437ECB4F-D70F-46AC-BFC5-CFE606ADF445}"/>
-      </w:docPartPr>
-      <w:docPartBody>
-        <w:p>
-          <w:pPr>
-            <w:pStyle w:val="B9AD9DE8EF3247638F53645093144AA89"/>
-          </w:pPr>
-          <w:r>
-            <w:rPr>
-              <w:rStyle w:val="OliveAuthorName"/>
-            </w:rPr>
-            <w:t>MIRJAM NILSSON</w:t>
-          </w:r>
-        </w:p>
-      </w:docPartBody>
-    </w:docPart>
-    <w:docPart>
-      <w:docPartPr>
-        <w:name w:val="7171372BC02143058F16559235C4651B"/>
-        <w:category>
-          <w:name w:val="General"/>
-          <w:gallery w:val="placeholder"/>
-        </w:category>
-        <w:types>
-          <w:type w:val="bbPlcHdr"/>
-        </w:types>
-        <w:behaviors>
-          <w:behavior w:val="content"/>
-        </w:behaviors>
-        <w:guid w:val="{951751D8-8FAC-4096-9A02-A5C58E9FC9A7}"/>
-      </w:docPartPr>
-      <w:docPartBody>
-        <w:p>
-          <w:pPr>
-            <w:pStyle w:val="7171372BC02143058F16559235C4651B"/>
-          </w:pPr>
-          <w:r>
-            <w:t>Video provides a powerful way to help you prove your point. When you click Online Video, you can paste in the embed code for the video you want to add. You can also type a</w:t>
-          </w:r>
-        </w:p>
-      </w:docPartBody>
-    </w:docPart>
-    <w:docPart>
-      <w:docPartPr>
-        <w:name w:val="B258E1CB87A543368AF15D54748ADFF6"/>
-        <w:category>
-          <w:name w:val="General"/>
-          <w:gallery w:val="placeholder"/>
-        </w:category>
-        <w:types>
-          <w:type w:val="bbPlcHdr"/>
-        </w:types>
-        <w:behaviors>
-          <w:behavior w:val="content"/>
-        </w:behaviors>
-        <w:guid w:val="{2443F3A2-A2DE-42B1-B8E5-D3D263CBDF21}"/>
-      </w:docPartPr>
-      <w:docPartBody>
-        <w:p>
-          <w:pPr>
-            <w:pStyle w:val="B258E1CB87A543368AF15D54748ADFF69"/>
-          </w:pPr>
-          <w:r>
-            <w:rPr>
-              <w:rStyle w:val="BrownAuthorName"/>
-            </w:rPr>
-            <w:t>MIRJAM NILSSON</w:t>
-          </w:r>
-        </w:p>
-      </w:docPartBody>
-    </w:docPart>
-    <w:docPart>
-      <w:docPartPr>
-        <w:name w:val="6B4BE9009BD742238F623DC0911817CD"/>
-        <w:category>
-          <w:name w:val="General"/>
-          <w:gallery w:val="placeholder"/>
-        </w:category>
-        <w:types>
-          <w:type w:val="bbPlcHdr"/>
-        </w:types>
-        <w:behaviors>
-          <w:behavior w:val="content"/>
-        </w:behaviors>
-        <w:guid w:val="{3F032AA3-ABD2-40A2-BD7A-F4018C856E8C}"/>
-      </w:docPartPr>
-      <w:docPartBody>
-        <w:p>
-          <w:pPr>
-            <w:pStyle w:val="6B4BE9009BD742238F623DC0911817CD"/>
-          </w:pPr>
-          <w:r>
-            <w:t>Save time in Word with new buttons that show up where you need them. To change the way a picture fits in your document, click it and a button for layout options appears next to it. When you work on a table, click where you want to add a row or a column, and then click the plus sign.</w:t>
-          </w:r>
-        </w:p>
-      </w:docPartBody>
-    </w:docPart>
-    <w:docPart>
-      <w:docPartPr>
-        <w:name w:val="5EBACB4B19C74493A02703B599978FB5"/>
-        <w:category>
-          <w:name w:val="General"/>
-          <w:gallery w:val="placeholder"/>
-        </w:category>
-        <w:types>
-          <w:type w:val="bbPlcHdr"/>
-        </w:types>
-        <w:behaviors>
-          <w:behavior w:val="content"/>
-        </w:behaviors>
-        <w:guid w:val="{4124ACA3-955D-4748-A224-42C98E52B547}"/>
-      </w:docPartPr>
-      <w:docPartBody>
-        <w:p>
-          <w:r>
-            <w:t>Picture Caption: To make your document look professionally produced, Word provides header, footer, cover page, and text box designs that complement each other.</w:t>
-          </w:r>
-        </w:p>
-      </w:docPartBody>
-    </w:docPart>
-    <w:docPart>
-      <w:docPartPr>
-        <w:name w:val="C109686A328F4F7B996990B6759489FB"/>
-        <w:category>
-          <w:name w:val="General"/>
-          <w:gallery w:val="placeholder"/>
-        </w:category>
-        <w:types>
-          <w:type w:val="bbPlcHdr"/>
-        </w:types>
-        <w:behaviors>
-          <w:behavior w:val="content"/>
-        </w:behaviors>
-        <w:guid w:val="{08634A6E-C5EA-46E8-A908-541BBD50C003}"/>
-      </w:docPartPr>
-      <w:docPartBody>
-        <w:p>
-          <w:pPr>
-            <w:pStyle w:val="C109686A328F4F7B996990B6759489FB9"/>
-          </w:pPr>
-          <w:r>
-            <w:rPr>
-              <w:rStyle w:val="BrownArticleTitle"/>
-            </w:rPr>
-            <w:t>The next hot and upcoming story</w:t>
-          </w:r>
-        </w:p>
-      </w:docPartBody>
-    </w:docPart>
-    <w:docPart>
-      <w:docPartPr>
-        <w:name w:val="9CFB764115654973AC5126EE9AFC9E6F"/>
-        <w:category>
-          <w:name w:val="General"/>
-          <w:gallery w:val="placeholder"/>
-        </w:category>
-        <w:types>
-          <w:type w:val="bbPlcHdr"/>
-        </w:types>
-        <w:behaviors>
-          <w:behavior w:val="content"/>
-        </w:behaviors>
-        <w:guid w:val="{6D878648-A624-444A-BE3B-53F6A854DC71}"/>
-      </w:docPartPr>
-      <w:docPartBody>
-        <w:p>
-          <w:pPr>
-            <w:pStyle w:val="9CFB764115654973AC5126EE9AFC9E6F9"/>
-          </w:pPr>
-          <w:r>
-            <w:rPr>
-              <w:rStyle w:val="BrownArticleSubtitle"/>
-            </w:rPr>
-            <w:t>Breaking news from your local trusted source</w:t>
-          </w:r>
-        </w:p>
-      </w:docPartBody>
-    </w:docPart>
-    <w:docPart>
-      <w:docPartPr>
-        <w:name w:val="5350A9D85AD84E419ADB32ECF8157A7E"/>
-        <w:category>
-          <w:name w:val="General"/>
-          <w:gallery w:val="placeholder"/>
-        </w:category>
-        <w:types>
-          <w:type w:val="bbPlcHdr"/>
-        </w:types>
-        <w:behaviors>
-          <w:behavior w:val="content"/>
-        </w:behaviors>
-        <w:guid w:val="{AAB48560-7FED-4B0A-ADBD-5FBD4D2FE1B2}"/>
-      </w:docPartPr>
-      <w:docPartBody>
-        <w:p>
-          <w:pPr>
-            <w:pStyle w:val="PullQuote"/>
-          </w:pPr>
-          <w:r>
-            <w:t>“Video provides</w:t>
-          </w:r>
-        </w:p>
-        <w:p>
-          <w:pPr>
-            <w:pStyle w:val="PullQuote"/>
-          </w:pPr>
-          <w:r>
-            <w:t xml:space="preserve"> a powerful way to </w:t>
-          </w:r>
-        </w:p>
-        <w:p>
-          <w:pPr>
-            <w:pStyle w:val="PullQuote"/>
-          </w:pPr>
-          <w:r>
-            <w:t xml:space="preserve">help you prove </w:t>
-          </w:r>
-        </w:p>
-        <w:p>
-          <w:r>
-            <w:t>your point.”</w:t>
-          </w:r>
-        </w:p>
-      </w:docPartBody>
-    </w:docPart>
-    <w:docPart>
-      <w:docPartPr>
-        <w:name w:val="BA403E4FDBAE44D5B34477F5AB555F2B"/>
-        <w:category>
-          <w:name w:val="General"/>
-          <w:gallery w:val="placeholder"/>
-        </w:category>
-        <w:types>
-          <w:type w:val="bbPlcHdr"/>
-        </w:types>
-        <w:behaviors>
-          <w:behavior w:val="content"/>
-        </w:behaviors>
-        <w:guid w:val="{7DB25280-2EFD-40D6-8E92-C9B593F4F8CB}"/>
-      </w:docPartPr>
-      <w:docPartBody>
-        <w:p>
-          <w:pPr>
-            <w:pStyle w:val="BrownBodyCopy"/>
-            <w:rPr>
-              <w:rStyle w:val="PlaceholderText"/>
-            </w:rPr>
-          </w:pPr>
-          <w:r>
-            <w:rPr>
-              <w:rStyle w:val="PlaceholderText"/>
-            </w:rPr>
-            <w:t xml:space="preserve">Video provides a powerful way to help you prove your point. When you click Online Video, you can paste in the embed code for the video you want to add. You can also type a keyword to search online for the video that best fits your document. </w:t>
-          </w:r>
-        </w:p>
-        <w:p>
-          <w:pPr>
-            <w:pStyle w:val="BrownBodyCopy"/>
-            <w:rPr>
-              <w:rStyle w:val="PlaceholderText"/>
-            </w:rPr>
-          </w:pPr>
-        </w:p>
-        <w:p>
-          <w:pPr>
-            <w:pStyle w:val="BrownBodyCopy"/>
-            <w:rPr>
-              <w:rStyle w:val="PlaceholderText"/>
-            </w:rPr>
-          </w:pPr>
-          <w:r>
-            <w:rPr>
-              <w:rStyle w:val="PlaceholderText"/>
-            </w:rPr>
-            <w:t>To make your document look professionally produced, Word provides header, footer, cover page, and text box designs that complement each other. For example, you can add a matching cover page, header, and sidebar. Click Insert and then choose the elements you want from the different galleries. Themes and styles also help keep your document coordinated. When you click Design and choose a new Theme.</w:t>
-          </w:r>
-        </w:p>
-        <w:p>
-          <w:pPr>
-            <w:pStyle w:val="BrownBodyCopy"/>
-            <w:rPr>
-              <w:rStyle w:val="PlaceholderText"/>
-            </w:rPr>
-          </w:pPr>
-        </w:p>
-        <w:p>
-          <w:pPr>
-            <w:pStyle w:val="BrownBodyCopy"/>
-            <w:rPr>
-              <w:rStyle w:val="PlaceholderText"/>
-            </w:rPr>
-          </w:pPr>
-          <w:r>
-            <w:rPr>
-              <w:rStyle w:val="PlaceholderText"/>
-            </w:rPr>
-            <w:t>Save time in Word with new buttons that show up where you need them. To change the way a picture fits in your document, click it and a button for layout options appears next to it. When you work on a table, click where you want to add a row or a column, and then click the plus sign.</w:t>
-          </w:r>
-        </w:p>
-        <w:p>
-          <w:pPr>
-            <w:pStyle w:val="BrownBodyCopy"/>
-            <w:rPr>
-              <w:rStyle w:val="PlaceholderText"/>
-            </w:rPr>
-          </w:pPr>
-        </w:p>
-        <w:p>
-          <w:pPr>
-            <w:pStyle w:val="BA403E4FDBAE44D5B34477F5AB555F2B9"/>
-          </w:pPr>
-          <w:r>
-            <w:rPr>
-              <w:rStyle w:val="PlaceholderText"/>
-            </w:rPr>
-            <w:t>To make your document look professionally produced, Word provides header, footer, cover page, and text box designs that complement each other. For example, you can add a matching cover page, header, and sidebar. Click Insert and then choose the elements you want from the different galleries.</w:t>
-          </w:r>
-        </w:p>
-      </w:docPartBody>
-    </w:docPart>
-    <w:docPart>
-      <w:docPartPr>
-        <w:name w:val="42A834C6A9784A3280F003182219D959"/>
-        <w:category>
-          <w:name w:val="General"/>
-          <w:gallery w:val="placeholder"/>
-        </w:category>
-        <w:types>
-          <w:type w:val="bbPlcHdr"/>
-        </w:types>
-        <w:behaviors>
-          <w:behavior w:val="content"/>
-        </w:behaviors>
-        <w:guid w:val="{46A31F23-4CD5-47B3-B287-119C9078591D}"/>
-      </w:docPartPr>
-      <w:docPartBody>
-        <w:p>
-          <w:r>
-            <w:t>Video provides a powerful way to help you prove your point. When you click Online Video, you can paste in the embed code for the video you want to add. You can also type a keyword to search online for the video that best fits your document.</w:t>
-          </w:r>
-        </w:p>
-      </w:docPartBody>
-    </w:docPart>
-    <w:docPart>
-      <w:docPartPr>
-        <w:name w:val="D593D742F3064359B4F090A728A309ED"/>
-        <w:category>
-          <w:name w:val="General"/>
-          <w:gallery w:val="placeholder"/>
-        </w:category>
-        <w:types>
-          <w:type w:val="bbPlcHdr"/>
-        </w:types>
-        <w:behaviors>
-          <w:behavior w:val="content"/>
-        </w:behaviors>
-        <w:guid w:val="{BE32AE87-E353-405B-81B7-A3D1652D712F}"/>
-      </w:docPartPr>
-      <w:docPartBody>
-        <w:p>
-          <w:pPr>
-            <w:pStyle w:val="D593D742F3064359B4F090A728A309ED"/>
-          </w:pPr>
-          <w:r>
-            <w:t>Issue 10</w:t>
-          </w:r>
-        </w:p>
-      </w:docPartBody>
-    </w:docPart>
-    <w:docPart>
-      <w:docPartPr>
-        <w:name w:val="B114971D95514A4E863A2FC5F52D0083"/>
-        <w:category>
-          <w:name w:val="General"/>
-          <w:gallery w:val="placeholder"/>
-        </w:category>
-        <w:types>
-          <w:type w:val="bbPlcHdr"/>
-        </w:types>
-        <w:behaviors>
-          <w:behavior w:val="content"/>
-        </w:behaviors>
-        <w:guid w:val="{3FE5C480-9949-4F6C-8C88-300C6014E131}"/>
-      </w:docPartPr>
-      <w:docPartBody>
-        <w:p>
-          <w:pPr>
-            <w:pStyle w:val="B114971D95514A4E863A2FC5F52D0083"/>
-          </w:pPr>
-          <w:r>
-            <w:t>Tuesday Sep 23, 20XX</w:t>
-          </w:r>
-        </w:p>
-      </w:docPartBody>
-    </w:docPart>
-    <w:docPart>
-      <w:docPartPr>
-        <w:name w:val="26CF00401DB5457C83A65B96EC4F81B3"/>
-        <w:category>
-          <w:name w:val="General"/>
-          <w:gallery w:val="placeholder"/>
-        </w:category>
-        <w:types>
-          <w:type w:val="bbPlcHdr"/>
-        </w:types>
-        <w:behaviors>
-          <w:behavior w:val="content"/>
-        </w:behaviors>
-        <w:guid w:val="{4B273860-2912-4B6E-AB55-0AB7E9DF070F}"/>
-      </w:docPartPr>
-      <w:docPartBody>
-        <w:p>
-          <w:pPr>
-            <w:pStyle w:val="26CF00401DB5457C83A65B96EC4F81B3"/>
-          </w:pPr>
-          <w:r>
-            <w:t>Tuesday Sep 23, 20XX</w:t>
-          </w:r>
-        </w:p>
-      </w:docPartBody>
-    </w:docPart>
-    <w:docPart>
-      <w:docPartPr>
-        <w:name w:val="BF219923121044CF83F9E7A9B6A662AA"/>
-        <w:category>
-          <w:name w:val="General"/>
-          <w:gallery w:val="placeholder"/>
-        </w:category>
-        <w:types>
-          <w:type w:val="bbPlcHdr"/>
-        </w:types>
-        <w:behaviors>
-          <w:behavior w:val="content"/>
-        </w:behaviors>
-        <w:guid w:val="{DFAB40C4-3E40-414A-926E-536DB25A5420}"/>
-      </w:docPartPr>
-      <w:docPartBody>
-        <w:p>
-          <w:r>
-            <w:t>Tuesday Sep 23, 20XX</w:t>
-          </w:r>
-        </w:p>
-      </w:docPartBody>
-    </w:docPart>
-    <w:docPart>
-      <w:docPartPr>
-        <w:name w:val="C56A77BF8D0F4D658DD1A6993F7EE285"/>
-        <w:category>
-          <w:name w:val="General"/>
-          <w:gallery w:val="placeholder"/>
-        </w:category>
-        <w:types>
-          <w:type w:val="bbPlcHdr"/>
-        </w:types>
-        <w:behaviors>
-          <w:behavior w:val="content"/>
-        </w:behaviors>
-        <w:guid w:val="{CEDA6D77-232D-4A43-AB6D-3FC21F18679A}"/>
-      </w:docPartPr>
-      <w:docPartBody>
-        <w:p>
-          <w:pPr>
-            <w:pStyle w:val="BrownBodyCopy"/>
-          </w:pPr>
-          <w:r>
-            <w:t xml:space="preserve">Video provides a powerful way to help you prove your point. When you click Online Video, you can paste in the embed code for the video you want to add. You can also type a keyword to search online for the video that best fits your document.  </w:t>
-          </w:r>
-        </w:p>
-        <w:p>
-          <w:pPr>
-            <w:pStyle w:val="BrownBodyCopy"/>
-          </w:pPr>
-        </w:p>
-        <w:p>
-          <w:pPr>
-            <w:pStyle w:val="BrownBodyCopy"/>
-          </w:pPr>
-          <w:r>
-            <w:t xml:space="preserve">To make your document look professionally produced, Word provides header, footer, cover page, and text box designs that complement each other. For example, you can add a matching cover page, header, and sidebar. Click Insert and then choose the elements you want from the different galleries. Themes and styles also help keep your document coordinated. When you click Design and choose a new Theme. </w:t>
-          </w:r>
-        </w:p>
-        <w:p>
-          <w:pPr>
-            <w:pStyle w:val="BrownBodyCopy"/>
-          </w:pPr>
-        </w:p>
-        <w:p>
-          <w:pPr>
-            <w:pStyle w:val="C56A77BF8D0F4D658DD1A6993F7EE285"/>
-          </w:pPr>
-          <w:r>
-            <w:t>Save time in Word with new buttons that show up where you need them. To change the way a picture fits in your document, click it and a button for layout options appears next to it. When you work on a table, click where you want to add a row or a column, and then click the plus sign.</w:t>
-          </w:r>
-        </w:p>
-      </w:docPartBody>
-    </w:docPart>
-    <w:docPart>
-      <w:docPartPr>
-        <w:name w:val="FE27803F18C8485DAD913FB16CF632AD"/>
-        <w:category>
-          <w:name w:val="General"/>
-          <w:gallery w:val="placeholder"/>
-        </w:category>
-        <w:types>
-          <w:type w:val="bbPlcHdr"/>
-        </w:types>
-        <w:behaviors>
-          <w:behavior w:val="content"/>
-        </w:behaviors>
-        <w:guid w:val="{B626F990-407A-41E6-8915-4570CFDD5A30}"/>
-      </w:docPartPr>
-      <w:docPartBody>
-        <w:p>
-          <w:pPr>
-            <w:pStyle w:val="BrownBodyCopy"/>
-          </w:pPr>
-          <w:r>
-            <w:t xml:space="preserve">Video provides a powerful way to help you prove your point. When you click Online Video, you can paste in the embed code for the video you want to add. You can also type a keyword to search online for the video that best fits your document.  </w:t>
-          </w:r>
-        </w:p>
-        <w:p>
-          <w:pPr>
-            <w:pStyle w:val="BrownBodyCopy"/>
-          </w:pPr>
-        </w:p>
-        <w:p>
-          <w:pPr>
-            <w:pStyle w:val="BrownBodyCopy"/>
-          </w:pPr>
-          <w:r>
-            <w:t xml:space="preserve">To make your document look professionally produced, Word provides header, footer, cover page, and text box designs that complement each other. For example, you can add a matching cover page, header, and sidebar. Click Insert and then choose the elements you want from the different galleries.  </w:t>
-          </w:r>
-        </w:p>
-        <w:p>
-          <w:pPr>
-            <w:pStyle w:val="BrownBodyCopy"/>
-          </w:pPr>
-        </w:p>
-        <w:p>
-          <w:pPr>
-            <w:pStyle w:val="BrownBodyCopy"/>
-          </w:pPr>
-          <w:r>
-            <w:t xml:space="preserve">Themes and styles also help keep your document coordinated. When you click Design and choose a new Theme. </w:t>
-          </w:r>
-        </w:p>
-        <w:p>
-          <w:pPr>
-            <w:pStyle w:val="BrownBodyCopy"/>
-          </w:pPr>
-        </w:p>
-        <w:p>
-          <w:pPr>
-            <w:pStyle w:val="FE27803F18C8485DAD913FB16CF632AD"/>
-          </w:pPr>
-          <w:r>
-            <w:t>When you work on a table, click where you want to add a row or a column, and then click the plus sign.</w:t>
-          </w:r>
-        </w:p>
-      </w:docPartBody>
-    </w:docPart>
-    <w:docPart>
-      <w:docPartPr>
-        <w:name w:val="C97A748409074CF49F380C57E448B1B4"/>
-        <w:category>
-          <w:name w:val="General"/>
-          <w:gallery w:val="placeholder"/>
-        </w:category>
-        <w:types>
-          <w:type w:val="bbPlcHdr"/>
-        </w:types>
-        <w:behaviors>
-          <w:behavior w:val="content"/>
-        </w:behaviors>
-        <w:guid w:val="{E213C1CD-EB83-47A9-A100-612A90EEC271}"/>
-      </w:docPartPr>
-      <w:docPartBody>
-        <w:p>
-          <w:pPr>
-            <w:pStyle w:val="BrownBodyCopy"/>
-            <w:rPr>
-              <w:rStyle w:val="PlaceholderText"/>
-            </w:rPr>
-          </w:pPr>
-          <w:r>
-            <w:rPr>
-              <w:rStyle w:val="PlaceholderText"/>
-            </w:rPr>
-            <w:t xml:space="preserve">Save time in Word with new buttons that show up where you need them. To change the way a picture fits in your document, click it and a button for layout options appears next to it. When you work on a table, click where you want to add a row or a column, and then click the plus sign. </w:t>
-          </w:r>
-        </w:p>
-        <w:p>
-          <w:pPr>
-            <w:pStyle w:val="BrownBodyCopy"/>
-            <w:rPr>
-              <w:rStyle w:val="PlaceholderText"/>
-            </w:rPr>
-          </w:pPr>
-        </w:p>
-        <w:p>
-          <w:pPr>
-            <w:pStyle w:val="C97A748409074CF49F380C57E448B1B49"/>
-          </w:pPr>
-          <w:r>
-            <w:rPr>
-              <w:rStyle w:val="PlaceholderText"/>
-            </w:rPr>
-            <w:t>Video provides a powerful way to help you prove your point. When you click Online Video, you can paste in the embed code for the video you want to add. You can also type a keyword to search online for the video that best fits your document. Reading is easier, too, in the new Reading view. You can collapse parts of the document and focus on the text you want.</w:t>
-          </w:r>
-        </w:p>
-      </w:docPartBody>
-    </w:docPart>
-    <w:docPart>
-      <w:docPartPr>
-        <w:name w:val="78C6A362F0074E1393EBE04FA6A98B23"/>
-        <w:category>
-          <w:name w:val="General"/>
-          <w:gallery w:val="placeholder"/>
-        </w:category>
-        <w:types>
-          <w:type w:val="bbPlcHdr"/>
-        </w:types>
-        <w:behaviors>
-          <w:behavior w:val="content"/>
-        </w:behaviors>
-        <w:guid w:val="{3FF19201-3D78-4873-940F-CB5441AA9CE4}"/>
-      </w:docPartPr>
-      <w:docPartBody>
-        <w:p>
-          <w:pPr>
-            <w:pStyle w:val="78C6A362F0074E1393EBE04FA6A98B23"/>
-          </w:pPr>
-          <w:r>
-            <w:t>Video provides a powerful way to help you prove your point. When you click Online Video, you can paste in the embed code for the video you want to add. You can also type a keyword to search online for the video that best fits your document</w:t>
-          </w:r>
-          <w:r>
-            <w:t>.</w:t>
-          </w:r>
-        </w:p>
-      </w:docPartBody>
-    </w:docPart>
-    <w:docPart>
-      <w:docPartPr>
-        <w:name w:val="CF230EE9C364411ABF618C2160270A29"/>
-        <w:category>
-          <w:name w:val="General"/>
-          <w:gallery w:val="placeholder"/>
-        </w:category>
-        <w:types>
-          <w:type w:val="bbPlcHdr"/>
-        </w:types>
-        <w:behaviors>
-          <w:behavior w:val="content"/>
-        </w:behaviors>
-        <w:guid w:val="{00A449DC-1070-4068-B924-1024158A4370}"/>
-      </w:docPartPr>
-      <w:docPartBody>
-        <w:p>
-          <w:pPr>
-            <w:pStyle w:val="BrownBodyCopy"/>
-          </w:pPr>
-          <w:r>
-            <w:t xml:space="preserve">To make your document look professionally produced, Word provides header, footer, cover page, and text box designs that complement each other. For example, you can add a matching cover page, header, and sidebar.  </w:t>
-          </w:r>
-        </w:p>
-        <w:p>
-          <w:pPr>
-            <w:pStyle w:val="BrownBodyCopy"/>
-          </w:pPr>
-        </w:p>
-        <w:p>
-          <w:pPr>
-            <w:pStyle w:val="CF230EE9C364411ABF618C2160270A29"/>
-          </w:pPr>
-          <w:r>
-            <w:t>Click Insert and then choose the elements you want from the different galleries. Themes and styles also help keep your document coordinated. When you click Design and choose a new Theme. Video provides a powerful way to help you prove your point. When you click Online Video, you can paste in the embed code for the video you want to add.</w:t>
-          </w:r>
-        </w:p>
-      </w:docPartBody>
-    </w:docPart>
-    <w:docPart>
-      <w:docPartPr>
-        <w:name w:val="BFD9D5215E234BA78B84FE99CC2050E6"/>
-        <w:category>
-          <w:name w:val="General"/>
-          <w:gallery w:val="placeholder"/>
-        </w:category>
-        <w:types>
-          <w:type w:val="bbPlcHdr"/>
-        </w:types>
-        <w:behaviors>
-          <w:behavior w:val="content"/>
-        </w:behaviors>
-        <w:guid w:val="{6512C877-2F98-46E7-828D-ED69FDD31675}"/>
-      </w:docPartPr>
-      <w:docPartBody>
-        <w:p>
-          <w:pPr>
-            <w:pStyle w:val="BrownBodyCopy"/>
-          </w:pPr>
-          <w:r>
-            <w:t xml:space="preserve">Save time in Word with new buttons that show up where you need them. To change the way a picture fits in your document, click it and a button for layout options appears next to it. When you work on a table, click where you want to add a row or a column, and then click the plus sign. </w:t>
-          </w:r>
-        </w:p>
-        <w:p>
-          <w:pPr>
-            <w:pStyle w:val="BrownBodyCopy"/>
-          </w:pPr>
-        </w:p>
-        <w:p>
-          <w:pPr>
-            <w:pStyle w:val="BFD9D5215E234BA78B84FE99CC2050E6"/>
-          </w:pPr>
-          <w:r>
-            <w:t>Video provides a powerful way to help you prove your point. When you click Online Video, you can paste in the embed code for the video you want to add. You can also type a keyword to search online for the video that best fits your document.</w:t>
-          </w:r>
-        </w:p>
-      </w:docPartBody>
-    </w:docPart>
-  </w:docParts>
-</w:glossaryDocument>
-</file>
-
-<file path=word/glossary/fontTable.xml><?xml version="1.0" encoding="utf-8"?>
-<w:fonts xmlns:mc="http://schemas.openxmlformats.org/markup-compatibility/2006" xmlns:r="http://schemas.openxmlformats.org/officeDocument/2006/relationships" xmlns:w="http://schemas.openxmlformats.org/wordprocessingml/2006/main" xmlns:w14="http://schemas.microsoft.com/office/word/2010/wordml" xmlns:w15="http://schemas.microsoft.com/office/word/2012/wordml" xmlns:w16cex="http://schemas.microsoft.com/office/word/2018/wordml/cex" xmlns:w16cid="http://schemas.microsoft.com/office/word/2016/wordml/cid" xmlns:w16="http://schemas.microsoft.com/office/word/2018/wordml" xmlns:w16se="http://schemas.microsoft.com/office/word/2015/wordml/symex" mc:Ignorable="w14 w15 w16se w16cid w16 w16cex">
-  <w:font w:name="Sylfaen">
-    <w:panose1 w:val="010A0502050306030303"/>
-    <w:charset w:val="00"/>
-    <w:family w:val="roman"/>
-    <w:pitch w:val="variable"/>
-    <w:sig w:usb0="04000687" w:usb1="00000000" w:usb2="00000000" w:usb3="00000000" w:csb0="0000009F" w:csb1="00000000"/>
-  </w:font>
-  <w:font w:name="Euphemia">
-    <w:altName w:val="Euphemia"/>
-    <w:charset w:val="00"/>
-    <w:family w:val="swiss"/>
-    <w:pitch w:val="variable"/>
-    <w:sig w:usb0="8000006F" w:usb1="0000004A" w:usb2="00002000" w:usb3="00000000" w:csb0="00000001" w:csb1="00000000"/>
-  </w:font>
-  <w:font w:name="Times New Roman">
-    <w:panose1 w:val="02020603050405020304"/>
-    <w:charset w:val="00"/>
-    <w:family w:val="roman"/>
-    <w:pitch w:val="variable"/>
-    <w:sig w:usb0="E0002EFF" w:usb1="C000785B" w:usb2="00000009" w:usb3="00000000" w:csb0="000001FF" w:csb1="00000000"/>
-  </w:font>
-  <w:font w:name="Courier New">
-    <w:panose1 w:val="02070309020205020404"/>
-    <w:charset w:val="00"/>
-    <w:family w:val="modern"/>
-    <w:pitch w:val="fixed"/>
-    <w:sig w:usb0="E0002EFF" w:usb1="C0007843" w:usb2="00000009" w:usb3="00000000" w:csb0="000001FF" w:csb1="00000000"/>
-  </w:font>
-  <w:font w:name="Wingdings">
-    <w:panose1 w:val="05000000000000000000"/>
-    <w:charset w:val="02"/>
-    <w:family w:val="auto"/>
-    <w:pitch w:val="variable"/>
-    <w:sig w:usb0="00000000" w:usb1="10000000" w:usb2="00000000" w:usb3="00000000" w:csb0="80000000" w:csb1="00000000"/>
-  </w:font>
-  <w:font w:name="Symbol">
-    <w:panose1 w:val="05050102010706020507"/>
-    <w:charset w:val="02"/>
-    <w:family w:val="roman"/>
-    <w:pitch w:val="variable"/>
-    <w:sig w:usb0="00000000" w:usb1="10000000" w:usb2="00000000" w:usb3="00000000" w:csb0="80000000" w:csb1="00000000"/>
-  </w:font>
-  <w:font w:name="Arial">
-    <w:panose1 w:val="020B0604020202020204"/>
-    <w:charset w:val="00"/>
-    <w:family w:val="swiss"/>
-    <w:pitch w:val="variable"/>
-    <w:sig w:usb0="E0002EFF" w:usb1="C000785B" w:usb2="00000009" w:usb3="00000000" w:csb0="000001FF" w:csb1="00000000"/>
-  </w:font>
-  <w:font w:name="Segoe UI">
-    <w:panose1 w:val="020B0502040204020203"/>
-    <w:charset w:val="00"/>
-    <w:family w:val="swiss"/>
-    <w:pitch w:val="variable"/>
-    <w:sig w:usb0="E4002EFF" w:usb1="C000E47F" w:usb2="00000009" w:usb3="00000000" w:csb0="000001FF" w:csb1="00000000"/>
-  </w:font>
-  <w:font w:name="Calibri">
-    <w:panose1 w:val="020F0502020204030204"/>
-    <w:charset w:val="00"/>
-    <w:family w:val="swiss"/>
-    <w:pitch w:val="variable"/>
-    <w:sig w:usb0="E4002EFF" w:usb1="C000247B" w:usb2="00000009" w:usb3="00000000" w:csb0="000001FF" w:csb1="00000000"/>
-  </w:font>
-  <w:font w:name="Calibri Light">
-    <w:panose1 w:val="020F0302020204030204"/>
-    <w:charset w:val="00"/>
-    <w:family w:val="swiss"/>
-    <w:pitch w:val="variable"/>
-    <w:sig w:usb0="E4002EFF" w:usb1="C000247B" w:usb2="00000009" w:usb3="00000000" w:csb0="000001FF" w:csb1="00000000"/>
-  </w:font>
-</w:fonts>
-</file>
-
-<file path=word/glossary/settings2.xml><?xml version="1.0" encoding="utf-8"?>
-<w:settings xmlns:mc="http://schemas.openxmlformats.org/markup-compatibility/2006" xmlns:o="urn:schemas-microsoft-com:office:office" xmlns:r="http://schemas.openxmlformats.org/officeDocument/2006/relationships" xmlns:m="http://schemas.openxmlformats.org/officeDocument/2006/math" xmlns:v="urn:schemas-microsoft-com:vml" xmlns:w10="urn:schemas-microsoft-com:office:word" xmlns:w="http://schemas.openxmlformats.org/wordprocessingml/2006/main" xmlns:w14="http://schemas.microsoft.com/office/word/2010/wordml" xmlns:w15="http://schemas.microsoft.com/office/word/2012/wordml" xmlns:w16cex="http://schemas.microsoft.com/office/word/2018/wordml/cex" xmlns:w16cid="http://schemas.microsoft.com/office/word/2016/wordml/cid" xmlns:w16="http://schemas.microsoft.com/office/word/2018/wordml" xmlns:w16se="http://schemas.microsoft.com/office/word/2015/wordml/symex" xmlns:sl="http://schemas.openxmlformats.org/schemaLibrary/2006/main" mc:Ignorable="w14 w15 w16se w16cid w16 w16cex">
-  <w:view w:val="normal"/>
-  <w:defaultTabStop w:val="720"/>
-  <w:characterSpacingControl w:val="doNotCompress"/>
-  <w:compat>
-    <w:useFELayout/>
-    <w:compatSetting w:name="compatibilityMode" w:uri="http://schemas.microsoft.com/office/word" w:val="15"/>
-    <w:compatSetting w:name="overrideTableStyleFontSizeAndJustification" w:uri="http://schemas.microsoft.com/office/word" w:val="1"/>
-    <w:compatSetting w:name="enableOpenTypeFeatures" w:uri="http://schemas.microsoft.com/office/word" w:val="1"/>
-    <w:compatSetting w:name="doNotFlipMirrorIndents" w:uri="http://schemas.microsoft.com/office/word" w:val="1"/>
-    <w:compatSetting w:name="differentiateMultirowTableHeaders" w:uri="http://schemas.microsoft.com/office/word" w:val="1"/>
-    <w:compatSetting w:name="useWord2013TrackBottomHyphenation" w:uri="http://schemas.microsoft.com/office/word" w:val="0"/>
-  </w:compat>
-  <w:rsids>
-    <w:rsidRoot w:val="00A03208"/>
-    <w:rsid w:val="000069D6"/>
-    <w:rsid w:val="00290F8C"/>
-    <w:rsid w:val="00845257"/>
-    <w:rsid w:val="00941ED2"/>
-    <w:rsid w:val="00A03208"/>
-    <w:rsid w:val="00A22F84"/>
-    <w:rsid w:val="00BF575F"/>
-    <w:rsid w:val="00CD36B7"/>
-    <w:rsid w:val="00F10728"/>
-    <w:rsid w:val="00F80E59"/>
-  </w:rsids>
-  <m:mathPr>
-    <m:mathFont m:val="Cambria Math"/>
-    <m:brkBin m:val="before"/>
-    <m:brkBinSub m:val="--"/>
-    <m:smallFrac m:val="0"/>
-    <m:dispDef/>
-    <m:lMargin m:val="0"/>
-    <m:rMargin m:val="0"/>
-    <m:defJc m:val="centerGroup"/>
-    <m:wrapIndent m:val="1440"/>
-    <m:intLim m:val="subSup"/>
-    <m:naryLim m:val="undOvr"/>
-  </m:mathPr>
-  <w:themeFontLang w:val="en-US"/>
-  <w:clrSchemeMapping w:bg1="light1" w:t1="dark1" w:bg2="light2" w:t2="dark2" w:accent1="accent1" w:accent2="accent2" w:accent3="accent3" w:accent4="accent4" w:accent5="accent5" w:accent6="accent6" w:hyperlink="hyperlink" w:followedHyperlink="followedHyperlink"/>
-  <w:decimalSymbol w:val="."/>
-  <w:listSeparator w:val=","/>
-  <w15:chartTrackingRefBased/>
-</w:settings>
-</file>
-
-<file path=word/glossary/styles2.xml><?xml version="1.0" encoding="utf-8"?>
-<w:styles xmlns:mc="http://schemas.openxmlformats.org/markup-compatibility/2006" xmlns:r="http://schemas.openxmlformats.org/officeDocument/2006/relationships" xmlns:w="http://schemas.openxmlformats.org/wordprocessingml/2006/main" xmlns:w14="http://schemas.microsoft.com/office/word/2010/wordml" xmlns:w15="http://schemas.microsoft.com/office/word/2012/wordml" xmlns:w16cex="http://schemas.microsoft.com/office/word/2018/wordml/cex" xmlns:w16cid="http://schemas.microsoft.com/office/word/2016/wordml/cid" xmlns:w16="http://schemas.microsoft.com/office/word/2018/wordml" xmlns:w16se="http://schemas.microsoft.com/office/word/2015/wordml/symex" mc:Ignorable="w14 w15 w16se w16cid w16 w16cex">
-  <w:docDefaults>
-    <w:rPrDefault>
-      <w:rPr>
-        <w:rFonts w:asciiTheme="minorHAnsi" w:eastAsiaTheme="minorEastAsia" w:hAnsiTheme="minorHAnsi" w:cstheme="minorBidi"/>
-        <w:sz w:val="22"/>
-        <w:szCs w:val="22"/>
-        <w:lang w:val="en-US" w:eastAsia="en-US" w:bidi="ar-SA"/>
-      </w:rPr>
-    </w:rPrDefault>
-    <w:pPrDefault>
-      <w:pPr>
-        <w:spacing w:after="160" w:line="259" w:lineRule="auto"/>
-      </w:pPr>
-    </w:pPrDefault>
-  </w:docDefaults>
-  <w:latentStyles w:defLockedState="0" w:defUIPriority="99" w:defSemiHidden="0" w:defUnhideWhenUsed="0" w:defQFormat="0" w:count="376">
-    <w:lsdException w:name="Normal" w:uiPriority="0" w:qFormat="1"/>
-    <w:lsdException w:name="heading 1" w:uiPriority="9" w:qFormat="1"/>
-    <w:lsdException w:name="heading 2" w:semiHidden="1" w:uiPriority="9" w:unhideWhenUsed="1" w:qFormat="1"/>
-    <w:lsdException w:name="heading 3" w:semiHidden="1" w:uiPriority="9" w:unhideWhenUsed="1" w:qFormat="1"/>
-    <w:lsdException w:name="heading 4" w:semiHidden="1" w:uiPriority="9" w:unhideWhenUsed="1" w:qFormat="1"/>
-    <w:lsdException w:name="heading 5" w:semiHidden="1" w:uiPriority="9" w:unhideWhenUsed="1" w:qFormat="1"/>
-    <w:lsdException w:name="heading 6" w:semiHidden="1" w:uiPriority="9" w:unhideWhenUsed="1" w:qFormat="1"/>
-    <w:lsdException w:name="heading 7" w:semiHidden="1" w:uiPriority="9" w:unhideWhenUsed="1" w:qFormat="1"/>
-    <w:lsdException w:name="heading 8" w:semiHidden="1" w:uiPriority="9" w:unhideWhenUsed="1" w:qFormat="1"/>
-    <w:lsdException w:name="heading 9" w:semiHidden="1" w:uiPriority="9" w:unhideWhenUsed="1" w:qFormat="1"/>
-    <w:lsdException w:name="index 1" w:semiHidden="1" w:unhideWhenUsed="1"/>
-    <w:lsdException w:name="index 2" w:semiHidden="1" w:unhideWhenUsed="1"/>
-    <w:lsdException w:name="index 3" w:semiHidden="1" w:unhideWhenUsed="1"/>
-    <w:lsdException w:name="index 4" w:semiHidden="1" w:unhideWhenUsed="1"/>
-    <w:lsdException w:name="index 5" w:semiHidden="1" w:unhideWhenUsed="1"/>
-    <w:lsdException w:name="index 6" w:semiHidden="1" w:unhideWhenUsed="1"/>
-    <w:lsdException w:name="index 7" w:semiHidden="1" w:unhideWhenUsed="1"/>
-    <w:lsdException w:name="index 8" w:semiHidden="1" w:unhideWhenUsed="1"/>
-    <w:lsdException w:name="index 9" w:semiHidden="1" w:unhideWhenUsed="1"/>
-    <w:lsdException w:name="toc 1" w:semiHidden="1" w:uiPriority="39" w:unhideWhenUsed="1"/>
-    <w:lsdException w:name="toc 2" w:semiHidden="1" w:uiPriority="39" w:unhideWhenUsed="1"/>
-    <w:lsdException w:name="toc 3" w:semiHidden="1" w:uiPriority="39" w:unhideWhenUsed="1"/>
-    <w:lsdException w:name="toc 4" w:semiHidden="1" w:uiPriority="39" w:unhideWhenUsed="1"/>
-    <w:lsdException w:name="toc 5" w:semiHidden="1" w:uiPriority="39" w:unhideWhenUsed="1"/>
-    <w:lsdException w:name="toc 6" w:semiHidden="1" w:uiPriority="39" w:unhideWhenUsed="1"/>
-    <w:lsdException w:name="toc 7" w:semiHidden="1" w:uiPriority="39" w:unhideWhenUsed="1"/>
-    <w:lsdException w:name="toc 8" w:semiHidden="1" w:uiPriority="39" w:unhideWhenUsed="1"/>
-    <w:lsdException w:name="toc 9" w:semiHidden="1" w:uiPriority="39" w:unhideWhenUsed="1"/>
-    <w:lsdException w:name="Normal Indent" w:semiHidden="1" w:unhideWhenUsed="1"/>
-    <w:lsdException w:name="footnote text" w:semiHidden="1" w:unhideWhenUsed="1"/>
-    <w:lsdException w:name="annotation text" w:semiHidden="1" w:unhideWhenUsed="1"/>
-    <w:lsdException w:name="header" w:semiHidden="1" w:unhideWhenUsed="1"/>
-    <w:lsdException w:name="footer" w:semiHidden="1" w:unhideWhenUsed="1"/>
-    <w:lsdException w:name="index heading" w:semiHidden="1" w:unhideWhenUsed="1"/>
-    <w:lsdException w:name="caption" w:semiHidden="1" w:uiPriority="35" w:unhideWhenUsed="1" w:qFormat="1"/>
-    <w:lsdException w:name="table of figures" w:semiHidden="1" w:unhideWhenUsed="1"/>
-    <w:lsdException w:name="envelope address" w:semiHidden="1" w:unhideWhenUsed="1"/>
-    <w:lsdException w:name="envelope return" w:semiHidden="1" w:unhideWhenUsed="1"/>
-    <w:lsdException w:name="footnote reference" w:semiHidden="1" w:unhideWhenUsed="1"/>
-    <w:lsdException w:name="annotation reference" w:semiHidden="1" w:unhideWhenUsed="1"/>
-    <w:lsdException w:name="line number" w:semiHidden="1" w:unhideWhenUsed="1"/>
-    <w:lsdException w:name="page number" w:semiHidden="1" w:unhideWhenUsed="1"/>
-    <w:lsdException w:name="endnote reference" w:semiHidden="1" w:unhideWhenUsed="1"/>
-    <w:lsdException w:name="endnote text" w:semiHidden="1" w:unhideWhenUsed="1"/>
-    <w:lsdException w:name="table of authorities" w:semiHidden="1" w:unhideWhenUsed="1"/>
-    <w:lsdException w:name="macro" w:semiHidden="1" w:unhideWhenUsed="1"/>
-    <w:lsdException w:name="toa heading" w:semiHidden="1" w:unhideWhenUsed="1"/>
-    <w:lsdException w:name="List" w:semiHidden="1" w:unhideWhenUsed="1"/>
-    <w:lsdException w:name="List Bullet" w:semiHidden="1" w:unhideWhenUsed="1"/>
-    <w:lsdException w:name="List Number" w:semiHidden="1" w:unhideWhenUsed="1"/>
-    <w:lsdException w:name="List 2" w:semiHidden="1" w:unhideWhenUsed="1"/>
-    <w:lsdException w:name="List 3" w:semiHidden="1" w:unhideWhenUsed="1"/>
-    <w:lsdException w:name="List 4" w:semiHidden="1" w:unhideWhenUsed="1"/>
-    <w:lsdException w:name="List 5" w:semiHidden="1" w:unhideWhenUsed="1"/>
-    <w:lsdException w:name="List Bullet 2" w:semiHidden="1" w:unhideWhenUsed="1"/>
-    <w:lsdException w:name="List Bullet 3" w:semiHidden="1" w:unhideWhenUsed="1"/>
-    <w:lsdException w:name="List Bullet 4" w:semiHidden="1" w:unhideWhenUsed="1"/>
-    <w:lsdException w:name="List Bullet 5" w:semiHidden="1" w:unhideWhenUsed="1"/>
-    <w:lsdException w:name="List Number 2" w:semiHidden="1" w:unhideWhenUsed="1"/>
-    <w:lsdException w:name="List Number 3" w:semiHidden="1" w:unhideWhenUsed="1"/>
-    <w:lsdException w:name="List Number 4" w:semiHidden="1" w:unhideWhenUsed="1"/>
-    <w:lsdException w:name="List Number 5" w:semiHidden="1" w:unhideWhenUsed="1"/>
-    <w:lsdException w:name="Title" w:uiPriority="10" w:qFormat="1"/>
-    <w:lsdException w:name="Closing" w:semiHidden="1" w:unhideWhenUsed="1"/>
-    <w:lsdException w:name="Signature" w:semiHidden="1" w:unhideWhenUsed="1"/>
-    <w:lsdException w:name="Default Paragraph Font" w:semiHidden="1" w:uiPriority="1" w:unhideWhenUsed="1"/>
-    <w:lsdException w:name="Body Text" w:semiHidden="1" w:unhideWhenUsed="1"/>
-    <w:lsdException w:name="Body Text Indent" w:semiHidden="1" w:unhideWhenUsed="1"/>
-    <w:lsdException w:name="List Continue" w:semiHidden="1" w:unhideWhenUsed="1"/>
-    <w:lsdException w:name="List Continue 2" w:semiHidden="1" w:unhideWhenUsed="1"/>
-    <w:lsdException w:name="List Continue 3" w:semiHidden="1" w:unhideWhenUsed="1"/>
-    <w:lsdException w:name="List Continue 4" w:semiHidden="1" w:unhideWhenUsed="1"/>
-    <w:lsdException w:name="List Continue 5" w:semiHidden="1" w:unhideWhenUsed="1"/>
-    <w:lsdException w:name="Message Header" w:semiHidden="1" w:unhideWhenUsed="1"/>
-    <w:lsdException w:name="Subtitle" w:uiPriority="11" w:qFormat="1"/>
-    <w:lsdException w:name="Salutation" w:semiHidden="1" w:unhideWhenUsed="1"/>
-    <w:lsdException w:name="Date" w:semiHidden="1" w:unhideWhenUsed="1"/>
-    <w:lsdException w:name="Body Text First Indent" w:semiHidden="1" w:unhideWhenUsed="1"/>
-    <w:lsdException w:name="Body Text First Indent 2" w:semiHidden="1" w:unhideWhenUsed="1"/>
-    <w:lsdException w:name="Note Heading" w:semiHidden="1" w:unhideWhenUsed="1"/>
-    <w:lsdException w:name="Body Text 2" w:semiHidden="1" w:unhideWhenUsed="1"/>
-    <w:lsdException w:name="Body Text 3" w:semiHidden="1" w:unhideWhenUsed="1"/>
-    <w:lsdException w:name="Body Text Indent 2" w:semiHidden="1" w:unhideWhenUsed="1"/>
-    <w:lsdException w:name="Body Text Indent 3" w:semiHidden="1" w:unhideWhenUsed="1"/>
-    <w:lsdException w:name="Block Text" w:semiHidden="1" w:unhideWhenUsed="1"/>
-    <w:lsdException w:name="Hyperlink" w:semiHidden="1" w:unhideWhenUsed="1"/>
-    <w:lsdException w:name="FollowedHyperlink" w:semiHidden="1" w:unhideWhenUsed="1"/>
-    <w:lsdException w:name="Strong" w:uiPriority="22" w:qFormat="1"/>
-    <w:lsdException w:name="Emphasis" w:uiPriority="20" w:qFormat="1"/>
-    <w:lsdException w:name="Document Map" w:semiHidden="1" w:unhideWhenUsed="1"/>
-    <w:lsdException w:name="Plain Text" w:semiHidden="1" w:unhideWhenUsed="1"/>
-    <w:lsdException w:name="E-mail Signature" w:semiHidden="1" w:unhideWhenUsed="1"/>
-    <w:lsdException w:name="HTML Top of Form" w:semiHidden="1" w:unhideWhenUsed="1"/>
-    <w:lsdException w:name="HTML Bottom of Form" w:semiHidden="1" w:unhideWhenUsed="1"/>
-    <w:lsdException w:name="Normal (Web)" w:semiHidden="1" w:unhideWhenUsed="1"/>
-    <w:lsdException w:name="HTML Acronym" w:semiHidden="1" w:unhideWhenUsed="1"/>
-    <w:lsdException w:name="HTML Address" w:semiHidden="1" w:unhideWhenUsed="1"/>
-    <w:lsdException w:name="HTML Cite" w:semiHidden="1" w:unhideWhenUsed="1"/>
-    <w:lsdException w:name="HTML Code" w:semiHidden="1" w:unhideWhenUsed="1"/>
-    <w:lsdException w:name="HTML Definition" w:semiHidden="1" w:unhideWhenUsed="1"/>
-    <w:lsdException w:name="HTML Keyboard" w:semiHidden="1" w:unhideWhenUsed="1"/>
-    <w:lsdException w:name="HTML Preformatted" w:semiHidden="1" w:unhideWhenUsed="1"/>
-    <w:lsdException w:name="HTML Sample" w:semiHidden="1" w:unhideWhenUsed="1"/>
-    <w:lsdException w:name="HTML Typewriter" w:semiHidden="1" w:unhideWhenUsed="1"/>
-    <w:lsdException w:name="HTML Variable" w:semiHidden="1" w:unhideWhenUsed="1"/>
-    <w:lsdException w:name="Normal Table" w:semiHidden="1" w:unhideWhenUsed="1"/>
-    <w:lsdException w:name="annotation subject" w:semiHidden="1" w:unhideWhenUsed="1"/>
-    <w:lsdException w:name="No List" w:semiHidden="1" w:unhideWhenUsed="1"/>
-    <w:lsdException w:name="Outline List 1" w:semiHidden="1" w:unhideWhenUsed="1"/>
-    <w:lsdException w:name="Outline List 2" w:semiHidden="1" w:unhideWhenUsed="1"/>
-    <w:lsdException w:name="Outline List 3" w:semiHidden="1" w:unhideWhenUsed="1"/>
-    <w:lsdException w:name="Table Simple 1" w:semiHidden="1" w:unhideWhenUsed="1"/>
-    <w:lsdException w:name="Table Simple 2" w:semiHidden="1" w:unhideWhenUsed="1"/>
-    <w:lsdException w:name="Table Simple 3" w:semiHidden="1" w:unhideWhenUsed="1"/>
-    <w:lsdException w:name="Table Classic 1" w:semiHidden="1" w:unhideWhenUsed="1"/>
-    <w:lsdException w:name="Table Classic 2" w:semiHidden="1" w:unhideWhenUsed="1"/>
-    <w:lsdException w:name="Table Classic 3" w:semiHidden="1" w:unhideWhenUsed="1"/>
-    <w:lsdException w:name="Table Classic 4" w:semiHidden="1" w:unhideWhenUsed="1"/>
-    <w:lsdException w:name="Table Colorful 1" w:semiHidden="1" w:unhideWhenUsed="1"/>
-    <w:lsdException w:name="Table Colorful 2" w:semiHidden="1" w:unhideWhenUsed="1"/>
-    <w:lsdException w:name="Table Colorful 3" w:semiHidden="1" w:unhideWhenUsed="1"/>
-    <w:lsdException w:name="Table Columns 1" w:semiHidden="1" w:unhideWhenUsed="1"/>
-    <w:lsdException w:name="Table Columns 2" w:semiHidden="1" w:unhideWhenUsed="1"/>
-    <w:lsdException w:name="Table Columns 3" w:semiHidden="1" w:unhideWhenUsed="1"/>
-    <w:lsdException w:name="Table Columns 4" w:semiHidden="1" w:unhideWhenUsed="1"/>
-    <w:lsdException w:name="Table Columns 5" w:semiHidden="1" w:unhideWhenUsed="1"/>
-    <w:lsdException w:name="Table Grid 1" w:semiHidden="1" w:unhideWhenUsed="1"/>
-    <w:lsdException w:name="Table Grid 2" w:semiHidden="1" w:unhideWhenUsed="1"/>
-    <w:lsdException w:name="Table Grid 3" w:semiHidden="1" w:unhideWhenUsed="1"/>
-    <w:lsdException w:name="Table Grid 4" w:semiHidden="1" w:unhideWhenUsed="1"/>
-    <w:lsdException w:name="Table Grid 5" w:semiHidden="1" w:unhideWhenUsed="1"/>
-    <w:lsdException w:name="Table Grid 6" w:semiHidden="1" w:unhideWhenUsed="1"/>
-    <w:lsdException w:name="Table Grid 7" w:semiHidden="1" w:unhideWhenUsed="1"/>
-    <w:lsdException w:name="Table Grid 8" w:semiHidden="1" w:unhideWhenUsed="1"/>
-    <w:lsdException w:name="Table List 1" w:semiHidden="1" w:unhideWhenUsed="1"/>
-    <w:lsdException w:name="Table List 2" w:semiHidden="1" w:unhideWhenUsed="1"/>
-    <w:lsdException w:name="Table List 3" w:semiHidden="1" w:unhideWhenUsed="1"/>
-    <w:lsdException w:name="Table List 4" w:semiHidden="1" w:unhideWhenUsed="1"/>
-    <w:lsdException w:name="Table List 5" w:semiHidden="1" w:unhideWhenUsed="1"/>
-    <w:lsdException w:name="Table List 6" w:semiHidden="1" w:unhideWhenUsed="1"/>
-    <w:lsdException w:name="Table List 7" w:semiHidden="1" w:unhideWhenUsed="1"/>
-    <w:lsdException w:name="Table List 8" w:semiHidden="1" w:unhideWhenUsed="1"/>
-    <w:lsdException w:name="Table 3D effects 1" w:semiHidden="1" w:unhideWhenUsed="1"/>
-    <w:lsdException w:name="Table 3D effects 2" w:semiHidden="1" w:unhideWhenUsed="1"/>
-    <w:lsdException w:name="Table 3D effects 3" w:semiHidden="1" w:unhideWhenUsed="1"/>
-    <w:lsdException w:name="Table Contemporary" w:semiHidden="1" w:unhideWhenUsed="1"/>
-    <w:lsdException w:name="Table Elegant" w:semiHidden="1" w:unhideWhenUsed="1"/>
-    <w:lsdException w:name="Table Professional" w:semiHidden="1" w:unhideWhenUsed="1"/>
-    <w:lsdException w:name="Table Subtle 1" w:semiHidden="1" w:unhideWhenUsed="1"/>
-    <w:lsdException w:name="Table Subtle 2" w:semiHidden="1" w:unhideWhenUsed="1"/>
-    <w:lsdException w:name="Table Web 1" w:semiHidden="1" w:unhideWhenUsed="1"/>
-    <w:lsdException w:name="Table Web 2" w:semiHidden="1" w:unhideWhenUsed="1"/>
-    <w:lsdException w:name="Table Web 3" w:semiHidden="1" w:unhideWhenUsed="1"/>
-    <w:lsdException w:name="Balloon Text" w:semiHidden="1" w:unhideWhenUsed="1"/>
-    <w:lsdException w:name="Table Grid" w:uiPriority="39"/>
-    <w:lsdException w:name="Table Theme" w:semiHidden="1" w:unhideWhenUsed="1"/>
-    <w:lsdException w:name="Placeholder Text" w:semiHidden="1"/>
-    <w:lsdException w:name="No Spacing" w:uiPriority="1" w:qFormat="1"/>
-    <w:lsdException w:name="Light Shading" w:uiPriority="60"/>
-    <w:lsdException w:name="Light List" w:uiPriority="61"/>
-    <w:lsdException w:name="Light Grid" w:uiPriority="62"/>
-    <w:lsdException w:name="Medium Shading 1" w:uiPriority="63"/>
-    <w:lsdException w:name="Medium Shading 2" w:uiPriority="64"/>
-    <w:lsdException w:name="Medium List 1" w:uiPriority="65"/>
-    <w:lsdException w:name="Medium List 2" w:uiPriority="66"/>
-    <w:lsdException w:name="Medium Grid 1" w:uiPriority="67"/>
-    <w:lsdException w:name="Medium Grid 2" w:uiPriority="68"/>
-    <w:lsdException w:name="Medium Grid 3" w:uiPriority="69"/>
-    <w:lsdException w:name="Dark List" w:uiPriority="70"/>
-    <w:lsdException w:name="Colorful Shading" w:uiPriority="71"/>
-    <w:lsdException w:name="Colorful List" w:uiPriority="72"/>
-    <w:lsdException w:name="Colorful Grid" w:uiPriority="73"/>
-    <w:lsdException w:name="Light Shading Accent 1" w:uiPriority="60"/>
-    <w:lsdException w:name="Light List Accent 1" w:uiPriority="61"/>
-    <w:lsdException w:name="Light Grid Accent 1" w:uiPriority="62"/>
-    <w:lsdException w:name="Medium Shading 1 Accent 1" w:uiPriority="63"/>
-    <w:lsdException w:name="Medium Shading 2 Accent 1" w:uiPriority="64"/>
-    <w:lsdException w:name="Medium List 1 Accent 1" w:uiPriority="65"/>
-    <w:lsdException w:name="Revision" w:semiHidden="1"/>
-    <w:lsdException w:name="List Paragraph" w:uiPriority="34" w:qFormat="1"/>
-    <w:lsdException w:name="Quote" w:uiPriority="29" w:qFormat="1"/>
-    <w:lsdException w:name="Intense Quote" w:uiPriority="30" w:qFormat="1"/>
-    <w:lsdException w:name="Medium List 2 Accent 1" w:uiPriority="66"/>
-    <w:lsdException w:name="Medium Grid 1 Accent 1" w:uiPriority="67"/>
-    <w:lsdException w:name="Medium Grid 2 Accent 1" w:uiPriority="68"/>
-    <w:lsdException w:name="Medium Grid 3 Accent 1" w:uiPriority="69"/>
-    <w:lsdException w:name="Dark List Accent 1" w:uiPriority="70"/>
-    <w:lsdException w:name="Colorful Shading Accent 1" w:uiPriority="71"/>
-    <w:lsdException w:name="Colorful List Accent 1" w:uiPriority="72"/>
-    <w:lsdException w:name="Colorful Grid Accent 1" w:uiPriority="73"/>
-    <w:lsdException w:name="Light Shading Accent 2" w:uiPriority="60"/>
-    <w:lsdException w:name="Light List Accent 2" w:uiPriority="61"/>
-    <w:lsdException w:name="Light Grid Accent 2" w:uiPriority="62"/>
-    <w:lsdException w:name="Medium Shading 1 Accent 2" w:uiPriority="63"/>
-    <w:lsdException w:name="Medium Shading 2 Accent 2" w:uiPriority="64"/>
-    <w:lsdException w:name="Medium List 1 Accent 2" w:uiPriority="65"/>
-    <w:lsdException w:name="Medium List 2 Accent 2" w:uiPriority="66"/>
-    <w:lsdException w:name="Medium Grid 1 Accent 2" w:uiPriority="67"/>
-    <w:lsdException w:name="Medium Grid 2 Accent 2" w:uiPriority="68"/>
-    <w:lsdException w:name="Medium Grid 3 Accent 2" w:uiPriority="69"/>
-    <w:lsdException w:name="Dark List Accent 2" w:uiPriority="70"/>
-    <w:lsdException w:name="Colorful Shading Accent 2" w:uiPriority="71"/>
-    <w:lsdException w:name="Colorful List Accent 2" w:uiPriority="72"/>
-    <w:lsdException w:name="Colorful Grid Accent 2" w:uiPriority="73"/>
-    <w:lsdException w:name="Light Shading Accent 3" w:uiPriority="60"/>
-    <w:lsdException w:name="Light List Accent 3" w:uiPriority="61"/>
-    <w:lsdException w:name="Light Grid Accent 3" w:uiPriority="62"/>
-    <w:lsdException w:name="Medium Shading 1 Accent 3" w:uiPriority="63"/>
-    <w:lsdException w:name="Medium Shading 2 Accent 3" w:uiPriority="64"/>
-    <w:lsdException w:name="Medium List 1 Accent 3" w:uiPriority="65"/>
-    <w:lsdException w:name="Medium List 2 Accent 3" w:uiPriority="66"/>
-    <w:lsdException w:name="Medium Grid 1 Accent 3" w:uiPriority="67"/>
-    <w:lsdException w:name="Medium Grid 2 Accent 3" w:uiPriority="68"/>
-    <w:lsdException w:name="Medium Grid 3 Accent 3" w:uiPriority="69"/>
-    <w:lsdException w:name="Dark List Accent 3" w:uiPriority="70"/>
-    <w:lsdException w:name="Colorful Shading Accent 3" w:uiPriority="71"/>
-    <w:lsdException w:name="Colorful List Accent 3" w:uiPriority="72"/>
-    <w:lsdException w:name="Colorful Grid Accent 3" w:uiPriority="73"/>
-    <w:lsdException w:name="Light Shading Accent 4" w:uiPriority="60"/>
-    <w:lsdException w:name="Light List Accent 4" w:uiPriority="61"/>
-    <w:lsdException w:name="Light Grid Accent 4" w:uiPriority="62"/>
-    <w:lsdException w:name="Medium Shading 1 Accent 4" w:uiPriority="63"/>
-    <w:lsdException w:name="Medium Shading 2 Accent 4" w:uiPriority="64"/>
-    <w:lsdException w:name="Medium List 1 Accent 4" w:uiPriority="65"/>
-    <w:lsdException w:name="Medium List 2 Accent 4" w:uiPriority="66"/>
-    <w:lsdException w:name="Medium Grid 1 Accent 4" w:uiPriority="67"/>
-    <w:lsdException w:name="Medium Grid 2 Accent 4" w:uiPriority="68"/>
-    <w:lsdException w:name="Medium Grid 3 Accent 4" w:uiPriority="69"/>
-    <w:lsdException w:name="Dark List Accent 4" w:uiPriority="70"/>
-    <w:lsdException w:name="Colorful Shading Accent 4" w:uiPriority="71"/>
-    <w:lsdException w:name="Colorful List Accent 4" w:uiPriority="72"/>
-    <w:lsdException w:name="Colorful Grid Accent 4" w:uiPriority="73"/>
-    <w:lsdException w:name="Light Shading Accent 5" w:uiPriority="60"/>
-    <w:lsdException w:name="Light List Accent 5" w:uiPriority="61"/>
-    <w:lsdException w:name="Light Grid Accent 5" w:uiPriority="62"/>
-    <w:lsdException w:name="Medium Shading 1 Accent 5" w:uiPriority="63"/>
-    <w:lsdException w:name="Medium Shading 2 Accent 5" w:uiPriority="64"/>
-    <w:lsdException w:name="Medium List 1 Accent 5" w:uiPriority="65"/>
-    <w:lsdException w:name="Medium List 2 Accent 5" w:uiPriority="66"/>
-    <w:lsdException w:name="Medium Grid 1 Accent 5" w:uiPriority="67"/>
-    <w:lsdException w:name="Medium Grid 2 Accent 5" w:uiPriority="68"/>
-    <w:lsdException w:name="Medium Grid 3 Accent 5" w:uiPriority="69"/>
-    <w:lsdException w:name="Dark List Accent 5" w:uiPriority="70"/>
-    <w:lsdException w:name="Colorful Shading Accent 5" w:uiPriority="71"/>
-    <w:lsdException w:name="Colorful List Accent 5" w:uiPriority="72"/>
-    <w:lsdException w:name="Colorful Grid Accent 5" w:uiPriority="73"/>
-    <w:lsdException w:name="Light Shading Accent 6" w:uiPriority="60"/>
-    <w:lsdException w:name="Light List Accent 6" w:uiPriority="61"/>
-    <w:lsdException w:name="Light Grid Accent 6" w:uiPriority="62"/>
-    <w:lsdException w:name="Medium Shading 1 Accent 6" w:uiPriority="63"/>
-    <w:lsdException w:name="Medium Shading 2 Accent 6" w:uiPriority="64"/>
-    <w:lsdException w:name="Medium List 1 Accent 6" w:uiPriority="65"/>
-    <w:lsdException w:name="Medium List 2 Accent 6" w:uiPriority="66"/>
-    <w:lsdException w:name="Medium Grid 1 Accent 6" w:uiPriority="67"/>
-    <w:lsdException w:name="Medium Grid 2 Accent 6" w:uiPriority="68"/>
-    <w:lsdException w:name="Medium Grid 3 Accent 6" w:uiPriority="69"/>
-    <w:lsdException w:name="Dark List Accent 6" w:uiPriority="70"/>
-    <w:lsdException w:name="Colorful Shading Accent 6" w:uiPriority="71"/>
-    <w:lsdException w:name="Colorful List Accent 6" w:uiPriority="72"/>
-    <w:lsdException w:name="Colorful Grid Accent 6" w:uiPriority="73"/>
-    <w:lsdException w:name="Subtle Emphasis" w:uiPriority="19" w:qFormat="1"/>
-    <w:lsdException w:name="Intense Emphasis" w:uiPriority="21" w:qFormat="1"/>
-    <w:lsdException w:name="Subtle Reference" w:uiPriority="31" w:qFormat="1"/>
-    <w:lsdException w:name="Intense Reference" w:uiPriority="32" w:qFormat="1"/>
-    <w:lsdException w:name="Book Title" w:uiPriority="33" w:qFormat="1"/>
-    <w:lsdException w:name="Bibliography" w:semiHidden="1" w:uiPriority="37" w:unhideWhenUsed="1"/>
-    <w:lsdException w:name="TOC Heading" w:semiHidden="1" w:uiPriority="39" w:unhideWhenUsed="1" w:qFormat="1"/>
-    <w:lsdException w:name="Plain Table 1" w:uiPriority="41"/>
-    <w:lsdException w:name="Plain Table 2" w:uiPriority="42"/>
-    <w:lsdException w:name="Plain Table 3" w:uiPriority="43"/>
-    <w:lsdException w:name="Plain Table 4" w:uiPriority="44"/>
-    <w:lsdException w:name="Plain Table 5" w:uiPriority="45"/>
-    <w:lsdException w:name="Grid Table Light" w:uiPriority="40"/>
-    <w:lsdException w:name="Grid Table 1 Light" w:uiPriority="46"/>
-    <w:lsdException w:name="Grid Table 2" w:uiPriority="47"/>
-    <w:lsdException w:name="Grid Table 3" w:uiPriority="48"/>
-    <w:lsdException w:name="Grid Table 4" w:uiPriority="49"/>
-    <w:lsdException w:name="Grid Table 5 Dark" w:uiPriority="50"/>
-    <w:lsdException w:name="Grid Table 6 Colorful" w:uiPriority="51"/>
-    <w:lsdException w:name="Grid Table 7 Colorful" w:uiPriority="52"/>
-    <w:lsdException w:name="Grid Table 1 Light Accent 1" w:uiPriority="46"/>
-    <w:lsdException w:name="Grid Table 2 Accent 1" w:uiPriority="47"/>
-    <w:lsdException w:name="Grid Table 3 Accent 1" w:uiPriority="48"/>
-    <w:lsdException w:name="Grid Table 4 Accent 1" w:uiPriority="49"/>
-    <w:lsdException w:name="Grid Table 5 Dark Accent 1" w:uiPriority="50"/>
-    <w:lsdException w:name="Grid Table 6 Colorful Accent 1" w:uiPriority="51"/>
-    <w:lsdException w:name="Grid Table 7 Colorful Accent 1" w:uiPriority="52"/>
-    <w:lsdException w:name="Grid Table 1 Light Accent 2" w:uiPriority="46"/>
-    <w:lsdException w:name="Grid Table 2 Accent 2" w:uiPriority="47"/>
-    <w:lsdException w:name="Grid Table 3 Accent 2" w:uiPriority="48"/>
-    <w:lsdException w:name="Grid Table 4 Accent 2" w:uiPriority="49"/>
-    <w:lsdException w:name="Grid Table 5 Dark Accent 2" w:uiPriority="50"/>
-    <w:lsdException w:name="Grid Table 6 Colorful Accent 2" w:uiPriority="51"/>
-    <w:lsdException w:name="Grid Table 7 Colorful Accent 2" w:uiPriority="52"/>
-    <w:lsdException w:name="Grid Table 1 Light Accent 3" w:uiPriority="46"/>
-    <w:lsdException w:name="Grid Table 2 Accent 3" w:uiPriority="47"/>
-    <w:lsdException w:name="Grid Table 3 Accent 3" w:uiPriority="48"/>
-    <w:lsdException w:name="Grid Table 4 Accent 3" w:uiPriority="49"/>
-    <w:lsdException w:name="Grid Table 5 Dark Accent 3" w:uiPriority="50"/>
-    <w:lsdException w:name="Grid Table 6 Colorful Accent 3" w:uiPriority="51"/>
-    <w:lsdException w:name="Grid Table 7 Colorful Accent 3" w:uiPriority="52"/>
-    <w:lsdException w:name="Grid Table 1 Light Accent 4" w:uiPriority="46"/>
-    <w:lsdException w:name="Grid Table 2 Accent 4" w:uiPriority="47"/>
-    <w:lsdException w:name="Grid Table 3 Accent 4" w:uiPriority="48"/>
-    <w:lsdException w:name="Grid Table 4 Accent 4" w:uiPriority="49"/>
-    <w:lsdException w:name="Grid Table 5 Dark Accent 4" w:uiPriority="50"/>
-    <w:lsdException w:name="Grid Table 6 Colorful Accent 4" w:uiPriority="51"/>
-    <w:lsdException w:name="Grid Table 7 Colorful Accent 4" w:uiPriority="52"/>
-    <w:lsdException w:name="Grid Table 1 Light Accent 5" w:uiPriority="46"/>
-    <w:lsdException w:name="Grid Table 2 Accent 5" w:uiPriority="47"/>
-    <w:lsdException w:name="Grid Table 3 Accent 5" w:uiPriority="48"/>
-    <w:lsdException w:name="Grid Table 4 Accent 5" w:uiPriority="49"/>
-    <w:lsdException w:name="Grid Table 5 Dark Accent 5" w:uiPriority="50"/>
-    <w:lsdException w:name="Grid Table 6 Colorful Accent 5" w:uiPriority="51"/>
-    <w:lsdException w:name="Grid Table 7 Colorful Accent 5" w:uiPriority="52"/>
-    <w:lsdException w:name="Grid Table 1 Light Accent 6" w:uiPriority="46"/>
-    <w:lsdException w:name="Grid Table 2 Accent 6" w:uiPriority="47"/>
-    <w:lsdException w:name="Grid Table 3 Accent 6" w:uiPriority="48"/>
-    <w:lsdException w:name="Grid Table 4 Accent 6" w:uiPriority="49"/>
-    <w:lsdException w:name="Grid Table 5 Dark Accent 6" w:uiPriority="50"/>
-    <w:lsdException w:name="Grid Table 6 Colorful Accent 6" w:uiPriority="51"/>
-    <w:lsdException w:name="Grid Table 7 Colorful Accent 6" w:uiPriority="52"/>
-    <w:lsdException w:name="List Table 1 Light" w:uiPriority="46"/>
-    <w:lsdException w:name="List Table 2" w:uiPriority="47"/>
-    <w:lsdException w:name="List Table 3" w:uiPriority="48"/>
-    <w:lsdException w:name="List Table 4" w:uiPriority="49"/>
-    <w:lsdException w:name="List Table 5 Dark" w:uiPriority="50"/>
-    <w:lsdException w:name="List Table 6 Colorful" w:uiPriority="51"/>
-    <w:lsdException w:name="List Table 7 Colorful" w:uiPriority="52"/>
-    <w:lsdException w:name="List Table 1 Light Accent 1" w:uiPriority="46"/>
-    <w:lsdException w:name="List Table 2 Accent 1" w:uiPriority="47"/>
-    <w:lsdException w:name="List Table 3 Accent 1" w:uiPriority="48"/>
-    <w:lsdException w:name="List Table 4 Accent 1" w:uiPriority="49"/>
-    <w:lsdException w:name="List Table 5 Dark Accent 1" w:uiPriority="50"/>
-    <w:lsdException w:name="List Table 6 Colorful Accent 1" w:uiPriority="51"/>
-    <w:lsdException w:name="List Table 7 Colorful Accent 1" w:uiPriority="52"/>
-    <w:lsdException w:name="List Table 1 Light Accent 2" w:uiPriority="46"/>
-    <w:lsdException w:name="List Table 2 Accent 2" w:uiPriority="47"/>
-    <w:lsdException w:name="List Table 3 Accent 2" w:uiPriority="48"/>
-    <w:lsdException w:name="List Table 4 Accent 2" w:uiPriority="49"/>
-    <w:lsdException w:name="List Table 5 Dark Accent 2" w:uiPriority="50"/>
-    <w:lsdException w:name="List Table 6 Colorful Accent 2" w:uiPriority="51"/>
-    <w:lsdException w:name="List Table 7 Colorful Accent 2" w:uiPriority="52"/>
-    <w:lsdException w:name="List Table 1 Light Accent 3" w:uiPriority="46"/>
-    <w:lsdException w:name="List Table 2 Accent 3" w:uiPriority="47"/>
-    <w:lsdException w:name="List Table 3 Accent 3" w:uiPriority="48"/>
-    <w:lsdException w:name="List Table 4 Accent 3" w:uiPriority="49"/>
-    <w:lsdException w:name="List Table 5 Dark Accent 3" w:uiPriority="50"/>
-    <w:lsdException w:name="List Table 6 Colorful Accent 3" w:uiPriority="51"/>
-    <w:lsdException w:name="List Table 7 Colorful Accent 3" w:uiPriority="52"/>
-    <w:lsdException w:name="List Table 1 Light Accent 4" w:uiPriority="46"/>
-    <w:lsdException w:name="List Table 2 Accent 4" w:uiPriority="47"/>
-    <w:lsdException w:name="List Table 3 Accent 4" w:uiPriority="48"/>
-    <w:lsdException w:name="List Table 4 Accent 4" w:uiPriority="49"/>
-    <w:lsdException w:name="List Table 5 Dark Accent 4" w:uiPriority="50"/>
-    <w:lsdException w:name="List Table 6 Colorful Accent 4" w:uiPriority="51"/>
-    <w:lsdException w:name="List Table 7 Colorful Accent 4" w:uiPriority="52"/>
-    <w:lsdException w:name="List Table 1 Light Accent 5" w:uiPriority="46"/>
-    <w:lsdException w:name="List Table 2 Accent 5" w:uiPriority="47"/>
-    <w:lsdException w:name="List Table 3 Accent 5" w:uiPriority="48"/>
-    <w:lsdException w:name="List Table 4 Accent 5" w:uiPriority="49"/>
-    <w:lsdException w:name="List Table 5 Dark Accent 5" w:uiPriority="50"/>
-    <w:lsdException w:name="List Table 6 Colorful Accent 5" w:uiPriority="51"/>
-    <w:lsdException w:name="List Table 7 Colorful Accent 5" w:uiPriority="52"/>
-    <w:lsdException w:name="List Table 1 Light Accent 6" w:uiPriority="46"/>
-    <w:lsdException w:name="List Table 2 Accent 6" w:uiPriority="47"/>
-    <w:lsdException w:name="List Table 3 Accent 6" w:uiPriority="48"/>
-    <w:lsdException w:name="List Table 4 Accent 6" w:uiPriority="49"/>
-    <w:lsdException w:name="List Table 5 Dark Accent 6" w:uiPriority="50"/>
-    <w:lsdException w:name="List Table 6 Colorful Accent 6" w:uiPriority="51"/>
-    <w:lsdException w:name="List Table 7 Colorful Accent 6" w:uiPriority="52"/>
-    <w:lsdException w:name="Mention" w:semiHidden="1" w:unhideWhenUsed="1"/>
-    <w:lsdException w:name="Smart Hyperlink" w:semiHidden="1" w:unhideWhenUsed="1"/>
-    <w:lsdException w:name="Hashtag" w:semiHidden="1" w:unhideWhenUsed="1"/>
-    <w:lsdException w:name="Unresolved Mention" w:semiHidden="1" w:unhideWhenUsed="1"/>
-    <w:lsdException w:name="Smart Link" w:semiHidden="1" w:unhideWhenUsed="1"/>
-  </w:latentStyles>
-  <w:style w:type="paragraph" w:default="1" w:styleId="Normal">
-    <w:name w:val="Normal"/>
-    <w:qFormat/>
-  </w:style>
-  <w:style w:type="character" w:default="1" w:styleId="DefaultParagraphFont">
-    <w:name w:val="Default Paragraph Font"/>
-    <w:uiPriority w:val="1"/>
-    <w:semiHidden/>
-    <w:unhideWhenUsed/>
-  </w:style>
-  <w:style w:type="table" w:default="1" w:styleId="TableNormal">
-    <w:name w:val="Normal Table"/>
-    <w:uiPriority w:val="99"/>
-    <w:semiHidden/>
-    <w:unhideWhenUsed/>
-    <w:tblPr>
-      <w:tblInd w:w="0" w:type="dxa"/>
-      <w:tblCellMar>
-        <w:top w:w="0" w:type="dxa"/>
-        <w:left w:w="108" w:type="dxa"/>
-        <w:bottom w:w="0" w:type="dxa"/>
-        <w:right w:w="108" w:type="dxa"/>
-      </w:tblCellMar>
-    </w:tblPr>
-  </w:style>
-  <w:style w:type="numbering" w:default="1" w:styleId="NoList">
-    <w:name w:val="No List"/>
-    <w:uiPriority w:val="99"/>
-    <w:semiHidden/>
-    <w:unhideWhenUsed/>
-  </w:style>
-  <w:style w:type="character" w:styleId="PlaceholderText">
-    <w:name w:val="Placeholder Text"/>
-    <w:basedOn w:val="DefaultParagraphFont"/>
-    <w:uiPriority w:val="99"/>
-    <w:semiHidden/>
-    <w:rsid w:val="00CD36B7"/>
-    <w:rPr>
-      <w:color w:val="808080"/>
-    </w:rPr>
-  </w:style>
-  <w:style w:type="character" w:customStyle="1" w:styleId="OliveArticleSubtitle">
-    <w:name w:val="Olive Article Subtitle"/>
-    <w:basedOn w:val="DefaultParagraphFont"/>
-    <w:uiPriority w:val="1"/>
-    <w:qFormat/>
-    <w:rsid w:val="00CD36B7"/>
-    <w:rPr>
-      <w:rFonts w:asciiTheme="majorHAnsi" w:hAnsiTheme="majorHAnsi" w:cs="Arial"/>
-      <w:color w:val="C45911" w:themeColor="accent2" w:themeShade="BF"/>
-      <w:sz w:val="32"/>
-      <w:szCs w:val="32"/>
-    </w:rPr>
-  </w:style>
-  <w:style w:type="paragraph" w:customStyle="1" w:styleId="C56A77BF8D0F4D658DD1A6993F7EE285">
-    <w:name w:val="C56A77BF8D0F4D658DD1A6993F7EE285"/>
-    <w:rsid w:val="00845257"/>
-  </w:style>
-  <w:style w:type="character" w:customStyle="1" w:styleId="OliveAuthorName">
-    <w:name w:val="Olive Author Name"/>
-    <w:basedOn w:val="DefaultParagraphFont"/>
-    <w:uiPriority w:val="1"/>
-    <w:qFormat/>
-    <w:rsid w:val="00CD36B7"/>
-    <w:rPr>
-      <w:b/>
-      <w:bCs/>
-      <w:caps/>
-      <w:smallCaps w:val="0"/>
-      <w:noProof/>
-      <w:color w:val="C45911" w:themeColor="accent2" w:themeShade="BF"/>
-      <w:sz w:val="24"/>
-      <w:szCs w:val="24"/>
-    </w:rPr>
-  </w:style>
-  <w:style w:type="paragraph" w:customStyle="1" w:styleId="FE27803F18C8485DAD913FB16CF632AD">
-    <w:name w:val="FE27803F18C8485DAD913FB16CF632AD"/>
-    <w:rsid w:val="00845257"/>
-  </w:style>
-  <w:style w:type="paragraph" w:customStyle="1" w:styleId="OliveBodyCopy">
-    <w:name w:val="Olive Body Copy"/>
-    <w:basedOn w:val="Normal"/>
-    <w:qFormat/>
-    <w:rsid w:val="00CD36B7"/>
-    <w:pPr>
-      <w:spacing w:after="0" w:line="240" w:lineRule="auto"/>
-    </w:pPr>
-    <w:rPr>
-      <w:rFonts w:eastAsiaTheme="minorHAnsi"/>
-      <w:color w:val="C45911" w:themeColor="accent2" w:themeShade="BF"/>
-    </w:rPr>
-  </w:style>
-  <w:style w:type="paragraph" w:customStyle="1" w:styleId="78C6A362F0074E1393EBE04FA6A98B23">
-    <w:name w:val="78C6A362F0074E1393EBE04FA6A98B23"/>
-    <w:rsid w:val="00845257"/>
-  </w:style>
-  <w:style w:type="character" w:customStyle="1" w:styleId="BrownArticleTitle">
-    <w:name w:val="Brown Article Title"/>
-    <w:basedOn w:val="DefaultParagraphFont"/>
-    <w:uiPriority w:val="1"/>
-    <w:qFormat/>
-    <w:rsid w:val="00CD36B7"/>
-    <w:rPr>
-      <w:rFonts w:asciiTheme="majorHAnsi" w:hAnsiTheme="majorHAnsi"/>
-      <w:b/>
-      <w:bCs/>
-      <w:noProof/>
-      <w:color w:val="2F5496" w:themeColor="accent1" w:themeShade="BF"/>
-      <w:sz w:val="72"/>
-      <w:szCs w:val="72"/>
-    </w:rPr>
-  </w:style>
-  <w:style w:type="paragraph" w:customStyle="1" w:styleId="CF230EE9C364411ABF618C2160270A29">
-    <w:name w:val="CF230EE9C364411ABF618C2160270A29"/>
-    <w:rsid w:val="00845257"/>
-  </w:style>
-  <w:style w:type="character" w:customStyle="1" w:styleId="BrownArticleSubtitle">
-    <w:name w:val="Brown Article Subtitle"/>
-    <w:basedOn w:val="DefaultParagraphFont"/>
-    <w:uiPriority w:val="1"/>
-    <w:qFormat/>
-    <w:rsid w:val="00CD36B7"/>
-    <w:rPr>
-      <w:rFonts w:asciiTheme="majorHAnsi" w:hAnsiTheme="majorHAnsi" w:cs="Arial"/>
-      <w:noProof/>
-      <w:color w:val="2F5496" w:themeColor="accent1" w:themeShade="BF"/>
-      <w:sz w:val="48"/>
-      <w:szCs w:val="48"/>
-    </w:rPr>
-  </w:style>
-  <w:style w:type="paragraph" w:customStyle="1" w:styleId="BFD9D5215E234BA78B84FE99CC2050E6">
-    <w:name w:val="BFD9D5215E234BA78B84FE99CC2050E6"/>
-    <w:rsid w:val="00845257"/>
-  </w:style>
-  <w:style w:type="character" w:customStyle="1" w:styleId="BrownAuthorName">
-    <w:name w:val="Brown Author Name"/>
-    <w:basedOn w:val="DefaultParagraphFont"/>
-    <w:uiPriority w:val="1"/>
-    <w:qFormat/>
-    <w:rsid w:val="00CD36B7"/>
-    <w:rPr>
-      <w:b/>
-      <w:bCs/>
-      <w:caps/>
-      <w:smallCaps w:val="0"/>
-      <w:color w:val="2F5496" w:themeColor="accent1" w:themeShade="BF"/>
-      <w:sz w:val="24"/>
-      <w:szCs w:val="24"/>
-    </w:rPr>
-  </w:style>
-  <w:style w:type="paragraph" w:customStyle="1" w:styleId="BrownBodyCopy">
-    <w:name w:val="Brown Body Copy"/>
-    <w:basedOn w:val="Normal"/>
-    <w:qFormat/>
-    <w:rsid w:val="00CD36B7"/>
-    <w:pPr>
-      <w:spacing w:after="0" w:line="240" w:lineRule="auto"/>
-    </w:pPr>
-    <w:rPr>
-      <w:rFonts w:eastAsiaTheme="minorHAnsi"/>
-      <w:color w:val="2F5496" w:themeColor="accent1" w:themeShade="BF"/>
-    </w:rPr>
-  </w:style>
-  <w:style w:type="paragraph" w:customStyle="1" w:styleId="5489237864874D5BB23AB0191B6C5699">
-    <w:name w:val="5489237864874D5BB23AB0191B6C5699"/>
-    <w:rsid w:val="00A03208"/>
-  </w:style>
-  <w:style w:type="paragraph" w:customStyle="1" w:styleId="A78C1103873742629F97224679D41233">
-    <w:name w:val="A78C1103873742629F97224679D41233"/>
-    <w:rsid w:val="00A22F84"/>
-  </w:style>
-  <w:style w:type="paragraph" w:customStyle="1" w:styleId="9B3A3C8333444C0C80571CD3F8748170">
-    <w:name w:val="9B3A3C8333444C0C80571CD3F8748170"/>
-    <w:rsid w:val="00A22F84"/>
-  </w:style>
-  <w:style w:type="paragraph" w:customStyle="1" w:styleId="7171372BC02143058F16559235C4651B">
-    <w:name w:val="7171372BC02143058F16559235C4651B"/>
-    <w:rsid w:val="00A22F84"/>
-  </w:style>
-  <w:style w:type="paragraph" w:customStyle="1" w:styleId="6B4BE9009BD742238F623DC0911817CD">
-    <w:name w:val="6B4BE9009BD742238F623DC0911817CD"/>
-    <w:rsid w:val="00A22F84"/>
-  </w:style>
-  <w:style w:type="paragraph" w:customStyle="1" w:styleId="0EFB6BE8447443ED92D77CA208DF6031">
-    <w:name w:val="0EFB6BE8447443ED92D77CA208DF6031"/>
-    <w:rsid w:val="00A03208"/>
-    <w:pPr>
-      <w:spacing w:after="0" w:line="240" w:lineRule="auto"/>
-    </w:pPr>
-    <w:rPr>
-      <w:rFonts w:eastAsiaTheme="minorHAnsi"/>
-      <w:color w:val="2F5496" w:themeColor="accent1" w:themeShade="BF"/>
-    </w:rPr>
-  </w:style>
-  <w:style w:type="paragraph" w:customStyle="1" w:styleId="PullQuote">
-    <w:name w:val="Pull Quote"/>
-    <w:basedOn w:val="Normal"/>
-    <w:qFormat/>
-    <w:rsid w:val="00CD36B7"/>
-    <w:pPr>
-      <w:spacing w:after="0" w:line="240" w:lineRule="auto"/>
-      <w:jc w:val="center"/>
-    </w:pPr>
-    <w:rPr>
-      <w:rFonts w:asciiTheme="majorHAnsi" w:eastAsiaTheme="minorHAnsi" w:hAnsiTheme="majorHAnsi"/>
-      <w:color w:val="ED7D31" w:themeColor="accent2"/>
-      <w:sz w:val="40"/>
-      <w:szCs w:val="48"/>
-    </w:rPr>
-  </w:style>
-  <w:style w:type="paragraph" w:customStyle="1" w:styleId="D593D742F3064359B4F090A728A309ED">
-    <w:name w:val="D593D742F3064359B4F090A728A309ED"/>
-    <w:rsid w:val="00A22F84"/>
-  </w:style>
-  <w:style w:type="paragraph" w:customStyle="1" w:styleId="B114971D95514A4E863A2FC5F52D0083">
-    <w:name w:val="B114971D95514A4E863A2FC5F52D0083"/>
-    <w:rsid w:val="00A22F84"/>
-  </w:style>
-  <w:style w:type="paragraph" w:customStyle="1" w:styleId="26CF00401DB5457C83A65B96EC4F81B3">
-    <w:name w:val="26CF00401DB5457C83A65B96EC4F81B3"/>
-    <w:rsid w:val="00A22F84"/>
-  </w:style>
-  <w:style w:type="paragraph" w:customStyle="1" w:styleId="F6FEA16099E34154A0E6E15B62308BF7">
-    <w:name w:val="F6FEA16099E34154A0E6E15B62308BF7"/>
-    <w:rsid w:val="00A03208"/>
-  </w:style>
-  <w:style w:type="paragraph" w:styleId="Footer">
-    <w:name w:val="footer"/>
-    <w:basedOn w:val="Normal"/>
-    <w:link w:val="FooterChar"/>
-    <w:uiPriority w:val="99"/>
-    <w:unhideWhenUsed/>
-    <w:rsid w:val="00CD36B7"/>
-    <w:pPr>
-      <w:tabs>
-        <w:tab w:val="center" w:pos="4680"/>
-        <w:tab w:val="right" w:pos="9360"/>
-      </w:tabs>
-      <w:spacing w:after="0" w:line="240" w:lineRule="auto"/>
-      <w:jc w:val="right"/>
-    </w:pPr>
-    <w:rPr>
-      <w:rFonts w:asciiTheme="majorHAnsi" w:eastAsiaTheme="minorHAnsi" w:hAnsiTheme="majorHAnsi"/>
-      <w:b/>
-    </w:rPr>
-  </w:style>
-  <w:style w:type="character" w:customStyle="1" w:styleId="FooterChar">
-    <w:name w:val="Footer Char"/>
-    <w:basedOn w:val="DefaultParagraphFont"/>
-    <w:link w:val="Footer"/>
-    <w:uiPriority w:val="99"/>
-    <w:rsid w:val="00CD36B7"/>
-    <w:rPr>
-      <w:rFonts w:asciiTheme="majorHAnsi" w:eastAsiaTheme="minorHAnsi" w:hAnsiTheme="majorHAnsi"/>
-      <w:b/>
-    </w:rPr>
-  </w:style>
-  <w:style w:type="paragraph" w:styleId="Header">
-    <w:name w:val="header"/>
-    <w:basedOn w:val="Normal"/>
-    <w:link w:val="HeaderChar"/>
-    <w:uiPriority w:val="99"/>
-    <w:unhideWhenUsed/>
-    <w:rsid w:val="00CD36B7"/>
-    <w:pPr>
-      <w:tabs>
-        <w:tab w:val="center" w:pos="4680"/>
-        <w:tab w:val="right" w:pos="9360"/>
-      </w:tabs>
-      <w:spacing w:after="0" w:line="240" w:lineRule="auto"/>
-      <w:jc w:val="center"/>
-    </w:pPr>
-    <w:rPr>
-      <w:rFonts w:asciiTheme="majorHAnsi" w:eastAsiaTheme="minorHAnsi" w:hAnsiTheme="majorHAnsi"/>
-      <w:b/>
-    </w:rPr>
-  </w:style>
-  <w:style w:type="character" w:customStyle="1" w:styleId="HeaderChar">
-    <w:name w:val="Header Char"/>
-    <w:basedOn w:val="DefaultParagraphFont"/>
-    <w:link w:val="Header"/>
-    <w:uiPriority w:val="99"/>
-    <w:rsid w:val="00CD36B7"/>
-    <w:rPr>
-      <w:rFonts w:asciiTheme="majorHAnsi" w:eastAsiaTheme="minorHAnsi" w:hAnsiTheme="majorHAnsi"/>
-      <w:b/>
-    </w:rPr>
-  </w:style>
-  <w:style w:type="character" w:styleId="CommentReference">
-    <w:name w:val="annotation reference"/>
-    <w:basedOn w:val="DefaultParagraphFont"/>
-    <w:uiPriority w:val="99"/>
-    <w:semiHidden/>
-    <w:unhideWhenUsed/>
-    <w:rsid w:val="00F80E59"/>
-    <w:rPr>
-      <w:sz w:val="16"/>
-      <w:szCs w:val="16"/>
-    </w:rPr>
-  </w:style>
-  <w:style w:type="paragraph" w:styleId="CommentText">
-    <w:name w:val="annotation text"/>
-    <w:basedOn w:val="Normal"/>
-    <w:link w:val="CommentTextChar"/>
-    <w:uiPriority w:val="99"/>
-    <w:semiHidden/>
-    <w:unhideWhenUsed/>
-    <w:rsid w:val="00F80E59"/>
-    <w:pPr>
-      <w:spacing w:line="240" w:lineRule="auto"/>
-    </w:pPr>
-    <w:rPr>
-      <w:sz w:val="20"/>
-      <w:szCs w:val="20"/>
-    </w:rPr>
-  </w:style>
-  <w:style w:type="character" w:customStyle="1" w:styleId="CommentTextChar">
-    <w:name w:val="Comment Text Char"/>
-    <w:basedOn w:val="DefaultParagraphFont"/>
-    <w:link w:val="CommentText"/>
-    <w:uiPriority w:val="99"/>
-    <w:semiHidden/>
-    <w:rsid w:val="00F80E59"/>
-    <w:rPr>
-      <w:sz w:val="20"/>
-      <w:szCs w:val="20"/>
-    </w:rPr>
-  </w:style>
-  <w:style w:type="paragraph" w:styleId="CommentSubject">
-    <w:name w:val="annotation subject"/>
-    <w:basedOn w:val="Normal"/>
-    <w:next w:val="Normal"/>
-    <w:link w:val="CommentSubjectChar"/>
-    <w:uiPriority w:val="99"/>
-    <w:semiHidden/>
-    <w:unhideWhenUsed/>
-    <w:rsid w:val="00CD36B7"/>
-    <w:pPr>
-      <w:spacing w:line="240" w:lineRule="auto"/>
-    </w:pPr>
-    <w:rPr>
-      <w:rFonts w:eastAsiaTheme="minorHAnsi"/>
-      <w:b/>
-      <w:bCs/>
-      <w:sz w:val="20"/>
-      <w:szCs w:val="20"/>
-    </w:rPr>
-  </w:style>
-  <w:style w:type="character" w:customStyle="1" w:styleId="CommentSubjectChar">
-    <w:name w:val="Comment Subject Char"/>
-    <w:basedOn w:val="DefaultParagraphFont"/>
-    <w:link w:val="CommentSubject"/>
-    <w:uiPriority w:val="99"/>
-    <w:semiHidden/>
-    <w:rsid w:val="00CD36B7"/>
-    <w:rPr>
-      <w:rFonts w:eastAsiaTheme="minorHAnsi"/>
-      <w:b/>
-      <w:bCs/>
-      <w:sz w:val="20"/>
-      <w:szCs w:val="20"/>
-    </w:rPr>
-  </w:style>
-  <w:style w:type="paragraph" w:customStyle="1" w:styleId="0F45EFD868EF47B18F72DB91C0FA54CC9">
-    <w:name w:val="0F45EFD868EF47B18F72DB91C0FA54CC9"/>
-    <w:rsid w:val="00CD36B7"/>
-    <w:rPr>
-      <w:rFonts w:eastAsiaTheme="minorHAnsi"/>
-    </w:rPr>
-  </w:style>
-  <w:style w:type="paragraph" w:customStyle="1" w:styleId="29C0EC59DAA94E66B5F9ED522359FF619">
-    <w:name w:val="29C0EC59DAA94E66B5F9ED522359FF619"/>
-    <w:rsid w:val="00CD36B7"/>
-    <w:rPr>
-      <w:rFonts w:eastAsiaTheme="minorHAnsi"/>
-    </w:rPr>
-  </w:style>
-  <w:style w:type="paragraph" w:customStyle="1" w:styleId="A69310E611B248DFA31AA531E1ADDF6D9">
-    <w:name w:val="A69310E611B248DFA31AA531E1ADDF6D9"/>
-    <w:rsid w:val="00CD36B7"/>
-    <w:rPr>
-      <w:rFonts w:eastAsiaTheme="minorHAnsi"/>
-    </w:rPr>
-  </w:style>
-  <w:style w:type="paragraph" w:customStyle="1" w:styleId="A93461C57CBD4FD6A3D298E27278E90A9">
-    <w:name w:val="A93461C57CBD4FD6A3D298E27278E90A9"/>
-    <w:rsid w:val="00CD36B7"/>
-    <w:rPr>
-      <w:rFonts w:eastAsiaTheme="minorHAnsi"/>
-    </w:rPr>
-  </w:style>
-  <w:style w:type="paragraph" w:customStyle="1" w:styleId="0AF037D2B6534D13B62DDC2014D26EFA9">
-    <w:name w:val="0AF037D2B6534D13B62DDC2014D26EFA9"/>
-    <w:rsid w:val="00CD36B7"/>
-    <w:rPr>
-      <w:rFonts w:eastAsiaTheme="minorHAnsi"/>
-    </w:rPr>
-  </w:style>
-  <w:style w:type="paragraph" w:customStyle="1" w:styleId="883B0FF4B67845068589C0602C43DA0A9">
-    <w:name w:val="883B0FF4B67845068589C0602C43DA0A9"/>
-    <w:rsid w:val="00CD36B7"/>
-    <w:rPr>
-      <w:rFonts w:eastAsiaTheme="minorHAnsi"/>
-    </w:rPr>
-  </w:style>
-  <w:style w:type="paragraph" w:customStyle="1" w:styleId="A0AF1C4B4F1A4DFB9BEA77689C42032D9">
-    <w:name w:val="A0AF1C4B4F1A4DFB9BEA77689C42032D9"/>
-    <w:rsid w:val="00CD36B7"/>
-    <w:rPr>
-      <w:rFonts w:eastAsiaTheme="minorHAnsi"/>
-    </w:rPr>
-  </w:style>
-  <w:style w:type="paragraph" w:customStyle="1" w:styleId="D37E944F564A489CA9E5519F75EB57819">
-    <w:name w:val="D37E944F564A489CA9E5519F75EB57819"/>
-    <w:rsid w:val="00CD36B7"/>
-    <w:rPr>
-      <w:rFonts w:eastAsiaTheme="minorHAnsi"/>
-    </w:rPr>
-  </w:style>
-  <w:style w:type="paragraph" w:customStyle="1" w:styleId="DC9D654F890D4F508DD9A79D3F68DEC09">
-    <w:name w:val="DC9D654F890D4F508DD9A79D3F68DEC09"/>
-    <w:rsid w:val="00CD36B7"/>
-    <w:rPr>
-      <w:rFonts w:eastAsiaTheme="minorHAnsi"/>
-    </w:rPr>
-  </w:style>
-  <w:style w:type="paragraph" w:customStyle="1" w:styleId="1361437632ED4F729C3189FD115AF6719">
-    <w:name w:val="1361437632ED4F729C3189FD115AF6719"/>
-    <w:rsid w:val="00CD36B7"/>
-    <w:rPr>
-      <w:rFonts w:eastAsiaTheme="minorHAnsi"/>
-    </w:rPr>
-  </w:style>
-  <w:style w:type="paragraph" w:customStyle="1" w:styleId="FA8A57426FC240D496BA425A617CB8799">
-    <w:name w:val="FA8A57426FC240D496BA425A617CB8799"/>
-    <w:rsid w:val="00CD36B7"/>
-    <w:pPr>
-      <w:spacing w:after="0" w:line="240" w:lineRule="auto"/>
-    </w:pPr>
-    <w:rPr>
-      <w:rFonts w:eastAsiaTheme="minorHAnsi"/>
-      <w:color w:val="2F5496" w:themeColor="accent1" w:themeShade="BF"/>
-    </w:rPr>
-  </w:style>
-  <w:style w:type="paragraph" w:customStyle="1" w:styleId="C97A748409074CF49F380C57E448B1B49">
-    <w:name w:val="C97A748409074CF49F380C57E448B1B49"/>
-    <w:rsid w:val="00CD36B7"/>
-    <w:pPr>
-      <w:spacing w:after="0" w:line="240" w:lineRule="auto"/>
-    </w:pPr>
-    <w:rPr>
-      <w:rFonts w:eastAsiaTheme="minorHAnsi"/>
-      <w:color w:val="2F5496" w:themeColor="accent1" w:themeShade="BF"/>
-    </w:rPr>
-  </w:style>
-  <w:style w:type="paragraph" w:customStyle="1" w:styleId="BC662AECC92048F9A4993AEE5DAC4A699">
-    <w:name w:val="BC662AECC92048F9A4993AEE5DAC4A699"/>
-    <w:rsid w:val="00CD36B7"/>
-    <w:rPr>
-      <w:rFonts w:eastAsiaTheme="minorHAnsi"/>
-    </w:rPr>
-  </w:style>
-  <w:style w:type="paragraph" w:customStyle="1" w:styleId="02E67418B67C4F93A3C955A60CBBA6839">
-    <w:name w:val="02E67418B67C4F93A3C955A60CBBA6839"/>
-    <w:rsid w:val="00CD36B7"/>
-    <w:rPr>
-      <w:rFonts w:eastAsiaTheme="minorHAnsi"/>
-    </w:rPr>
-  </w:style>
-  <w:style w:type="paragraph" w:customStyle="1" w:styleId="251EEC018E6345D8AC7BA9274910FEAE9">
-    <w:name w:val="251EEC018E6345D8AC7BA9274910FEAE9"/>
-    <w:rsid w:val="00CD36B7"/>
-    <w:rPr>
-      <w:rFonts w:eastAsiaTheme="minorHAnsi"/>
-    </w:rPr>
-  </w:style>
-  <w:style w:type="paragraph" w:customStyle="1" w:styleId="7FF75B73BAB344CCA4976C3B7680B6B29">
-    <w:name w:val="7FF75B73BAB344CCA4976C3B7680B6B29"/>
-    <w:rsid w:val="00CD36B7"/>
-    <w:rPr>
-      <w:rFonts w:eastAsiaTheme="minorHAnsi"/>
-    </w:rPr>
-  </w:style>
-  <w:style w:type="paragraph" w:customStyle="1" w:styleId="9548B3B2E5C0440B9FBACA70EE743B5F9">
-    <w:name w:val="9548B3B2E5C0440B9FBACA70EE743B5F9"/>
-    <w:rsid w:val="00CD36B7"/>
-    <w:rPr>
-      <w:rFonts w:eastAsiaTheme="minorHAnsi"/>
-    </w:rPr>
-  </w:style>
-  <w:style w:type="paragraph" w:customStyle="1" w:styleId="DB7BF96A01E740A4AFD5EEF3663689819">
-    <w:name w:val="DB7BF96A01E740A4AFD5EEF3663689819"/>
-    <w:rsid w:val="00CD36B7"/>
-    <w:rPr>
-      <w:rFonts w:eastAsiaTheme="minorHAnsi"/>
-    </w:rPr>
-  </w:style>
-  <w:style w:type="paragraph" w:customStyle="1" w:styleId="D4488250BBCE49E6A66BE66AC9A0200B9">
-    <w:name w:val="D4488250BBCE49E6A66BE66AC9A0200B9"/>
-    <w:rsid w:val="00CD36B7"/>
-    <w:pPr>
-      <w:spacing w:after="0" w:line="240" w:lineRule="auto"/>
-    </w:pPr>
-    <w:rPr>
-      <w:rFonts w:eastAsiaTheme="minorHAnsi"/>
-      <w:color w:val="2F5496" w:themeColor="accent1" w:themeShade="BF"/>
-    </w:rPr>
-  </w:style>
-  <w:style w:type="paragraph" w:customStyle="1" w:styleId="2FF9B5FB6519462384347742D4DEA1BE9">
-    <w:name w:val="2FF9B5FB6519462384347742D4DEA1BE9"/>
-    <w:rsid w:val="00CD36B7"/>
-    <w:pPr>
-      <w:spacing w:after="0" w:line="240" w:lineRule="auto"/>
-    </w:pPr>
-    <w:rPr>
-      <w:rFonts w:eastAsiaTheme="minorHAnsi"/>
-      <w:color w:val="C45911" w:themeColor="accent2" w:themeShade="BF"/>
-    </w:rPr>
-  </w:style>
-  <w:style w:type="paragraph" w:customStyle="1" w:styleId="DA5FC68694C94BB19E09752A2A094E1A9">
-    <w:name w:val="DA5FC68694C94BB19E09752A2A094E1A9"/>
-    <w:rsid w:val="00CD36B7"/>
-    <w:pPr>
-      <w:spacing w:after="0" w:line="240" w:lineRule="auto"/>
-    </w:pPr>
-    <w:rPr>
-      <w:rFonts w:eastAsiaTheme="minorHAnsi"/>
-      <w:color w:val="C45911" w:themeColor="accent2" w:themeShade="BF"/>
-    </w:rPr>
-  </w:style>
-  <w:style w:type="paragraph" w:customStyle="1" w:styleId="8FBFAB261021462E87496606F56BB87F9">
-    <w:name w:val="8FBFAB261021462E87496606F56BB87F9"/>
-    <w:rsid w:val="00CD36B7"/>
-    <w:rPr>
-      <w:rFonts w:eastAsiaTheme="minorHAnsi"/>
-    </w:rPr>
-  </w:style>
-  <w:style w:type="paragraph" w:customStyle="1" w:styleId="B9AD9DE8EF3247638F53645093144AA89">
-    <w:name w:val="B9AD9DE8EF3247638F53645093144AA89"/>
-    <w:rsid w:val="00CD36B7"/>
-    <w:rPr>
-      <w:rFonts w:eastAsiaTheme="minorHAnsi"/>
-    </w:rPr>
-  </w:style>
-  <w:style w:type="paragraph" w:customStyle="1" w:styleId="C109686A328F4F7B996990B6759489FB9">
-    <w:name w:val="C109686A328F4F7B996990B6759489FB9"/>
-    <w:rsid w:val="00CD36B7"/>
-    <w:rPr>
-      <w:rFonts w:eastAsiaTheme="minorHAnsi"/>
-    </w:rPr>
-  </w:style>
-  <w:style w:type="paragraph" w:customStyle="1" w:styleId="9CFB764115654973AC5126EE9AFC9E6F9">
-    <w:name w:val="9CFB764115654973AC5126EE9AFC9E6F9"/>
-    <w:rsid w:val="00CD36B7"/>
-    <w:rPr>
-      <w:rFonts w:eastAsiaTheme="minorHAnsi"/>
-    </w:rPr>
-  </w:style>
-  <w:style w:type="paragraph" w:customStyle="1" w:styleId="B258E1CB87A543368AF15D54748ADFF69">
-    <w:name w:val="B258E1CB87A543368AF15D54748ADFF69"/>
-    <w:rsid w:val="00CD36B7"/>
-    <w:rPr>
-      <w:rFonts w:eastAsiaTheme="minorHAnsi"/>
-    </w:rPr>
-  </w:style>
-  <w:style w:type="paragraph" w:customStyle="1" w:styleId="BA403E4FDBAE44D5B34477F5AB555F2B9">
-    <w:name w:val="BA403E4FDBAE44D5B34477F5AB555F2B9"/>
-    <w:rsid w:val="00CD36B7"/>
-    <w:pPr>
-      <w:spacing w:after="0" w:line="240" w:lineRule="auto"/>
-    </w:pPr>
-    <w:rPr>
-      <w:rFonts w:eastAsiaTheme="minorHAnsi"/>
-      <w:color w:val="2F5496" w:themeColor="accent1" w:themeShade="BF"/>
-    </w:rPr>
-  </w:style>
-</w:styles>
-</file>
-
-<file path=word/glossary/webSettings2.xml><?xml version="1.0" encoding="utf-8"?>
-<w:webSettings xmlns:mc="http://schemas.openxmlformats.org/markup-compatibility/2006" xmlns:r="http://schemas.openxmlformats.org/officeDocument/2006/relationships" xmlns:w="http://schemas.openxmlformats.org/wordprocessingml/2006/main" xmlns:w14="http://schemas.microsoft.com/office/word/2010/wordml" xmlns:w15="http://schemas.microsoft.com/office/word/2012/wordml" xmlns:w16cex="http://schemas.microsoft.com/office/word/2018/wordml/cex" xmlns:w16cid="http://schemas.microsoft.com/office/word/2016/wordml/cid" xmlns:w16="http://schemas.microsoft.com/office/word/2018/wordml" xmlns:w16se="http://schemas.microsoft.com/office/word/2015/wordml/symex" mc:Ignorable="w14 w15 w16se w16cid w16 w16cex">
-  <w:optimizeForBrowser/>
-  <w:allowPNG/>
-</w:webSettings>
-</file>
-
 <file path=word/theme/theme11.xml><?xml version="1.0" encoding="utf-8"?>
 <a:theme xmlns:a="http://schemas.openxmlformats.org/drawingml/2006/main" name="Office Theme">
   <a:themeElements>
@@ -10378,313 +7245,4 @@
     </a:ext>
   </a:extLst>
 </a:theme>
-</file>
-
-<file path=customXml/item13.xml><?xml version="1.0" encoding="utf-8"?>
-<p:properties xmlns:p="http://schemas.microsoft.com/office/2006/metadata/properties" xmlns:xsi="http://www.w3.org/2001/XMLSchema-instance" xmlns:pc="http://schemas.microsoft.com/office/infopath/2007/PartnerControls">
-  <documentManagement>
-    <Status xmlns="71af3243-3dd4-4a8d-8c0d-dd76da1f02a5">Not started</Status>
-    <MediaServiceKeyPoints xmlns="71af3243-3dd4-4a8d-8c0d-dd76da1f02a5" xsi:nil="true"/>
-    <_ip_UnifiedCompliancePolicyUIAction xmlns="http://schemas.microsoft.com/sharepoint/v3" xsi:nil="true"/>
-    <_ip_UnifiedCompliancePolicyProperties xmlns="http://schemas.microsoft.com/sharepoint/v3" xsi:nil="true"/>
-  </documentManagement>
-</p:properties>
-</file>
-
-<file path=customXml/item22.xml><?xml version="1.0" encoding="utf-8"?>
-<?mso-contentType ?>
-<FormTemplates xmlns="http://schemas.microsoft.com/sharepoint/v3/contenttype/forms">
-  <Display>DocumentLibraryForm</Display>
-  <Edit>DocumentLibraryForm</Edit>
-  <New>DocumentLibraryForm</New>
-</FormTemplates>
-</file>
-
-<file path=customXml/item3.xml><?xml version="1.0" encoding="utf-8"?>
-<ct:contentTypeSchema xmlns:ct="http://schemas.microsoft.com/office/2006/metadata/contentType" xmlns:ma="http://schemas.microsoft.com/office/2006/metadata/properties/metaAttributes" ct:_="" ma:_="" ma:contentTypeName="Document" ma:contentTypeID="0x01010079F111ED35F8CC479449609E8A0923A6" ma:contentTypeVersion="14" ma:contentTypeDescription="Create a new document." ma:contentTypeScope="" ma:versionID="05da067f564d8fadb8208789273e4bd2">
-  <xsd:schema xmlns:xsd="http://www.w3.org/2001/XMLSchema" xmlns:xs="http://www.w3.org/2001/XMLSchema" xmlns:p="http://schemas.microsoft.com/office/2006/metadata/properties" xmlns:ns1="http://schemas.microsoft.com/sharepoint/v3" xmlns:ns2="71af3243-3dd4-4a8d-8c0d-dd76da1f02a5" xmlns:ns3="16c05727-aa75-4e4a-9b5f-8a80a1165891" targetNamespace="http://schemas.microsoft.com/office/2006/metadata/properties" ma:root="true" ma:fieldsID="5c2e0b8a243a7d7e10f89cd2bcc7521b" ns1:_="" ns2:_="" ns3:_="">
-    <xsd:import namespace="http://schemas.microsoft.com/sharepoint/v3"/>
-    <xsd:import namespace="71af3243-3dd4-4a8d-8c0d-dd76da1f02a5"/>
-    <xsd:import namespace="16c05727-aa75-4e4a-9b5f-8a80a1165891"/>
-    <xsd:element name="properties">
-      <xsd:complexType>
-        <xsd:sequence>
-          <xsd:element name="documentManagement">
-            <xsd:complexType>
-              <xsd:all>
-                <xsd:element ref="ns2:MediaServiceMetadata" minOccurs="0"/>
-                <xsd:element ref="ns2:MediaServiceFastMetadata" minOccurs="0"/>
-                <xsd:element ref="ns2:MediaServiceOCR" minOccurs="0"/>
-                <xsd:element ref="ns2:MediaServiceAutoTags" minOccurs="0"/>
-                <xsd:element ref="ns2:MediaServiceEventHashCode" minOccurs="0"/>
-                <xsd:element ref="ns2:MediaServiceGenerationTime" minOccurs="0"/>
-                <xsd:element ref="ns3:SharedWithUsers" minOccurs="0"/>
-                <xsd:element ref="ns3:SharedWithDetails" minOccurs="0"/>
-                <xsd:element ref="ns2:MediaServiceAutoKeyPoints" minOccurs="0"/>
-                <xsd:element ref="ns2:MediaServiceKeyPoints" minOccurs="0"/>
-                <xsd:element ref="ns2:MediaServiceDateTaken" minOccurs="0"/>
-                <xsd:element ref="ns2:Status" minOccurs="0"/>
-                <xsd:element ref="ns1:_ip_UnifiedCompliancePolicyProperties" minOccurs="0"/>
-                <xsd:element ref="ns1:_ip_UnifiedCompliancePolicyUIAction" minOccurs="0"/>
-              </xsd:all>
-            </xsd:complexType>
-          </xsd:element>
-        </xsd:sequence>
-      </xsd:complexType>
-    </xsd:element>
-  </xsd:schema>
-  <xsd:schema xmlns:xsd="http://www.w3.org/2001/XMLSchema" xmlns:xs="http://www.w3.org/2001/XMLSchema" xmlns:dms="http://schemas.microsoft.com/office/2006/documentManagement/types" xmlns:pc="http://schemas.microsoft.com/office/infopath/2007/PartnerControls" targetNamespace="http://schemas.microsoft.com/sharepoint/v3" elementFormDefault="qualified">
-    <xsd:import namespace="http://schemas.microsoft.com/office/2006/documentManagement/types"/>
-    <xsd:import namespace="http://schemas.microsoft.com/office/infopath/2007/PartnerControls"/>
-    <xsd:element name="_ip_UnifiedCompliancePolicyProperties" ma:index="20" nillable="true" ma:displayName="Unified Compliance Policy Properties" ma:hidden="true" ma:internalName="_ip_UnifiedCompliancePolicyProperties">
-      <xsd:simpleType>
-        <xsd:restriction base="dms:Note"/>
-      </xsd:simpleType>
-    </xsd:element>
-    <xsd:element name="_ip_UnifiedCompliancePolicyUIAction" ma:index="21" nillable="true" ma:displayName="Unified Compliance Policy UI Action" ma:hidden="true" ma:internalName="_ip_UnifiedCompliancePolicyUIAction">
-      <xsd:simpleType>
-        <xsd:restriction base="dms:Text"/>
-      </xsd:simpleType>
-    </xsd:element>
-  </xsd:schema>
-  <xsd:schema xmlns:xsd="http://www.w3.org/2001/XMLSchema" xmlns:xs="http://www.w3.org/2001/XMLSchema" xmlns:dms="http://schemas.microsoft.com/office/2006/documentManagement/types" xmlns:pc="http://schemas.microsoft.com/office/infopath/2007/PartnerControls" targetNamespace="71af3243-3dd4-4a8d-8c0d-dd76da1f02a5" elementFormDefault="qualified">
-    <xsd:import namespace="http://schemas.microsoft.com/office/2006/documentManagement/types"/>
-    <xsd:import namespace="http://schemas.microsoft.com/office/infopath/2007/PartnerControls"/>
-    <xsd:element name="MediaServiceMetadata" ma:index="8" nillable="true" ma:displayName="MediaServiceMetadata" ma:hidden="true" ma:internalName="MediaServiceMetadata" ma:readOnly="true">
-      <xsd:simpleType>
-        <xsd:restriction base="dms:Note"/>
-      </xsd:simpleType>
-    </xsd:element>
-    <xsd:element name="MediaServiceFastMetadata" ma:index="9" nillable="true" ma:displayName="MediaServiceFastMetadata" ma:hidden="true" ma:internalName="MediaServiceFastMetadata" ma:readOnly="true">
-      <xsd:simpleType>
-        <xsd:restriction base="dms:Note"/>
-      </xsd:simpleType>
-    </xsd:element>
-    <xsd:element name="MediaServiceOCR" ma:index="10" nillable="true" ma:displayName="MediaServiceOCR" ma:internalName="MediaServiceOCR" ma:readOnly="true">
-      <xsd:simpleType>
-        <xsd:restriction base="dms:Note">
-          <xsd:maxLength value="255"/>
-        </xsd:restriction>
-      </xsd:simpleType>
-    </xsd:element>
-    <xsd:element name="MediaServiceAutoTags" ma:index="11" nillable="true" ma:displayName="MediaServiceAutoTags" ma:internalName="MediaServiceAutoTags" ma:readOnly="true">
-      <xsd:simpleType>
-        <xsd:restriction base="dms:Text"/>
-      </xsd:simpleType>
-    </xsd:element>
-    <xsd:element name="MediaServiceEventHashCode" ma:index="12" nillable="true" ma:displayName="MediaServiceEventHashCode" ma:hidden="true" ma:internalName="MediaServiceEventHashCode" ma:readOnly="true">
-      <xsd:simpleType>
-        <xsd:restriction base="dms:Text"/>
-      </xsd:simpleType>
-    </xsd:element>
-    <xsd:element name="MediaServiceGenerationTime" ma:index="13" nillable="true" ma:displayName="MediaServiceGenerationTime" ma:hidden="true" ma:internalName="MediaServiceGenerationTime" ma:readOnly="true">
-      <xsd:simpleType>
-        <xsd:restriction base="dms:Text"/>
-      </xsd:simpleType>
-    </xsd:element>
-    <xsd:element name="MediaServiceAutoKeyPoints" ma:index="16" nillable="true" ma:displayName="MediaServiceAutoKeyPoints" ma:hidden="true" ma:internalName="MediaServiceAutoKeyPoints" ma:readOnly="true">
-      <xsd:simpleType>
-        <xsd:restriction base="dms:Note"/>
-      </xsd:simpleType>
-    </xsd:element>
-    <xsd:element name="MediaServiceKeyPoints" ma:index="17" nillable="true" ma:displayName="KeyPoints" ma:internalName="MediaServiceKeyPoints" ma:readOnly="false">
-      <xsd:simpleType>
-        <xsd:restriction base="dms:Note">
-          <xsd:maxLength value="255"/>
-        </xsd:restriction>
-      </xsd:simpleType>
-    </xsd:element>
-    <xsd:element name="MediaServiceDateTaken" ma:index="18" nillable="true" ma:displayName="MediaServiceDateTaken" ma:hidden="true" ma:internalName="MediaServiceDateTaken" ma:readOnly="true">
-      <xsd:simpleType>
-        <xsd:restriction base="dms:Text"/>
-      </xsd:simpleType>
-    </xsd:element>
-    <xsd:element name="Status" ma:index="19" nillable="true" ma:displayName="Status" ma:default="Not started" ma:format="Dropdown" ma:internalName="Status">
-      <xsd:simpleType>
-        <xsd:restriction base="dms:Choice">
-          <xsd:enumeration value="Not started"/>
-          <xsd:enumeration value="In Progress"/>
-          <xsd:enumeration value="Completed"/>
-        </xsd:restriction>
-      </xsd:simpleType>
-    </xsd:element>
-  </xsd:schema>
-  <xsd:schema xmlns:xsd="http://www.w3.org/2001/XMLSchema" xmlns:xs="http://www.w3.org/2001/XMLSchema" xmlns:dms="http://schemas.microsoft.com/office/2006/documentManagement/types" xmlns:pc="http://schemas.microsoft.com/office/infopath/2007/PartnerControls" targetNamespace="16c05727-aa75-4e4a-9b5f-8a80a1165891" elementFormDefault="qualified">
-    <xsd:import namespace="http://schemas.microsoft.com/office/2006/documentManagement/types"/>
-    <xsd:import namespace="http://schemas.microsoft.com/office/infopath/2007/PartnerControls"/>
-    <xsd:element name="SharedWithUsers" ma:index="14" nillable="true" ma:displayName="Shared With" ma:internalName="SharedWithUsers" ma:readOnly="true">
-      <xsd:complexType>
-        <xsd:complexContent>
-          <xsd:extension base="dms:UserMulti">
-            <xsd:sequence>
-              <xsd:element name="UserInfo" minOccurs="0" maxOccurs="unbounded">
-                <xsd:complexType>
-                  <xsd:sequence>
-                    <xsd:element name="DisplayName" type="xsd:string" minOccurs="0"/>
-                    <xsd:element name="AccountId" type="dms:UserId" minOccurs="0" nillable="true"/>
-                    <xsd:element name="AccountType" type="xsd:string" minOccurs="0"/>
-                  </xsd:sequence>
-                </xsd:complexType>
-              </xsd:element>
-            </xsd:sequence>
-          </xsd:extension>
-        </xsd:complexContent>
-      </xsd:complexType>
-    </xsd:element>
-    <xsd:element name="SharedWithDetails" ma:index="15" nillable="true" ma:displayName="Shared With Details" ma:internalName="SharedWithDetails" ma:readOnly="true">
-      <xsd:simpleType>
-        <xsd:restriction base="dms:Note">
-          <xsd:maxLength value="255"/>
-        </xsd:restriction>
-      </xsd:simpleType>
-    </xsd:element>
-  </xsd:schema>
-  <xsd:schema xmlns="http://schemas.openxmlformats.org/package/2006/metadata/core-properties" xmlns:xsd="http://www.w3.org/2001/XMLSchema" xmlns:xsi="http://www.w3.org/2001/XMLSchema-instance" xmlns:dc="http://purl.org/dc/elements/1.1/" xmlns:dcterms="http://purl.org/dc/terms/" xmlns:odoc="http://schemas.microsoft.com/internal/obd" targetNamespace="http://schemas.openxmlformats.org/package/2006/metadata/core-properties" elementFormDefault="qualified" attributeFormDefault="unqualified" blockDefault="#all">
-    <xsd:import namespace="http://purl.org/dc/elements/1.1/" schemaLocation="http://dublincore.org/schemas/xmls/qdc/2003/04/02/dc.xsd"/>
-    <xsd:import namespace="http://purl.org/dc/terms/" schemaLocation="http://dublincore.org/schemas/xmls/qdc/2003/04/02/dcterms.xsd"/>
-    <xsd:element name="coreProperties" type="CT_coreProperties"/>
-    <xsd:complexType name="CT_coreProperties">
-      <xsd:all>
-        <xsd:element ref="dc:creator" minOccurs="0" maxOccurs="1"/>
-        <xsd:element ref="dcterms:created" minOccurs="0" maxOccurs="1"/>
-        <xsd:element ref="dc:identifier" minOccurs="0" maxOccurs="1"/>
-        <xsd:element name="contentType" minOccurs="0" maxOccurs="1" type="xsd:string" ma:index="0" ma:displayName="Content Type"/>
-        <xsd:element ref="dc:title" minOccurs="0" maxOccurs="1" ma:index="4" ma:displayName="Title"/>
-        <xsd:element ref="dc:subject" minOccurs="0" maxOccurs="1"/>
-        <xsd:element ref="dc:description" minOccurs="0" maxOccurs="1"/>
-        <xsd:element name="keywords" minOccurs="0" maxOccurs="1" type="xsd:string"/>
-        <xsd:element ref="dc:language" minOccurs="0" maxOccurs="1"/>
-        <xsd:element name="category" minOccurs="0" maxOccurs="1" type="xsd:string"/>
-        <xsd:element name="version" minOccurs="0" maxOccurs="1" type="xsd:string"/>
-        <xsd:element name="revision" minOccurs="0" maxOccurs="1" type="xsd:string">
-          <xsd:annotation>
-            <xsd:documentation>
-                        This value indicates the number of saves or revisions. The application is responsible for updating this value after each revision.
-                    </xsd:documentation>
-          </xsd:annotation>
-        </xsd:element>
-        <xsd:element name="lastModifiedBy" minOccurs="0" maxOccurs="1" type="xsd:string"/>
-        <xsd:element ref="dcterms:modified" minOccurs="0" maxOccurs="1"/>
-        <xsd:element name="contentStatus" minOccurs="0" maxOccurs="1" type="xsd:string"/>
-      </xsd:all>
-    </xsd:complexType>
-  </xsd:schema>
-  <xs:schema xmlns:pc="http://schemas.microsoft.com/office/infopath/2007/PartnerControls" xmlns:xs="http://www.w3.org/2001/XMLSchema" targetNamespace="http://schemas.microsoft.com/office/infopath/2007/PartnerControls" elementFormDefault="qualified" attributeFormDefault="unqualified">
-    <xs:element name="Person">
-      <xs:complexType>
-        <xs:sequence>
-          <xs:element ref="pc:DisplayName" minOccurs="0"/>
-          <xs:element ref="pc:AccountId" minOccurs="0"/>
-          <xs:element ref="pc:AccountType" minOccurs="0"/>
-        </xs:sequence>
-      </xs:complexType>
-    </xs:element>
-    <xs:element name="DisplayName" type="xs:string"/>
-    <xs:element name="AccountId" type="xs:string"/>
-    <xs:element name="AccountType" type="xs:string"/>
-    <xs:element name="BDCAssociatedEntity">
-      <xs:complexType>
-        <xs:sequence>
-          <xs:element ref="pc:BDCEntity" minOccurs="0" maxOccurs="unbounded"/>
-        </xs:sequence>
-        <xs:attribute ref="pc:EntityNamespace"/>
-        <xs:attribute ref="pc:EntityName"/>
-        <xs:attribute ref="pc:SystemInstanceName"/>
-        <xs:attribute ref="pc:AssociationName"/>
-      </xs:complexType>
-    </xs:element>
-    <xs:attribute name="EntityNamespace" type="xs:string"/>
-    <xs:attribute name="EntityName" type="xs:string"/>
-    <xs:attribute name="SystemInstanceName" type="xs:string"/>
-    <xs:attribute name="AssociationName" type="xs:string"/>
-    <xs:element name="BDCEntity">
-      <xs:complexType>
-        <xs:sequence>
-          <xs:element ref="pc:EntityDisplayName" minOccurs="0"/>
-          <xs:element ref="pc:EntityInstanceReference" minOccurs="0"/>
-          <xs:element ref="pc:EntityId1" minOccurs="0"/>
-          <xs:element ref="pc:EntityId2" minOccurs="0"/>
-          <xs:element ref="pc:EntityId3" minOccurs="0"/>
-          <xs:element ref="pc:EntityId4" minOccurs="0"/>
-          <xs:element ref="pc:EntityId5" minOccurs="0"/>
-        </xs:sequence>
-      </xs:complexType>
-    </xs:element>
-    <xs:element name="EntityDisplayName" type="xs:string"/>
-    <xs:element name="EntityInstanceReference" type="xs:string"/>
-    <xs:element name="EntityId1" type="xs:string"/>
-    <xs:element name="EntityId2" type="xs:string"/>
-    <xs:element name="EntityId3" type="xs:string"/>
-    <xs:element name="EntityId4" type="xs:string"/>
-    <xs:element name="EntityId5" type="xs:string"/>
-    <xs:element name="Terms">
-      <xs:complexType>
-        <xs:sequence>
-          <xs:element ref="pc:TermInfo" minOccurs="0" maxOccurs="unbounded"/>
-        </xs:sequence>
-      </xs:complexType>
-    </xs:element>
-    <xs:element name="TermInfo">
-      <xs:complexType>
-        <xs:sequence>
-          <xs:element ref="pc:TermName" minOccurs="0"/>
-          <xs:element ref="pc:TermId" minOccurs="0"/>
-        </xs:sequence>
-      </xs:complexType>
-    </xs:element>
-    <xs:element name="TermName" type="xs:string"/>
-    <xs:element name="TermId" type="xs:string"/>
-  </xs:schema>
-</ct:contentTypeSchema>
-</file>
-
-<file path=customXml/item44.xml><?xml version="1.0" encoding="utf-8"?>
-<b:Sources xmlns:b="http://schemas.openxmlformats.org/officeDocument/2006/bibliography" xmlns="http://schemas.openxmlformats.org/officeDocument/2006/bibliography" SelectedStyle="\APASixthEditionOfficeOnline.xsl" StyleName="APA" Version="6"/>
-</file>
-
-<file path=customXml/itemProps13.xml><?xml version="1.0" encoding="utf-8"?>
-<ds:datastoreItem xmlns:ds="http://schemas.openxmlformats.org/officeDocument/2006/customXml" ds:itemID="{19499245-B18B-44B4-A81F-615071985042}">
-  <ds:schemaRefs>
-    <ds:schemaRef ds:uri="http://schemas.microsoft.com/office/2006/metadata/properties"/>
-    <ds:schemaRef ds:uri="http://schemas.microsoft.com/office/infopath/2007/PartnerControls"/>
-    <ds:schemaRef ds:uri="71af3243-3dd4-4a8d-8c0d-dd76da1f02a5"/>
-    <ds:schemaRef ds:uri="http://schemas.microsoft.com/sharepoint/v3"/>
-  </ds:schemaRefs>
-</ds:datastoreItem>
-</file>
-
-<file path=customXml/itemProps22.xml><?xml version="1.0" encoding="utf-8"?>
-<ds:datastoreItem xmlns:ds="http://schemas.openxmlformats.org/officeDocument/2006/customXml" ds:itemID="{B1756FAD-4D5D-4C81-8CC6-4D3D9CC80E82}">
-  <ds:schemaRefs>
-    <ds:schemaRef ds:uri="http://schemas.microsoft.com/sharepoint/v3/contenttype/forms"/>
-  </ds:schemaRefs>
-</ds:datastoreItem>
-</file>
-
-<file path=customXml/itemProps31.xml><?xml version="1.0" encoding="utf-8"?>
-<ds:datastoreItem xmlns:ds="http://schemas.openxmlformats.org/officeDocument/2006/customXml" ds:itemID="{726F743A-1C93-476B-81E8-72BBAE8A4BD6}">
-  <ds:schemaRefs>
-    <ds:schemaRef ds:uri="http://schemas.microsoft.com/office/2006/metadata/contentType"/>
-    <ds:schemaRef ds:uri="http://schemas.microsoft.com/office/2006/metadata/properties/metaAttributes"/>
-    <ds:schemaRef ds:uri="http://www.w3.org/2001/XMLSchema"/>
-    <ds:schemaRef ds:uri="http://schemas.microsoft.com/office/2006/metadata/properties"/>
-    <ds:schemaRef ds:uri="http://schemas.microsoft.com/sharepoint/v3"/>
-    <ds:schemaRef ds:uri="71af3243-3dd4-4a8d-8c0d-dd76da1f02a5"/>
-    <ds:schemaRef ds:uri="16c05727-aa75-4e4a-9b5f-8a80a1165891"/>
-    <ds:schemaRef ds:uri="http://schemas.microsoft.com/office/2006/documentManagement/types"/>
-    <ds:schemaRef ds:uri="http://schemas.microsoft.com/office/infopath/2007/PartnerControls"/>
-    <ds:schemaRef ds:uri="http://schemas.openxmlformats.org/package/2006/metadata/core-properties"/>
-    <ds:schemaRef ds:uri="http://purl.org/dc/elements/1.1/"/>
-    <ds:schemaRef ds:uri="http://purl.org/dc/terms/"/>
-    <ds:schemaRef ds:uri="http://schemas.microsoft.com/internal/obd"/>
-  </ds:schemaRefs>
-</ds:datastoreItem>
-</file>
-
-<file path=customXml/itemProps44.xml><?xml version="1.0" encoding="utf-8"?>
-<ds:datastoreItem xmlns:ds="http://schemas.openxmlformats.org/officeDocument/2006/customXml" ds:itemID="{2A7397D4-AEF2-492D-9ADC-7D4028F4B73A}">
-  <ds:schemaRefs>
-    <ds:schemaRef ds:uri="http://schemas.openxmlformats.org/officeDocument/2006/bibliography"/>
-  </ds:schemaRefs>
-</ds:datastoreItem>
 </file>